--- a/OBJECT ORIENTED PROGRAM.docx
+++ b/OBJECT ORIENTED PROGRAM.docx
@@ -2656,6 +2656,14 @@
           <w:sz w:val="28"/>
         </w:rPr>
       </w:pPr>
+    </w:p>
+    <w:p>
+      <w:pPr>
+        <w:rPr>
+          <w:rFonts w:ascii="Book Antiqua" w:hAnsi="Book Antiqua"/>
+          <w:sz w:val="28"/>
+        </w:rPr>
+      </w:pPr>
       <w:r>
         <w:rPr>
           <w:rFonts w:ascii="Book Antiqua" w:hAnsi="Book Antiqua"/>
@@ -2701,6 +2709,7 @@
           <w:rFonts w:ascii="Book Antiqua" w:hAnsi="Book Antiqua"/>
           <w:sz w:val="28"/>
         </w:rPr>
+        <w:lastRenderedPageBreak/>
         <w:t xml:space="preserve">2) </w:t>
       </w:r>
       <w:r>
@@ -3633,6 +3642,14 @@
     </w:p>
     <w:p>
       <w:pPr>
+        <w:rPr>
+          <w:rFonts w:ascii="Book Antiqua" w:hAnsi="Book Antiqua"/>
+          <w:sz w:val="28"/>
+        </w:rPr>
+      </w:pPr>
+    </w:p>
+    <w:p>
+      <w:pPr>
         <w:jc w:val="center"/>
         <w:rPr>
           <w:rFonts w:ascii="Book Antiqua" w:hAnsi="Book Antiqua"/>
@@ -3648,6 +3665,7 @@
           <w:szCs w:val="40"/>
           <w:lang w:val="en-IN"/>
         </w:rPr>
+        <w:lastRenderedPageBreak/>
         <w:t>WEEK-2</w:t>
       </w:r>
     </w:p>
@@ -3665,7 +3683,7 @@
           <w:sz w:val="28"/>
           <w:lang w:val="en-IN"/>
         </w:rPr>
-        <w:t>3)</w:t>
+        <w:t>1</w:t>
       </w:r>
       <w:r>
         <w:rPr>
@@ -3673,6 +3691,14 @@
           <w:sz w:val="28"/>
           <w:lang w:val="en-IN"/>
         </w:rPr>
+        <w:t>)</w:t>
+      </w:r>
+      <w:r>
+        <w:rPr>
+          <w:rFonts w:ascii="Book Antiqua" w:hAnsi="Book Antiqua"/>
+          <w:sz w:val="28"/>
+          <w:lang w:val="en-IN"/>
+        </w:rPr>
         <w:t xml:space="preserve">write a java </w:t>
       </w:r>
       <w:r>
@@ -3714,7 +3740,6 @@
           <w:b/>
           <w:sz w:val="28"/>
         </w:rPr>
-        <w:lastRenderedPageBreak/>
         <w:t>CODE:</w:t>
       </w:r>
     </w:p>
@@ -4372,8 +4397,8 @@
         <w:tblLook w:val="04A0" w:firstRow="1" w:lastRow="0" w:firstColumn="1" w:lastColumn="0" w:noHBand="0" w:noVBand="1"/>
       </w:tblPr>
       <w:tblGrid>
-        <w:gridCol w:w="3507"/>
-        <w:gridCol w:w="5925"/>
+        <w:gridCol w:w="4110"/>
+        <w:gridCol w:w="5322"/>
       </w:tblGrid>
       <w:tr>
         <w:trPr>
@@ -4381,7 +4406,7 @@
         </w:trPr>
         <w:tc>
           <w:tcPr>
-            <w:tcW w:w="3507" w:type="dxa"/>
+            <w:tcW w:w="4110" w:type="dxa"/>
             <w:tcBorders>
               <w:top w:val="single" w:sz="4" w:space="0" w:color="000000"/>
               <w:left w:val="single" w:sz="4" w:space="0" w:color="000000"/>
@@ -4411,7 +4436,7 @@
         </w:tc>
         <w:tc>
           <w:tcPr>
-            <w:tcW w:w="5925" w:type="dxa"/>
+            <w:tcW w:w="5322" w:type="dxa"/>
             <w:tcBorders>
               <w:top w:val="single" w:sz="4" w:space="0" w:color="000000"/>
               <w:left w:val="single" w:sz="4" w:space="0" w:color="000000"/>
@@ -4442,11 +4467,11 @@
       </w:tr>
       <w:tr>
         <w:trPr>
-          <w:trHeight w:val="1315"/>
+          <w:trHeight w:val="769"/>
         </w:trPr>
         <w:tc>
           <w:tcPr>
-            <w:tcW w:w="3507" w:type="dxa"/>
+            <w:tcW w:w="4110" w:type="dxa"/>
             <w:tcBorders>
               <w:top w:val="single" w:sz="4" w:space="0" w:color="000000"/>
               <w:left w:val="single" w:sz="4" w:space="0" w:color="000000"/>
@@ -4466,30 +4491,29 @@
                 <w:rFonts w:ascii="Book Antiqua" w:hAnsi="Book Antiqua"/>
                 <w:sz w:val="28"/>
               </w:rPr>
-              <w:t xml:space="preserve">For root in java we </w:t>
+              <w:t xml:space="preserve">For root in </w:t>
             </w:r>
-          </w:p>
-          <w:p>
-            <w:pPr>
+            <w:proofErr w:type="gramStart"/>
+            <w:r>
               <w:rPr>
                 <w:rFonts w:ascii="Book Antiqua" w:hAnsi="Book Antiqua"/>
-                <w:b/>
-                <w:bCs/>
-                <w:sz w:val="28"/>
-              </w:rPr>
-            </w:pPr>
+                <w:sz w:val="28"/>
+              </w:rPr>
+              <w:t>java</w:t>
+            </w:r>
+            <w:proofErr w:type="gramEnd"/>
             <w:r>
               <w:rPr>
                 <w:rFonts w:ascii="Book Antiqua" w:hAnsi="Book Antiqua"/>
                 <w:sz w:val="28"/>
               </w:rPr>
-              <w:t>don’t use **.</w:t>
+              <w:t xml:space="preserve"> we don’t use **.</w:t>
             </w:r>
           </w:p>
         </w:tc>
         <w:tc>
           <w:tcPr>
-            <w:tcW w:w="5925" w:type="dxa"/>
+            <w:tcW w:w="5322" w:type="dxa"/>
             <w:tcBorders>
               <w:top w:val="single" w:sz="4" w:space="0" w:color="000000"/>
               <w:left w:val="single" w:sz="4" w:space="0" w:color="000000"/>
@@ -4568,6 +4592,30 @@
       <w:pPr>
         <w:rPr>
           <w:rFonts w:ascii="Book Antiqua" w:hAnsi="Book Antiqua"/>
+          <w:sz w:val="28"/>
+        </w:rPr>
+      </w:pPr>
+    </w:p>
+    <w:p>
+      <w:pPr>
+        <w:rPr>
+          <w:rFonts w:ascii="Book Antiqua" w:hAnsi="Book Antiqua"/>
+          <w:sz w:val="28"/>
+        </w:rPr>
+      </w:pPr>
+    </w:p>
+    <w:p>
+      <w:pPr>
+        <w:rPr>
+          <w:rFonts w:ascii="Book Antiqua" w:hAnsi="Book Antiqua"/>
+          <w:sz w:val="28"/>
+        </w:rPr>
+      </w:pPr>
+    </w:p>
+    <w:p>
+      <w:pPr>
+        <w:rPr>
+          <w:rFonts w:ascii="Book Antiqua" w:hAnsi="Book Antiqua"/>
           <w:i/>
           <w:iCs/>
           <w:sz w:val="28"/>
@@ -4578,6 +4626,7 @@
           <w:rFonts w:ascii="Book Antiqua" w:hAnsi="Book Antiqua"/>
           <w:sz w:val="28"/>
         </w:rPr>
+        <w:lastRenderedPageBreak/>
         <w:t>2)</w:t>
       </w:r>
       <w:r>
@@ -4777,7 +4826,6 @@
           <w:sz w:val="20"/>
           <w:szCs w:val="20"/>
         </w:rPr>
-        <w:lastRenderedPageBreak/>
         <w:t xml:space="preserve">           </w:t>
       </w:r>
       <w:proofErr w:type="spellStart"/>
@@ -5257,15 +5305,13 @@
               <w:spacing w:after="160" w:line="259" w:lineRule="auto"/>
               <w:rPr>
                 <w:rFonts w:ascii="Book Antiqua" w:hAnsi="Book Antiqua"/>
-                <w:sz w:val="24"/>
-                <w:szCs w:val="24"/>
+                <w:sz w:val="28"/>
               </w:rPr>
             </w:pPr>
             <w:r>
               <w:rPr>
                 <w:rFonts w:ascii="Book Antiqua" w:hAnsi="Book Antiqua"/>
-                <w:sz w:val="24"/>
-                <w:szCs w:val="24"/>
+                <w:sz w:val="28"/>
               </w:rPr>
               <w:t>While using for iteration, not giving the conditions correctly.</w:t>
             </w:r>
@@ -5285,8 +5331,7 @@
             <w:r>
               <w:rPr>
                 <w:rFonts w:ascii="Book Antiqua" w:hAnsi="Book Antiqua"/>
-                <w:sz w:val="24"/>
-                <w:szCs w:val="24"/>
+                <w:sz w:val="28"/>
               </w:rPr>
               <w:t>Declaring the data type as double instead of int.</w:t>
             </w:r>
@@ -5311,16 +5356,14 @@
               </w:numPr>
               <w:rPr>
                 <w:rFonts w:ascii="Book Antiqua" w:hAnsi="Book Antiqua"/>
-                <w:sz w:val="24"/>
-                <w:szCs w:val="24"/>
+                <w:sz w:val="28"/>
                 <w:lang w:val="en-IN"/>
               </w:rPr>
             </w:pPr>
             <w:r>
               <w:rPr>
                 <w:rFonts w:ascii="Book Antiqua" w:hAnsi="Book Antiqua"/>
-                <w:sz w:val="24"/>
-                <w:szCs w:val="24"/>
+                <w:sz w:val="28"/>
                 <w:lang w:val="en-IN"/>
               </w:rPr>
               <w:t>We should give iterative statements correctly.</w:t>
@@ -5343,11 +5386,19 @@
             <w:r>
               <w:rPr>
                 <w:rFonts w:ascii="Book Antiqua" w:hAnsi="Book Antiqua"/>
+                <w:sz w:val="28"/>
+                <w:lang w:val="en-IN"/>
+              </w:rPr>
+              <w:t>We should give the data type</w:t>
+            </w:r>
+            <w:r>
+              <w:rPr>
+                <w:rFonts w:ascii="Book Antiqua" w:hAnsi="Book Antiqua"/>
                 <w:sz w:val="24"/>
                 <w:szCs w:val="24"/>
                 <w:lang w:val="en-IN"/>
               </w:rPr>
-              <w:t>We should give the data type as int for integers.</w:t>
+              <w:t xml:space="preserve"> as int for integers.</w:t>
             </w:r>
           </w:p>
         </w:tc>
@@ -5384,12 +5435,43 @@
           <w:sz w:val="28"/>
         </w:rPr>
       </w:pPr>
-      <w:r>
-        <w:rPr>
-          <w:rFonts w:ascii="Book Antiqua" w:hAnsi="Book Antiqua"/>
-          <w:sz w:val="28"/>
-        </w:rPr>
-        <w:t>3.</w:t>
+    </w:p>
+    <w:p>
+      <w:pPr>
+        <w:rPr>
+          <w:rFonts w:ascii="Book Antiqua" w:hAnsi="Book Antiqua"/>
+          <w:sz w:val="28"/>
+        </w:rPr>
+      </w:pPr>
+    </w:p>
+    <w:p>
+      <w:pPr>
+        <w:rPr>
+          <w:rFonts w:ascii="Book Antiqua" w:hAnsi="Book Antiqua"/>
+          <w:sz w:val="28"/>
+        </w:rPr>
+      </w:pPr>
+      <w:r>
+        <w:rPr>
+          <w:rFonts w:ascii="Book Antiqua" w:hAnsi="Book Antiqua"/>
+          <w:sz w:val="28"/>
+        </w:rPr>
+        <w:lastRenderedPageBreak/>
+        <w:t>3</w:t>
+      </w:r>
+      <w:r>
+        <w:rPr>
+          <w:rFonts w:ascii="Book Antiqua" w:hAnsi="Book Antiqua"/>
+          <w:sz w:val="28"/>
+        </w:rPr>
+        <w:t>)</w:t>
+      </w:r>
+      <w:r>
+        <w:rPr>
+          <w:rFonts w:ascii="Book Antiqua" w:hAnsi="Book Antiqua"/>
+          <w:sz w:val="28"/>
+        </w:rPr>
+        <w:t>.</w:t>
       </w:r>
       <w:r>
         <w:rPr>
@@ -5804,7 +5886,6 @@
           <w:sz w:val="20"/>
           <w:szCs w:val="20"/>
         </w:rPr>
-        <w:lastRenderedPageBreak/>
         <w:t xml:space="preserve">           for (int </w:t>
       </w:r>
       <w:proofErr w:type="spellStart"/>
@@ -6337,6 +6418,27 @@
       <w:pPr>
         <w:rPr>
           <w:sz w:val="28"/>
+        </w:rPr>
+      </w:pPr>
+    </w:p>
+    <w:p>
+      <w:pPr>
+        <w:rPr>
+          <w:sz w:val="28"/>
+        </w:rPr>
+      </w:pPr>
+    </w:p>
+    <w:p>
+      <w:pPr>
+        <w:rPr>
+          <w:sz w:val="28"/>
+        </w:rPr>
+      </w:pPr>
+    </w:p>
+    <w:p>
+      <w:pPr>
+        <w:rPr>
+          <w:sz w:val="28"/>
           <w:lang w:val="en-IN"/>
         </w:rPr>
       </w:pPr>
@@ -6344,6 +6446,7 @@
         <w:rPr>
           <w:sz w:val="28"/>
         </w:rPr>
+        <w:lastRenderedPageBreak/>
         <w:t>4.</w:t>
       </w:r>
       <w:r>
@@ -6821,7 +6924,6 @@
           <w:sz w:val="32"/>
           <w:szCs w:val="32"/>
         </w:rPr>
-        <w:lastRenderedPageBreak/>
         <w:drawing>
           <wp:inline distT="0" distB="0" distL="0" distR="0" wp14:anchorId="1E53AC4E" wp14:editId="33BB4E97">
             <wp:extent cx="6645910" cy="1566545"/>
@@ -7078,18 +7180,18 @@
     <w:p>
       <w:pPr>
         <w:rPr>
-          <w:sz w:val="28"/>
-        </w:rPr>
-      </w:pPr>
-      <w:r>
-        <w:rPr>
-          <w:sz w:val="28"/>
+          <w:szCs w:val="22"/>
+        </w:rPr>
+      </w:pPr>
+      <w:r>
+        <w:rPr>
+          <w:szCs w:val="22"/>
         </w:rPr>
         <w:t>1.</w:t>
       </w:r>
       <w:r>
         <w:rPr>
-          <w:sz w:val="28"/>
+          <w:szCs w:val="22"/>
         </w:rPr>
         <w:t xml:space="preserve">The formula to convert a Celsius to Fahrenheit is </w:t>
       </w:r>
@@ -7097,28 +7199,61 @@
     <w:p>
       <w:pPr>
         <w:rPr>
-          <w:sz w:val="28"/>
-        </w:rPr>
-      </w:pPr>
-      <w:r>
-        <w:rPr>
-          <w:sz w:val="28"/>
+          <w:szCs w:val="22"/>
+        </w:rPr>
+      </w:pPr>
+      <w:r>
+        <w:rPr>
+          <w:szCs w:val="22"/>
         </w:rPr>
         <w:t>Fahrenheit = (Celsius*9/</w:t>
       </w:r>
       <w:proofErr w:type="gramStart"/>
       <w:r>
         <w:rPr>
-          <w:sz w:val="28"/>
+          <w:szCs w:val="22"/>
         </w:rPr>
         <w:t>5)+</w:t>
       </w:r>
       <w:proofErr w:type="gramEnd"/>
       <w:r>
         <w:rPr>
-          <w:sz w:val="28"/>
+          <w:szCs w:val="22"/>
         </w:rPr>
         <w:t>32.</w:t>
+      </w:r>
+    </w:p>
+    <w:p>
+      <w:pPr>
+        <w:rPr>
+          <w:szCs w:val="22"/>
+        </w:rPr>
+      </w:pPr>
+      <w:r>
+        <w:rPr>
+          <w:szCs w:val="22"/>
+        </w:rPr>
+        <w:t>2.</w:t>
+      </w:r>
+      <w:r>
+        <w:rPr>
+          <w:szCs w:val="22"/>
+        </w:rPr>
+        <w:t xml:space="preserve">The line “Scanner input = new </w:t>
+      </w:r>
+      <w:proofErr w:type="gramStart"/>
+      <w:r>
+        <w:rPr>
+          <w:szCs w:val="22"/>
+        </w:rPr>
+        <w:t>Scanner(</w:t>
+      </w:r>
+      <w:proofErr w:type="gramEnd"/>
+      <w:r>
+        <w:rPr>
+          <w:szCs w:val="22"/>
+        </w:rPr>
+        <w:t>System.in),”  tends to create a new Scanner object named “input” that reads input from the standard input stream (System.in), like keyboard.</w:t>
       </w:r>
     </w:p>
     <w:p>
@@ -7128,45 +7263,18 @@
           <w:szCs w:val="32"/>
         </w:rPr>
       </w:pPr>
-      <w:r>
-        <w:rPr>
-          <w:sz w:val="28"/>
-        </w:rPr>
-        <w:t>2.</w:t>
-      </w:r>
-      <w:r>
-        <w:rPr>
-          <w:sz w:val="28"/>
-        </w:rPr>
-        <w:t xml:space="preserve">The line “Scanner input = new </w:t>
-      </w:r>
-      <w:proofErr w:type="gramStart"/>
-      <w:r>
-        <w:rPr>
-          <w:sz w:val="28"/>
-        </w:rPr>
-        <w:t>Scanner(</w:t>
-      </w:r>
-      <w:proofErr w:type="gramEnd"/>
-      <w:r>
-        <w:rPr>
-          <w:sz w:val="28"/>
-        </w:rPr>
-        <w:t>System.in),”  tends to create a new Scanner object named “input” that reads input from the standard input stream (System.in), like keyboard</w:t>
-      </w:r>
-      <w:r>
-        <w:rPr>
-          <w:sz w:val="32"/>
-          <w:szCs w:val="32"/>
-        </w:rPr>
-        <w:t>.</w:t>
-      </w:r>
-    </w:p>
-    <w:p>
-      <w:pPr>
-        <w:rPr>
-          <w:sz w:val="32"/>
-          <w:szCs w:val="32"/>
+    </w:p>
+    <w:p>
+      <w:pPr>
+        <w:rPr>
+          <w:sz w:val="28"/>
+        </w:rPr>
+      </w:pPr>
+    </w:p>
+    <w:p>
+      <w:pPr>
+        <w:rPr>
+          <w:sz w:val="28"/>
         </w:rPr>
       </w:pPr>
     </w:p>
@@ -7185,6 +7293,7 @@
         <w:rPr>
           <w:sz w:val="28"/>
         </w:rPr>
+        <w:lastRenderedPageBreak/>
         <w:t>4.a)</w:t>
       </w:r>
       <w:r>
@@ -7776,7 +7885,6 @@
           <w:sz w:val="32"/>
           <w:szCs w:val="32"/>
         </w:rPr>
-        <w:lastRenderedPageBreak/>
         <w:drawing>
           <wp:inline distT="0" distB="0" distL="0" distR="0" wp14:anchorId="1BC1E4D7" wp14:editId="0B22627F">
             <wp:extent cx="6645910" cy="901700"/>
@@ -8018,14 +8126,14 @@
     <w:p>
       <w:pPr>
         <w:rPr>
-          <w:sz w:val="32"/>
-          <w:szCs w:val="32"/>
-        </w:rPr>
-      </w:pPr>
-      <w:r>
-        <w:rPr>
-          <w:sz w:val="32"/>
-          <w:szCs w:val="32"/>
+          <w:sz w:val="20"/>
+          <w:szCs w:val="20"/>
+        </w:rPr>
+      </w:pPr>
+      <w:r>
+        <w:rPr>
+          <w:sz w:val="20"/>
+          <w:szCs w:val="20"/>
         </w:rPr>
         <w:t xml:space="preserve">IMPORTANT POINTS: </w:t>
       </w:r>
@@ -8033,24 +8141,28 @@
     <w:p>
       <w:pPr>
         <w:rPr>
-          <w:sz w:val="28"/>
-        </w:rPr>
-      </w:pPr>
-      <w:r>
-        <w:rPr>
-          <w:sz w:val="28"/>
+          <w:sz w:val="20"/>
+          <w:szCs w:val="20"/>
+        </w:rPr>
+      </w:pPr>
+      <w:r>
+        <w:rPr>
+          <w:sz w:val="20"/>
+          <w:szCs w:val="20"/>
         </w:rPr>
         <w:t>1.</w:t>
       </w:r>
       <w:r>
         <w:rPr>
-          <w:sz w:val="28"/>
+          <w:sz w:val="20"/>
+          <w:szCs w:val="20"/>
         </w:rPr>
         <w:t xml:space="preserve">The formula to convert a </w:t>
       </w:r>
       <w:r>
         <w:rPr>
-          <w:sz w:val="28"/>
+          <w:sz w:val="20"/>
+          <w:szCs w:val="20"/>
         </w:rPr>
         <w:t xml:space="preserve">Fahrenheit to Celsius is </w:t>
       </w:r>
@@ -8059,26 +8171,30 @@
       <w:pPr>
         <w:ind w:firstLine="720"/>
         <w:rPr>
-          <w:sz w:val="28"/>
-        </w:rPr>
-      </w:pPr>
-      <w:r>
-        <w:rPr>
-          <w:sz w:val="28"/>
+          <w:sz w:val="20"/>
+          <w:szCs w:val="20"/>
+        </w:rPr>
+      </w:pPr>
+      <w:r>
+        <w:rPr>
+          <w:sz w:val="20"/>
+          <w:szCs w:val="20"/>
         </w:rPr>
         <w:t>Celsius = (Fahrenheit-</w:t>
       </w:r>
       <w:proofErr w:type="gramStart"/>
       <w:r>
         <w:rPr>
-          <w:sz w:val="28"/>
+          <w:sz w:val="20"/>
+          <w:szCs w:val="20"/>
         </w:rPr>
         <w:t>32)*</w:t>
       </w:r>
       <w:proofErr w:type="gramEnd"/>
       <w:r>
         <w:rPr>
-          <w:sz w:val="28"/>
+          <w:sz w:val="20"/>
+          <w:szCs w:val="20"/>
         </w:rPr>
         <w:t>5/9</w:t>
       </w:r>
@@ -8086,67 +8202,135 @@
     <w:p>
       <w:pPr>
         <w:rPr>
-          <w:sz w:val="32"/>
-          <w:szCs w:val="32"/>
-        </w:rPr>
-      </w:pPr>
-      <w:r>
-        <w:rPr>
-          <w:sz w:val="28"/>
-        </w:rPr>
-        <w:t>2.</w:t>
-      </w:r>
-      <w:r>
-        <w:rPr>
-          <w:sz w:val="28"/>
-        </w:rPr>
-        <w:t xml:space="preserve">The line “Scanner input = new </w:t>
+          <w:sz w:val="20"/>
+          <w:szCs w:val="20"/>
+        </w:rPr>
+      </w:pPr>
+      <w:r>
+        <w:rPr>
+          <w:sz w:val="20"/>
+          <w:szCs w:val="20"/>
+        </w:rPr>
+        <w:t xml:space="preserve">2.The line “Scanner input = new </w:t>
       </w:r>
       <w:proofErr w:type="gramStart"/>
       <w:r>
         <w:rPr>
-          <w:sz w:val="28"/>
+          <w:sz w:val="20"/>
+          <w:szCs w:val="20"/>
         </w:rPr>
         <w:t>Scanner(</w:t>
       </w:r>
       <w:proofErr w:type="gramEnd"/>
       <w:r>
         <w:rPr>
-          <w:sz w:val="28"/>
-        </w:rPr>
-        <w:t>System.in),”  tends to create a new Scanner object named “input” that reads input from the standard input stream (System.in), like keyboard</w:t>
-      </w:r>
-      <w:r>
-        <w:rPr>
-          <w:sz w:val="32"/>
-          <w:szCs w:val="32"/>
+          <w:sz w:val="20"/>
+          <w:szCs w:val="20"/>
+        </w:rPr>
+        <w:t>System.in),”  tends to create a new Scanner object named “input” that reads input from the standard input stream (System.in), like keyboard.</w:t>
+      </w:r>
+    </w:p>
+    <w:p>
+      <w:pPr>
+        <w:rPr>
+          <w:sz w:val="20"/>
+          <w:szCs w:val="20"/>
+        </w:rPr>
+      </w:pPr>
+    </w:p>
+    <w:p>
+      <w:pPr>
+        <w:rPr>
+          <w:rFonts w:ascii="Book Antiqua" w:hAnsi="Book Antiqua"/>
+          <w:bCs/>
+          <w:sz w:val="20"/>
+          <w:szCs w:val="20"/>
+        </w:rPr>
+      </w:pPr>
+    </w:p>
+    <w:p>
+      <w:pPr>
+        <w:rPr>
+          <w:rFonts w:ascii="Book Antiqua" w:hAnsi="Book Antiqua"/>
+          <w:bCs/>
+          <w:sz w:val="20"/>
+          <w:szCs w:val="20"/>
+        </w:rPr>
+      </w:pPr>
+    </w:p>
+    <w:p>
+      <w:pPr>
+        <w:rPr>
+          <w:rFonts w:ascii="Book Antiqua" w:hAnsi="Book Antiqua"/>
+          <w:bCs/>
+          <w:sz w:val="20"/>
+          <w:szCs w:val="20"/>
+        </w:rPr>
+      </w:pPr>
+    </w:p>
+    <w:p>
+      <w:pPr>
+        <w:rPr>
+          <w:rFonts w:ascii="Book Antiqua" w:hAnsi="Book Antiqua"/>
+          <w:bCs/>
+          <w:sz w:val="20"/>
+          <w:szCs w:val="20"/>
+        </w:rPr>
+      </w:pPr>
+    </w:p>
+    <w:p>
+      <w:pPr>
+        <w:rPr>
+          <w:rFonts w:ascii="Book Antiqua" w:hAnsi="Book Antiqua"/>
+          <w:bCs/>
+          <w:sz w:val="20"/>
+          <w:szCs w:val="20"/>
+        </w:rPr>
+      </w:pPr>
+    </w:p>
+    <w:p>
+      <w:pPr>
+        <w:rPr>
+          <w:rFonts w:ascii="Book Antiqua" w:hAnsi="Book Antiqua"/>
+          <w:bCs/>
+          <w:sz w:val="20"/>
+          <w:szCs w:val="20"/>
+        </w:rPr>
+      </w:pPr>
+    </w:p>
+    <w:p>
+      <w:pPr>
+        <w:rPr>
+          <w:rFonts w:ascii="Book Antiqua" w:hAnsi="Book Antiqua"/>
+          <w:bCs/>
+          <w:sz w:val="20"/>
+          <w:szCs w:val="20"/>
+        </w:rPr>
+      </w:pPr>
+      <w:r>
+        <w:rPr>
+          <w:rFonts w:ascii="Book Antiqua" w:hAnsi="Book Antiqua"/>
+          <w:bCs/>
+          <w:sz w:val="28"/>
+        </w:rPr>
+        <w:lastRenderedPageBreak/>
+        <w:t>5) w</w:t>
+      </w:r>
+      <w:r>
+        <w:rPr>
+          <w:rFonts w:ascii="Book Antiqua" w:hAnsi="Book Antiqua"/>
+          <w:bCs/>
+          <w:sz w:val="28"/>
+        </w:rPr>
+        <w:t>rite a java program for area of rectangle</w:t>
+      </w:r>
+      <w:r>
+        <w:rPr>
+          <w:rFonts w:ascii="Book Antiqua" w:hAnsi="Book Antiqua"/>
+          <w:bCs/>
+          <w:sz w:val="28"/>
         </w:rPr>
         <w:t>.</w:t>
-      </w:r>
-    </w:p>
-    <w:p>
-      <w:pPr>
-        <w:rPr>
-          <w:sz w:val="32"/>
-          <w:szCs w:val="32"/>
-        </w:rPr>
-      </w:pPr>
-    </w:p>
-    <w:p>
-      <w:pPr>
-        <w:rPr>
-          <w:rFonts w:ascii="Book Antiqua" w:hAnsi="Book Antiqua"/>
-          <w:bCs/>
-          <w:sz w:val="28"/>
-        </w:rPr>
-      </w:pPr>
-      <w:r>
-        <w:rPr>
-          <w:rFonts w:ascii="Book Antiqua" w:hAnsi="Book Antiqua"/>
-          <w:bCs/>
-          <w:sz w:val="28"/>
-        </w:rPr>
-        <w:t>5) write a java program for area of rectangle</w:t>
       </w:r>
     </w:p>
     <w:p>
@@ -8714,7 +8898,6 @@
           <w:noProof/>
           <w:sz w:val="28"/>
         </w:rPr>
-        <w:lastRenderedPageBreak/>
         <w:drawing>
           <wp:inline distT="0" distB="0" distL="0" distR="0" wp14:anchorId="42711F7D" wp14:editId="50797F8D">
             <wp:extent cx="6645910" cy="1455420"/>
@@ -9008,15 +9191,66 @@
           <w:sz w:val="28"/>
         </w:rPr>
       </w:pPr>
-    </w:p>
-    <w:p>
-      <w:pPr>
+      <w:r>
         <w:rPr>
           <w:b/>
           <w:bCs/>
           <w:sz w:val="28"/>
         </w:rPr>
-      </w:pPr>
+        <w:t>IMPORTANT POINTS:</w:t>
+      </w:r>
+    </w:p>
+    <w:p>
+      <w:pPr>
+        <w:rPr>
+          <w:szCs w:val="22"/>
+        </w:rPr>
+      </w:pPr>
+      <w:r>
+        <w:rPr>
+          <w:szCs w:val="22"/>
+        </w:rPr>
+        <w:t>1. declare the data type</w:t>
+      </w:r>
+      <w:r>
+        <w:rPr>
+          <w:szCs w:val="22"/>
+        </w:rPr>
+        <w:t xml:space="preserve"> as double</w:t>
+      </w:r>
+    </w:p>
+    <w:p>
+      <w:pPr>
+        <w:rPr>
+          <w:szCs w:val="22"/>
+        </w:rPr>
+      </w:pPr>
+      <w:r>
+        <w:rPr>
+          <w:szCs w:val="22"/>
+        </w:rPr>
+        <w:t xml:space="preserve">2.formula for calculating are of rectangle </w:t>
+      </w:r>
+    </w:p>
+    <w:p>
+      <w:pPr>
+        <w:rPr>
+          <w:szCs w:val="22"/>
+        </w:rPr>
+      </w:pPr>
+      <w:r>
+        <w:rPr>
+          <w:szCs w:val="22"/>
+        </w:rPr>
+        <w:tab/>
+      </w:r>
+      <w:r>
+        <w:rPr>
+          <w:szCs w:val="22"/>
+        </w:rPr>
+        <w:tab/>
+        <w:t>Area = length*width</w:t>
+      </w:r>
     </w:p>
     <w:p>
       <w:pPr>
@@ -9033,10 +9267,18 @@
           <w:sz w:val="28"/>
         </w:rPr>
       </w:pPr>
-      <w:r>
-        <w:rPr>
-          <w:sz w:val="28"/>
-        </w:rPr>
+    </w:p>
+    <w:p>
+      <w:pPr>
+        <w:rPr>
+          <w:sz w:val="28"/>
+        </w:rPr>
+      </w:pPr>
+      <w:r>
+        <w:rPr>
+          <w:sz w:val="28"/>
+        </w:rPr>
+        <w:lastRenderedPageBreak/>
         <w:t xml:space="preserve">6)write a java program on calculating </w:t>
       </w:r>
       <w:r>
@@ -9677,7 +9919,6 @@
           <w:sz w:val="20"/>
           <w:szCs w:val="20"/>
         </w:rPr>
-        <w:lastRenderedPageBreak/>
         <w:t>}</w:t>
       </w:r>
     </w:p>
@@ -10039,12 +10280,33 @@
           <w:szCs w:val="40"/>
         </w:rPr>
       </w:pPr>
-      <w:r>
+    </w:p>
+    <w:p>
+      <w:pPr>
+        <w:jc w:val="center"/>
         <w:rPr>
           <w:b/>
           <w:sz w:val="40"/>
           <w:szCs w:val="40"/>
         </w:rPr>
+      </w:pPr>
+    </w:p>
+    <w:p>
+      <w:pPr>
+        <w:jc w:val="center"/>
+        <w:rPr>
+          <w:b/>
+          <w:sz w:val="40"/>
+          <w:szCs w:val="40"/>
+        </w:rPr>
+      </w:pPr>
+      <w:r>
+        <w:rPr>
+          <w:b/>
+          <w:sz w:val="40"/>
+          <w:szCs w:val="40"/>
+        </w:rPr>
+        <w:lastRenderedPageBreak/>
         <w:t>WEEK-3</w:t>
       </w:r>
     </w:p>
@@ -11096,6 +11358,7 @@
           <w:sz w:val="20"/>
           <w:szCs w:val="20"/>
         </w:rPr>
+        <w:lastRenderedPageBreak/>
         <w:t xml:space="preserve">        </w:t>
       </w:r>
       <w:proofErr w:type="spellStart"/>
@@ -11818,8 +12081,560 @@
           <w:sz w:val="20"/>
           <w:szCs w:val="20"/>
         </w:rPr>
+        <w:t>        c</w:t>
+      </w:r>
+      <w:proofErr w:type="gramStart"/>
+      <w:r>
+        <w:rPr>
+          <w:bCs/>
+          <w:sz w:val="20"/>
+          <w:szCs w:val="20"/>
+        </w:rPr>
+        <w:t>2.mileage</w:t>
+      </w:r>
+      <w:proofErr w:type="gramEnd"/>
+      <w:r>
+        <w:rPr>
+          <w:bCs/>
+          <w:sz w:val="20"/>
+          <w:szCs w:val="20"/>
+        </w:rPr>
+        <w:t xml:space="preserve"> = 20;</w:t>
+      </w:r>
+    </w:p>
+    <w:p>
+      <w:pPr>
+        <w:spacing w:line="240" w:lineRule="auto"/>
+        <w:rPr>
+          <w:bCs/>
+          <w:sz w:val="20"/>
+          <w:szCs w:val="20"/>
+        </w:rPr>
+      </w:pPr>
+    </w:p>
+    <w:p>
+      <w:pPr>
+        <w:spacing w:line="240" w:lineRule="auto"/>
+        <w:rPr>
+          <w:bCs/>
+          <w:sz w:val="20"/>
+          <w:szCs w:val="20"/>
+        </w:rPr>
+      </w:pPr>
+      <w:r>
+        <w:rPr>
+          <w:bCs/>
+          <w:sz w:val="20"/>
+          <w:szCs w:val="20"/>
+        </w:rPr>
+        <w:t>        // Displaying the attributes</w:t>
+      </w:r>
+    </w:p>
+    <w:p>
+      <w:pPr>
+        <w:spacing w:line="240" w:lineRule="auto"/>
+        <w:rPr>
+          <w:bCs/>
+          <w:sz w:val="20"/>
+          <w:szCs w:val="20"/>
+        </w:rPr>
+      </w:pPr>
+      <w:r>
+        <w:rPr>
+          <w:bCs/>
+          <w:sz w:val="20"/>
+          <w:szCs w:val="20"/>
+        </w:rPr>
+        <w:t xml:space="preserve">        </w:t>
+      </w:r>
+      <w:proofErr w:type="spellStart"/>
+      <w:r>
+        <w:rPr>
+          <w:bCs/>
+          <w:sz w:val="20"/>
+          <w:szCs w:val="20"/>
+        </w:rPr>
+        <w:t>System.out.println</w:t>
+      </w:r>
+      <w:proofErr w:type="spellEnd"/>
+      <w:r>
+        <w:rPr>
+          <w:bCs/>
+          <w:sz w:val="20"/>
+          <w:szCs w:val="20"/>
+        </w:rPr>
+        <w:t>("Color: " + c</w:t>
+      </w:r>
+      <w:proofErr w:type="gramStart"/>
+      <w:r>
+        <w:rPr>
+          <w:bCs/>
+          <w:sz w:val="20"/>
+          <w:szCs w:val="20"/>
+        </w:rPr>
+        <w:t>2.color</w:t>
+      </w:r>
+      <w:proofErr w:type="gramEnd"/>
+      <w:r>
+        <w:rPr>
+          <w:bCs/>
+          <w:sz w:val="20"/>
+          <w:szCs w:val="20"/>
+        </w:rPr>
+        <w:t>);</w:t>
+      </w:r>
+    </w:p>
+    <w:p>
+      <w:pPr>
+        <w:spacing w:line="240" w:lineRule="auto"/>
+        <w:rPr>
+          <w:bCs/>
+          <w:sz w:val="20"/>
+          <w:szCs w:val="20"/>
+        </w:rPr>
+      </w:pPr>
+      <w:r>
+        <w:rPr>
+          <w:bCs/>
+          <w:sz w:val="20"/>
+          <w:szCs w:val="20"/>
+        </w:rPr>
+        <w:t xml:space="preserve">        </w:t>
+      </w:r>
+      <w:proofErr w:type="spellStart"/>
+      <w:r>
+        <w:rPr>
+          <w:bCs/>
+          <w:sz w:val="20"/>
+          <w:szCs w:val="20"/>
+        </w:rPr>
+        <w:t>System.out.println</w:t>
+      </w:r>
+      <w:proofErr w:type="spellEnd"/>
+      <w:r>
+        <w:rPr>
+          <w:bCs/>
+          <w:sz w:val="20"/>
+          <w:szCs w:val="20"/>
+        </w:rPr>
+        <w:t>("Brand: " + c</w:t>
+      </w:r>
+      <w:proofErr w:type="gramStart"/>
+      <w:r>
+        <w:rPr>
+          <w:bCs/>
+          <w:sz w:val="20"/>
+          <w:szCs w:val="20"/>
+        </w:rPr>
+        <w:t>2.brand</w:t>
+      </w:r>
+      <w:proofErr w:type="gramEnd"/>
+      <w:r>
+        <w:rPr>
+          <w:bCs/>
+          <w:sz w:val="20"/>
+          <w:szCs w:val="20"/>
+        </w:rPr>
+        <w:t>);</w:t>
+      </w:r>
+    </w:p>
+    <w:p>
+      <w:pPr>
+        <w:spacing w:line="240" w:lineRule="auto"/>
+        <w:rPr>
+          <w:bCs/>
+          <w:sz w:val="20"/>
+          <w:szCs w:val="20"/>
+        </w:rPr>
+      </w:pPr>
+      <w:r>
+        <w:rPr>
+          <w:bCs/>
+          <w:sz w:val="20"/>
+          <w:szCs w:val="20"/>
+        </w:rPr>
+        <w:t xml:space="preserve">        </w:t>
+      </w:r>
+      <w:proofErr w:type="spellStart"/>
+      <w:r>
+        <w:rPr>
+          <w:bCs/>
+          <w:sz w:val="20"/>
+          <w:szCs w:val="20"/>
+        </w:rPr>
+        <w:t>System.out.println</w:t>
+      </w:r>
+      <w:proofErr w:type="spellEnd"/>
+      <w:r>
+        <w:rPr>
+          <w:bCs/>
+          <w:sz w:val="20"/>
+          <w:szCs w:val="20"/>
+        </w:rPr>
+        <w:t>("Fuel Type: " + c</w:t>
+      </w:r>
+      <w:proofErr w:type="gramStart"/>
+      <w:r>
+        <w:rPr>
+          <w:bCs/>
+          <w:sz w:val="20"/>
+          <w:szCs w:val="20"/>
+        </w:rPr>
+        <w:t>2.fuelType</w:t>
+      </w:r>
+      <w:proofErr w:type="gramEnd"/>
+      <w:r>
+        <w:rPr>
+          <w:bCs/>
+          <w:sz w:val="20"/>
+          <w:szCs w:val="20"/>
+        </w:rPr>
+        <w:t>);</w:t>
+      </w:r>
+    </w:p>
+    <w:p>
+      <w:pPr>
+        <w:spacing w:line="240" w:lineRule="auto"/>
+        <w:rPr>
+          <w:bCs/>
+          <w:sz w:val="20"/>
+          <w:szCs w:val="20"/>
+        </w:rPr>
+      </w:pPr>
+      <w:r>
+        <w:rPr>
+          <w:bCs/>
+          <w:sz w:val="20"/>
+          <w:szCs w:val="20"/>
+        </w:rPr>
+        <w:t xml:space="preserve">        </w:t>
+      </w:r>
+      <w:proofErr w:type="spellStart"/>
+      <w:r>
+        <w:rPr>
+          <w:bCs/>
+          <w:sz w:val="20"/>
+          <w:szCs w:val="20"/>
+        </w:rPr>
+        <w:t>System.out.println</w:t>
+      </w:r>
+      <w:proofErr w:type="spellEnd"/>
+      <w:r>
+        <w:rPr>
+          <w:bCs/>
+          <w:sz w:val="20"/>
+          <w:szCs w:val="20"/>
+        </w:rPr>
+        <w:t>("Mileage: " + c</w:t>
+      </w:r>
+      <w:proofErr w:type="gramStart"/>
+      <w:r>
+        <w:rPr>
+          <w:bCs/>
+          <w:sz w:val="20"/>
+          <w:szCs w:val="20"/>
+        </w:rPr>
+        <w:t>2.mileage</w:t>
+      </w:r>
+      <w:proofErr w:type="gramEnd"/>
+      <w:r>
+        <w:rPr>
+          <w:bCs/>
+          <w:sz w:val="20"/>
+          <w:szCs w:val="20"/>
+        </w:rPr>
+        <w:t>);</w:t>
+      </w:r>
+    </w:p>
+    <w:p>
+      <w:pPr>
+        <w:spacing w:line="240" w:lineRule="auto"/>
+        <w:rPr>
+          <w:bCs/>
+          <w:sz w:val="20"/>
+          <w:szCs w:val="20"/>
+        </w:rPr>
+      </w:pPr>
+    </w:p>
+    <w:p>
+      <w:pPr>
+        <w:spacing w:line="240" w:lineRule="auto"/>
+        <w:rPr>
+          <w:bCs/>
+          <w:sz w:val="20"/>
+          <w:szCs w:val="20"/>
+        </w:rPr>
+      </w:pPr>
+      <w:r>
+        <w:rPr>
+          <w:bCs/>
+          <w:sz w:val="20"/>
+          <w:szCs w:val="20"/>
+        </w:rPr>
+        <w:t>    car1 c3 = new car1();</w:t>
+      </w:r>
+    </w:p>
+    <w:p>
+      <w:pPr>
+        <w:spacing w:line="240" w:lineRule="auto"/>
+        <w:rPr>
+          <w:bCs/>
+          <w:sz w:val="20"/>
+          <w:szCs w:val="20"/>
+        </w:rPr>
+      </w:pPr>
+      <w:r>
+        <w:rPr>
+          <w:bCs/>
+          <w:sz w:val="20"/>
+          <w:szCs w:val="20"/>
+        </w:rPr>
+        <w:t>        c</w:t>
+      </w:r>
+      <w:proofErr w:type="gramStart"/>
+      <w:r>
+        <w:rPr>
+          <w:bCs/>
+          <w:sz w:val="20"/>
+          <w:szCs w:val="20"/>
+        </w:rPr>
+        <w:t>3.color</w:t>
+      </w:r>
+      <w:proofErr w:type="gramEnd"/>
+      <w:r>
+        <w:rPr>
+          <w:bCs/>
+          <w:sz w:val="20"/>
+          <w:szCs w:val="20"/>
+        </w:rPr>
+        <w:t xml:space="preserve"> = "grey";</w:t>
+      </w:r>
+    </w:p>
+    <w:p>
+      <w:pPr>
+        <w:spacing w:line="240" w:lineRule="auto"/>
+        <w:rPr>
+          <w:bCs/>
+          <w:sz w:val="20"/>
+          <w:szCs w:val="20"/>
+        </w:rPr>
+      </w:pPr>
+      <w:r>
+        <w:rPr>
+          <w:bCs/>
+          <w:sz w:val="20"/>
+          <w:szCs w:val="20"/>
+        </w:rPr>
+        <w:t>        c</w:t>
+      </w:r>
+      <w:proofErr w:type="gramStart"/>
+      <w:r>
+        <w:rPr>
+          <w:bCs/>
+          <w:sz w:val="20"/>
+          <w:szCs w:val="20"/>
+        </w:rPr>
+        <w:t>3.brand</w:t>
+      </w:r>
+      <w:proofErr w:type="gramEnd"/>
+      <w:r>
+        <w:rPr>
+          <w:bCs/>
+          <w:sz w:val="20"/>
+          <w:szCs w:val="20"/>
+        </w:rPr>
+        <w:t xml:space="preserve"> = "BMW";</w:t>
+      </w:r>
+    </w:p>
+    <w:p>
+      <w:pPr>
+        <w:spacing w:line="240" w:lineRule="auto"/>
+        <w:rPr>
+          <w:bCs/>
+          <w:sz w:val="20"/>
+          <w:szCs w:val="20"/>
+        </w:rPr>
+      </w:pPr>
+      <w:r>
+        <w:rPr>
+          <w:bCs/>
+          <w:sz w:val="20"/>
+          <w:szCs w:val="20"/>
+        </w:rPr>
+        <w:t>        c</w:t>
+      </w:r>
+      <w:proofErr w:type="gramStart"/>
+      <w:r>
+        <w:rPr>
+          <w:bCs/>
+          <w:sz w:val="20"/>
+          <w:szCs w:val="20"/>
+        </w:rPr>
+        <w:t>3.fuelType</w:t>
+      </w:r>
+      <w:proofErr w:type="gramEnd"/>
+      <w:r>
+        <w:rPr>
+          <w:bCs/>
+          <w:sz w:val="20"/>
+          <w:szCs w:val="20"/>
+        </w:rPr>
+        <w:t xml:space="preserve"> = "Diesel";</w:t>
+      </w:r>
+    </w:p>
+    <w:p>
+      <w:pPr>
+        <w:spacing w:line="240" w:lineRule="auto"/>
+        <w:rPr>
+          <w:bCs/>
+          <w:sz w:val="20"/>
+          <w:szCs w:val="20"/>
+        </w:rPr>
+      </w:pPr>
+      <w:r>
+        <w:rPr>
+          <w:bCs/>
+          <w:sz w:val="20"/>
+          <w:szCs w:val="20"/>
+        </w:rPr>
+        <w:t>        c</w:t>
+      </w:r>
+      <w:proofErr w:type="gramStart"/>
+      <w:r>
+        <w:rPr>
+          <w:bCs/>
+          <w:sz w:val="20"/>
+          <w:szCs w:val="20"/>
+        </w:rPr>
+        <w:t>3.mileage</w:t>
+      </w:r>
+      <w:proofErr w:type="gramEnd"/>
+      <w:r>
+        <w:rPr>
+          <w:bCs/>
+          <w:sz w:val="20"/>
+          <w:szCs w:val="20"/>
+        </w:rPr>
+        <w:t xml:space="preserve"> = 30;</w:t>
+      </w:r>
+    </w:p>
+    <w:p>
+      <w:pPr>
+        <w:spacing w:line="240" w:lineRule="auto"/>
+        <w:rPr>
+          <w:bCs/>
+          <w:sz w:val="20"/>
+          <w:szCs w:val="20"/>
+        </w:rPr>
+      </w:pPr>
+    </w:p>
+    <w:p>
+      <w:pPr>
+        <w:spacing w:line="240" w:lineRule="auto"/>
+        <w:rPr>
+          <w:bCs/>
+          <w:sz w:val="20"/>
+          <w:szCs w:val="20"/>
+        </w:rPr>
+      </w:pPr>
+      <w:r>
+        <w:rPr>
+          <w:bCs/>
+          <w:sz w:val="20"/>
+          <w:szCs w:val="20"/>
+        </w:rPr>
+        <w:t>        // Displaying the attributes</w:t>
+      </w:r>
+    </w:p>
+    <w:p>
+      <w:pPr>
+        <w:spacing w:line="240" w:lineRule="auto"/>
+        <w:rPr>
+          <w:bCs/>
+          <w:sz w:val="20"/>
+          <w:szCs w:val="20"/>
+        </w:rPr>
+      </w:pPr>
+      <w:r>
+        <w:rPr>
+          <w:bCs/>
+          <w:sz w:val="20"/>
+          <w:szCs w:val="20"/>
+        </w:rPr>
+        <w:t xml:space="preserve">        </w:t>
+      </w:r>
+      <w:proofErr w:type="spellStart"/>
+      <w:r>
+        <w:rPr>
+          <w:bCs/>
+          <w:sz w:val="20"/>
+          <w:szCs w:val="20"/>
+        </w:rPr>
+        <w:t>System.out.println</w:t>
+      </w:r>
+      <w:proofErr w:type="spellEnd"/>
+      <w:r>
+        <w:rPr>
+          <w:bCs/>
+          <w:sz w:val="20"/>
+          <w:szCs w:val="20"/>
+        </w:rPr>
+        <w:t>("Color: " + c</w:t>
+      </w:r>
+      <w:proofErr w:type="gramStart"/>
+      <w:r>
+        <w:rPr>
+          <w:bCs/>
+          <w:sz w:val="20"/>
+          <w:szCs w:val="20"/>
+        </w:rPr>
+        <w:t>3.color</w:t>
+      </w:r>
+      <w:proofErr w:type="gramEnd"/>
+      <w:r>
+        <w:rPr>
+          <w:bCs/>
+          <w:sz w:val="20"/>
+          <w:szCs w:val="20"/>
+        </w:rPr>
+        <w:t>);</w:t>
+      </w:r>
+    </w:p>
+    <w:p>
+      <w:pPr>
+        <w:spacing w:line="240" w:lineRule="auto"/>
+        <w:rPr>
+          <w:bCs/>
+          <w:sz w:val="20"/>
+          <w:szCs w:val="20"/>
+        </w:rPr>
+      </w:pPr>
+      <w:r>
+        <w:rPr>
+          <w:bCs/>
+          <w:sz w:val="20"/>
+          <w:szCs w:val="20"/>
+        </w:rPr>
         <w:lastRenderedPageBreak/>
-        <w:t>        c</w:t>
+        <w:t xml:space="preserve">        </w:t>
+      </w:r>
+      <w:proofErr w:type="spellStart"/>
+      <w:r>
+        <w:rPr>
+          <w:bCs/>
+          <w:sz w:val="20"/>
+          <w:szCs w:val="20"/>
+        </w:rPr>
+        <w:t>System.out.println</w:t>
+      </w:r>
+      <w:proofErr w:type="spellEnd"/>
+      <w:r>
+        <w:rPr>
+          <w:bCs/>
+          <w:sz w:val="20"/>
+          <w:szCs w:val="20"/>
+        </w:rPr>
+        <w:t>("Brand: " + c</w:t>
       </w:r>
       <w:proofErr w:type="gramStart"/>
       <w:r>
@@ -11828,7 +12643,7 @@
           <w:sz w:val="20"/>
           <w:szCs w:val="20"/>
         </w:rPr>
-        <w:t>2.mileage</w:t>
+        <w:t>3.brand</w:t>
       </w:r>
       <w:proofErr w:type="gramEnd"/>
       <w:r>
@@ -11837,7 +12652,7 @@
           <w:sz w:val="20"/>
           <w:szCs w:val="20"/>
         </w:rPr>
-        <w:t xml:space="preserve"> = 20;</w:t>
+        <w:t>);</w:t>
       </w:r>
     </w:p>
     <w:p>
@@ -11849,6 +12664,50 @@
           <w:szCs w:val="20"/>
         </w:rPr>
       </w:pPr>
+      <w:r>
+        <w:rPr>
+          <w:bCs/>
+          <w:sz w:val="20"/>
+          <w:szCs w:val="20"/>
+        </w:rPr>
+        <w:t xml:space="preserve">        </w:t>
+      </w:r>
+      <w:proofErr w:type="spellStart"/>
+      <w:r>
+        <w:rPr>
+          <w:bCs/>
+          <w:sz w:val="20"/>
+          <w:szCs w:val="20"/>
+        </w:rPr>
+        <w:t>System.out.println</w:t>
+      </w:r>
+      <w:proofErr w:type="spellEnd"/>
+      <w:r>
+        <w:rPr>
+          <w:bCs/>
+          <w:sz w:val="20"/>
+          <w:szCs w:val="20"/>
+        </w:rPr>
+        <w:t>("Fuel Type: " + c</w:t>
+      </w:r>
+      <w:proofErr w:type="gramStart"/>
+      <w:r>
+        <w:rPr>
+          <w:bCs/>
+          <w:sz w:val="20"/>
+          <w:szCs w:val="20"/>
+        </w:rPr>
+        <w:t>3.fuelType</w:t>
+      </w:r>
+      <w:proofErr w:type="gramEnd"/>
+      <w:r>
+        <w:rPr>
+          <w:bCs/>
+          <w:sz w:val="20"/>
+          <w:szCs w:val="20"/>
+        </w:rPr>
+        <w:t>);</w:t>
+      </w:r>
     </w:p>
     <w:p>
       <w:pPr>
@@ -11865,7 +12724,43 @@
           <w:sz w:val="20"/>
           <w:szCs w:val="20"/>
         </w:rPr>
-        <w:t>        // Displaying the attributes</w:t>
+        <w:t xml:space="preserve">        </w:t>
+      </w:r>
+      <w:proofErr w:type="spellStart"/>
+      <w:r>
+        <w:rPr>
+          <w:bCs/>
+          <w:sz w:val="20"/>
+          <w:szCs w:val="20"/>
+        </w:rPr>
+        <w:t>System.out.println</w:t>
+      </w:r>
+      <w:proofErr w:type="spellEnd"/>
+      <w:r>
+        <w:rPr>
+          <w:bCs/>
+          <w:sz w:val="20"/>
+          <w:szCs w:val="20"/>
+        </w:rPr>
+        <w:t>("Mileage: " + c</w:t>
+      </w:r>
+      <w:proofErr w:type="gramStart"/>
+      <w:r>
+        <w:rPr>
+          <w:bCs/>
+          <w:sz w:val="20"/>
+          <w:szCs w:val="20"/>
+        </w:rPr>
+        <w:t>3.mileage</w:t>
+      </w:r>
+      <w:proofErr w:type="gramEnd"/>
+      <w:r>
+        <w:rPr>
+          <w:bCs/>
+          <w:sz w:val="20"/>
+          <w:szCs w:val="20"/>
+        </w:rPr>
+        <w:t>);</w:t>
       </w:r>
     </w:p>
     <w:p>
@@ -11883,43 +12778,7 @@
           <w:sz w:val="20"/>
           <w:szCs w:val="20"/>
         </w:rPr>
-        <w:t xml:space="preserve">        </w:t>
-      </w:r>
-      <w:proofErr w:type="spellStart"/>
-      <w:r>
-        <w:rPr>
-          <w:bCs/>
-          <w:sz w:val="20"/>
-          <w:szCs w:val="20"/>
-        </w:rPr>
-        <w:t>System.out.println</w:t>
-      </w:r>
-      <w:proofErr w:type="spellEnd"/>
-      <w:r>
-        <w:rPr>
-          <w:bCs/>
-          <w:sz w:val="20"/>
-          <w:szCs w:val="20"/>
-        </w:rPr>
-        <w:t>("Color: " + c</w:t>
-      </w:r>
-      <w:proofErr w:type="gramStart"/>
-      <w:r>
-        <w:rPr>
-          <w:bCs/>
-          <w:sz w:val="20"/>
-          <w:szCs w:val="20"/>
-        </w:rPr>
-        <w:t>2.color</w:t>
-      </w:r>
-      <w:proofErr w:type="gramEnd"/>
-      <w:r>
-        <w:rPr>
-          <w:bCs/>
-          <w:sz w:val="20"/>
-          <w:szCs w:val="20"/>
-        </w:rPr>
-        <w:t>);</w:t>
+        <w:t>    }</w:t>
       </w:r>
     </w:p>
     <w:p>
@@ -11937,43 +12796,7 @@
           <w:sz w:val="20"/>
           <w:szCs w:val="20"/>
         </w:rPr>
-        <w:t xml:space="preserve">        </w:t>
-      </w:r>
-      <w:proofErr w:type="spellStart"/>
-      <w:r>
-        <w:rPr>
-          <w:bCs/>
-          <w:sz w:val="20"/>
-          <w:szCs w:val="20"/>
-        </w:rPr>
-        <w:t>System.out.println</w:t>
-      </w:r>
-      <w:proofErr w:type="spellEnd"/>
-      <w:r>
-        <w:rPr>
-          <w:bCs/>
-          <w:sz w:val="20"/>
-          <w:szCs w:val="20"/>
-        </w:rPr>
-        <w:t>("Brand: " + c</w:t>
-      </w:r>
-      <w:proofErr w:type="gramStart"/>
-      <w:r>
-        <w:rPr>
-          <w:bCs/>
-          <w:sz w:val="20"/>
-          <w:szCs w:val="20"/>
-        </w:rPr>
-        <w:t>2.brand</w:t>
-      </w:r>
-      <w:proofErr w:type="gramEnd"/>
-      <w:r>
-        <w:rPr>
-          <w:bCs/>
-          <w:sz w:val="20"/>
-          <w:szCs w:val="20"/>
-        </w:rPr>
-        <w:t>);</w:t>
+        <w:t>}</w:t>
       </w:r>
     </w:p>
     <w:p>
@@ -11985,571 +12808,27 @@
           <w:szCs w:val="20"/>
         </w:rPr>
       </w:pPr>
-      <w:r>
-        <w:rPr>
-          <w:bCs/>
-          <w:sz w:val="20"/>
-          <w:szCs w:val="20"/>
-        </w:rPr>
-        <w:t xml:space="preserve">        </w:t>
-      </w:r>
-      <w:proofErr w:type="spellStart"/>
-      <w:r>
-        <w:rPr>
-          <w:bCs/>
-          <w:sz w:val="20"/>
-          <w:szCs w:val="20"/>
-        </w:rPr>
-        <w:t>System.out.println</w:t>
-      </w:r>
-      <w:proofErr w:type="spellEnd"/>
-      <w:r>
-        <w:rPr>
-          <w:bCs/>
-          <w:sz w:val="20"/>
-          <w:szCs w:val="20"/>
-        </w:rPr>
-        <w:t>("Fuel Type: " + c</w:t>
-      </w:r>
-      <w:proofErr w:type="gramStart"/>
-      <w:r>
-        <w:rPr>
-          <w:bCs/>
-          <w:sz w:val="20"/>
-          <w:szCs w:val="20"/>
-        </w:rPr>
-        <w:t>2.fuelType</w:t>
-      </w:r>
-      <w:proofErr w:type="gramEnd"/>
-      <w:r>
-        <w:rPr>
-          <w:bCs/>
-          <w:sz w:val="20"/>
-          <w:szCs w:val="20"/>
-        </w:rPr>
-        <w:t>);</w:t>
-      </w:r>
     </w:p>
     <w:p>
       <w:pPr>
         <w:spacing w:line="240" w:lineRule="auto"/>
         <w:rPr>
-          <w:bCs/>
-          <w:sz w:val="20"/>
-          <w:szCs w:val="20"/>
-        </w:rPr>
-      </w:pPr>
-      <w:r>
-        <w:rPr>
-          <w:bCs/>
-          <w:sz w:val="20"/>
-          <w:szCs w:val="20"/>
-        </w:rPr>
-        <w:t xml:space="preserve">        </w:t>
-      </w:r>
-      <w:proofErr w:type="spellStart"/>
-      <w:r>
-        <w:rPr>
-          <w:bCs/>
-          <w:sz w:val="20"/>
-          <w:szCs w:val="20"/>
-        </w:rPr>
-        <w:t>System.out.println</w:t>
-      </w:r>
-      <w:proofErr w:type="spellEnd"/>
-      <w:r>
-        <w:rPr>
-          <w:bCs/>
-          <w:sz w:val="20"/>
-          <w:szCs w:val="20"/>
-        </w:rPr>
-        <w:t>("Mileage: " + c</w:t>
-      </w:r>
-      <w:proofErr w:type="gramStart"/>
-      <w:r>
-        <w:rPr>
-          <w:bCs/>
-          <w:sz w:val="20"/>
-          <w:szCs w:val="20"/>
-        </w:rPr>
-        <w:t>2.mileage</w:t>
-      </w:r>
-      <w:proofErr w:type="gramEnd"/>
-      <w:r>
-        <w:rPr>
-          <w:bCs/>
-          <w:sz w:val="20"/>
-          <w:szCs w:val="20"/>
-        </w:rPr>
-        <w:t>);</w:t>
+          <w:b/>
+          <w:sz w:val="28"/>
+        </w:rPr>
+      </w:pPr>
+      <w:r>
+        <w:rPr>
+          <w:b/>
+          <w:sz w:val="28"/>
+        </w:rPr>
+        <w:t>OUTPUT:</w:t>
       </w:r>
     </w:p>
     <w:p>
       <w:pPr>
         <w:spacing w:line="240" w:lineRule="auto"/>
         <w:rPr>
-          <w:bCs/>
-          <w:sz w:val="20"/>
-          <w:szCs w:val="20"/>
-        </w:rPr>
-      </w:pPr>
-    </w:p>
-    <w:p>
-      <w:pPr>
-        <w:spacing w:line="240" w:lineRule="auto"/>
-        <w:rPr>
-          <w:bCs/>
-          <w:sz w:val="20"/>
-          <w:szCs w:val="20"/>
-        </w:rPr>
-      </w:pPr>
-      <w:r>
-        <w:rPr>
-          <w:bCs/>
-          <w:sz w:val="20"/>
-          <w:szCs w:val="20"/>
-        </w:rPr>
-        <w:t>    car1 c3 = new car1();</w:t>
-      </w:r>
-    </w:p>
-    <w:p>
-      <w:pPr>
-        <w:spacing w:line="240" w:lineRule="auto"/>
-        <w:rPr>
-          <w:bCs/>
-          <w:sz w:val="20"/>
-          <w:szCs w:val="20"/>
-        </w:rPr>
-      </w:pPr>
-      <w:r>
-        <w:rPr>
-          <w:bCs/>
-          <w:sz w:val="20"/>
-          <w:szCs w:val="20"/>
-        </w:rPr>
-        <w:t>        c</w:t>
-      </w:r>
-      <w:proofErr w:type="gramStart"/>
-      <w:r>
-        <w:rPr>
-          <w:bCs/>
-          <w:sz w:val="20"/>
-          <w:szCs w:val="20"/>
-        </w:rPr>
-        <w:t>3.color</w:t>
-      </w:r>
-      <w:proofErr w:type="gramEnd"/>
-      <w:r>
-        <w:rPr>
-          <w:bCs/>
-          <w:sz w:val="20"/>
-          <w:szCs w:val="20"/>
-        </w:rPr>
-        <w:t xml:space="preserve"> = "grey";</w:t>
-      </w:r>
-    </w:p>
-    <w:p>
-      <w:pPr>
-        <w:spacing w:line="240" w:lineRule="auto"/>
-        <w:rPr>
-          <w:bCs/>
-          <w:sz w:val="20"/>
-          <w:szCs w:val="20"/>
-        </w:rPr>
-      </w:pPr>
-      <w:r>
-        <w:rPr>
-          <w:bCs/>
-          <w:sz w:val="20"/>
-          <w:szCs w:val="20"/>
-        </w:rPr>
-        <w:t>        c</w:t>
-      </w:r>
-      <w:proofErr w:type="gramStart"/>
-      <w:r>
-        <w:rPr>
-          <w:bCs/>
-          <w:sz w:val="20"/>
-          <w:szCs w:val="20"/>
-        </w:rPr>
-        <w:t>3.brand</w:t>
-      </w:r>
-      <w:proofErr w:type="gramEnd"/>
-      <w:r>
-        <w:rPr>
-          <w:bCs/>
-          <w:sz w:val="20"/>
-          <w:szCs w:val="20"/>
-        </w:rPr>
-        <w:t xml:space="preserve"> = "BMW";</w:t>
-      </w:r>
-    </w:p>
-    <w:p>
-      <w:pPr>
-        <w:spacing w:line="240" w:lineRule="auto"/>
-        <w:rPr>
-          <w:bCs/>
-          <w:sz w:val="20"/>
-          <w:szCs w:val="20"/>
-        </w:rPr>
-      </w:pPr>
-      <w:r>
-        <w:rPr>
-          <w:bCs/>
-          <w:sz w:val="20"/>
-          <w:szCs w:val="20"/>
-        </w:rPr>
-        <w:t>        c</w:t>
-      </w:r>
-      <w:proofErr w:type="gramStart"/>
-      <w:r>
-        <w:rPr>
-          <w:bCs/>
-          <w:sz w:val="20"/>
-          <w:szCs w:val="20"/>
-        </w:rPr>
-        <w:t>3.fuelType</w:t>
-      </w:r>
-      <w:proofErr w:type="gramEnd"/>
-      <w:r>
-        <w:rPr>
-          <w:bCs/>
-          <w:sz w:val="20"/>
-          <w:szCs w:val="20"/>
-        </w:rPr>
-        <w:t xml:space="preserve"> = "Diesel";</w:t>
-      </w:r>
-    </w:p>
-    <w:p>
-      <w:pPr>
-        <w:spacing w:line="240" w:lineRule="auto"/>
-        <w:rPr>
-          <w:bCs/>
-          <w:sz w:val="20"/>
-          <w:szCs w:val="20"/>
-        </w:rPr>
-      </w:pPr>
-      <w:r>
-        <w:rPr>
-          <w:bCs/>
-          <w:sz w:val="20"/>
-          <w:szCs w:val="20"/>
-        </w:rPr>
-        <w:t>        c</w:t>
-      </w:r>
-      <w:proofErr w:type="gramStart"/>
-      <w:r>
-        <w:rPr>
-          <w:bCs/>
-          <w:sz w:val="20"/>
-          <w:szCs w:val="20"/>
-        </w:rPr>
-        <w:t>3.mileage</w:t>
-      </w:r>
-      <w:proofErr w:type="gramEnd"/>
-      <w:r>
-        <w:rPr>
-          <w:bCs/>
-          <w:sz w:val="20"/>
-          <w:szCs w:val="20"/>
-        </w:rPr>
-        <w:t xml:space="preserve"> = 30;</w:t>
-      </w:r>
-    </w:p>
-    <w:p>
-      <w:pPr>
-        <w:spacing w:line="240" w:lineRule="auto"/>
-        <w:rPr>
-          <w:bCs/>
-          <w:sz w:val="20"/>
-          <w:szCs w:val="20"/>
-        </w:rPr>
-      </w:pPr>
-    </w:p>
-    <w:p>
-      <w:pPr>
-        <w:spacing w:line="240" w:lineRule="auto"/>
-        <w:rPr>
-          <w:bCs/>
-          <w:sz w:val="20"/>
-          <w:szCs w:val="20"/>
-        </w:rPr>
-      </w:pPr>
-      <w:r>
-        <w:rPr>
-          <w:bCs/>
-          <w:sz w:val="20"/>
-          <w:szCs w:val="20"/>
-        </w:rPr>
-        <w:t>        // Displaying the attributes</w:t>
-      </w:r>
-    </w:p>
-    <w:p>
-      <w:pPr>
-        <w:spacing w:line="240" w:lineRule="auto"/>
-        <w:rPr>
-          <w:bCs/>
-          <w:sz w:val="20"/>
-          <w:szCs w:val="20"/>
-        </w:rPr>
-      </w:pPr>
-      <w:r>
-        <w:rPr>
-          <w:bCs/>
-          <w:sz w:val="20"/>
-          <w:szCs w:val="20"/>
-        </w:rPr>
-        <w:t xml:space="preserve">        </w:t>
-      </w:r>
-      <w:proofErr w:type="spellStart"/>
-      <w:r>
-        <w:rPr>
-          <w:bCs/>
-          <w:sz w:val="20"/>
-          <w:szCs w:val="20"/>
-        </w:rPr>
-        <w:t>System.out.println</w:t>
-      </w:r>
-      <w:proofErr w:type="spellEnd"/>
-      <w:r>
-        <w:rPr>
-          <w:bCs/>
-          <w:sz w:val="20"/>
-          <w:szCs w:val="20"/>
-        </w:rPr>
-        <w:t>("Color: " + c</w:t>
-      </w:r>
-      <w:proofErr w:type="gramStart"/>
-      <w:r>
-        <w:rPr>
-          <w:bCs/>
-          <w:sz w:val="20"/>
-          <w:szCs w:val="20"/>
-        </w:rPr>
-        <w:t>3.color</w:t>
-      </w:r>
-      <w:proofErr w:type="gramEnd"/>
-      <w:r>
-        <w:rPr>
-          <w:bCs/>
-          <w:sz w:val="20"/>
-          <w:szCs w:val="20"/>
-        </w:rPr>
-        <w:t>);</w:t>
-      </w:r>
-    </w:p>
-    <w:p>
-      <w:pPr>
-        <w:spacing w:line="240" w:lineRule="auto"/>
-        <w:rPr>
-          <w:bCs/>
-          <w:sz w:val="20"/>
-          <w:szCs w:val="20"/>
-        </w:rPr>
-      </w:pPr>
-      <w:r>
-        <w:rPr>
-          <w:bCs/>
-          <w:sz w:val="20"/>
-          <w:szCs w:val="20"/>
-        </w:rPr>
-        <w:t xml:space="preserve">        </w:t>
-      </w:r>
-      <w:proofErr w:type="spellStart"/>
-      <w:r>
-        <w:rPr>
-          <w:bCs/>
-          <w:sz w:val="20"/>
-          <w:szCs w:val="20"/>
-        </w:rPr>
-        <w:t>System.out.println</w:t>
-      </w:r>
-      <w:proofErr w:type="spellEnd"/>
-      <w:r>
-        <w:rPr>
-          <w:bCs/>
-          <w:sz w:val="20"/>
-          <w:szCs w:val="20"/>
-        </w:rPr>
-        <w:t>("Brand: " + c</w:t>
-      </w:r>
-      <w:proofErr w:type="gramStart"/>
-      <w:r>
-        <w:rPr>
-          <w:bCs/>
-          <w:sz w:val="20"/>
-          <w:szCs w:val="20"/>
-        </w:rPr>
-        <w:t>3.brand</w:t>
-      </w:r>
-      <w:proofErr w:type="gramEnd"/>
-      <w:r>
-        <w:rPr>
-          <w:bCs/>
-          <w:sz w:val="20"/>
-          <w:szCs w:val="20"/>
-        </w:rPr>
-        <w:t>);</w:t>
-      </w:r>
-    </w:p>
-    <w:p>
-      <w:pPr>
-        <w:spacing w:line="240" w:lineRule="auto"/>
-        <w:rPr>
-          <w:bCs/>
-          <w:sz w:val="20"/>
-          <w:szCs w:val="20"/>
-        </w:rPr>
-      </w:pPr>
-      <w:r>
-        <w:rPr>
-          <w:bCs/>
-          <w:sz w:val="20"/>
-          <w:szCs w:val="20"/>
-        </w:rPr>
-        <w:t xml:space="preserve">        </w:t>
-      </w:r>
-      <w:proofErr w:type="spellStart"/>
-      <w:r>
-        <w:rPr>
-          <w:bCs/>
-          <w:sz w:val="20"/>
-          <w:szCs w:val="20"/>
-        </w:rPr>
-        <w:t>System.out.println</w:t>
-      </w:r>
-      <w:proofErr w:type="spellEnd"/>
-      <w:r>
-        <w:rPr>
-          <w:bCs/>
-          <w:sz w:val="20"/>
-          <w:szCs w:val="20"/>
-        </w:rPr>
-        <w:t>("Fuel Type: " + c</w:t>
-      </w:r>
-      <w:proofErr w:type="gramStart"/>
-      <w:r>
-        <w:rPr>
-          <w:bCs/>
-          <w:sz w:val="20"/>
-          <w:szCs w:val="20"/>
-        </w:rPr>
-        <w:t>3.fuelType</w:t>
-      </w:r>
-      <w:proofErr w:type="gramEnd"/>
-      <w:r>
-        <w:rPr>
-          <w:bCs/>
-          <w:sz w:val="20"/>
-          <w:szCs w:val="20"/>
-        </w:rPr>
-        <w:t>);</w:t>
-      </w:r>
-    </w:p>
-    <w:p>
-      <w:pPr>
-        <w:spacing w:line="240" w:lineRule="auto"/>
-        <w:rPr>
-          <w:bCs/>
-          <w:sz w:val="20"/>
-          <w:szCs w:val="20"/>
-        </w:rPr>
-      </w:pPr>
-      <w:r>
-        <w:rPr>
-          <w:bCs/>
-          <w:sz w:val="20"/>
-          <w:szCs w:val="20"/>
-        </w:rPr>
-        <w:t xml:space="preserve">        </w:t>
-      </w:r>
-      <w:proofErr w:type="spellStart"/>
-      <w:r>
-        <w:rPr>
-          <w:bCs/>
-          <w:sz w:val="20"/>
-          <w:szCs w:val="20"/>
-        </w:rPr>
-        <w:t>System.out.println</w:t>
-      </w:r>
-      <w:proofErr w:type="spellEnd"/>
-      <w:r>
-        <w:rPr>
-          <w:bCs/>
-          <w:sz w:val="20"/>
-          <w:szCs w:val="20"/>
-        </w:rPr>
-        <w:t>("Mileage: " + c</w:t>
-      </w:r>
-      <w:proofErr w:type="gramStart"/>
-      <w:r>
-        <w:rPr>
-          <w:bCs/>
-          <w:sz w:val="20"/>
-          <w:szCs w:val="20"/>
-        </w:rPr>
-        <w:t>3.mileage</w:t>
-      </w:r>
-      <w:proofErr w:type="gramEnd"/>
-      <w:r>
-        <w:rPr>
-          <w:bCs/>
-          <w:sz w:val="20"/>
-          <w:szCs w:val="20"/>
-        </w:rPr>
-        <w:t>);</w:t>
-      </w:r>
-    </w:p>
-    <w:p>
-      <w:pPr>
-        <w:spacing w:line="240" w:lineRule="auto"/>
-        <w:rPr>
-          <w:bCs/>
-          <w:sz w:val="20"/>
-          <w:szCs w:val="20"/>
-        </w:rPr>
-      </w:pPr>
-      <w:r>
-        <w:rPr>
-          <w:bCs/>
-          <w:sz w:val="20"/>
-          <w:szCs w:val="20"/>
-        </w:rPr>
-        <w:t>    }</w:t>
-      </w:r>
-    </w:p>
-    <w:p>
-      <w:pPr>
-        <w:spacing w:line="240" w:lineRule="auto"/>
-        <w:rPr>
-          <w:bCs/>
-          <w:sz w:val="20"/>
-          <w:szCs w:val="20"/>
-        </w:rPr>
-      </w:pPr>
-      <w:r>
-        <w:rPr>
-          <w:bCs/>
-          <w:sz w:val="20"/>
-          <w:szCs w:val="20"/>
-        </w:rPr>
-        <w:t>}</w:t>
-      </w:r>
-    </w:p>
-    <w:p>
-      <w:pPr>
-        <w:spacing w:line="240" w:lineRule="auto"/>
-        <w:rPr>
-          <w:bCs/>
-          <w:sz w:val="20"/>
-          <w:szCs w:val="20"/>
-        </w:rPr>
-      </w:pPr>
-    </w:p>
-    <w:p>
-      <w:pPr>
-        <w:spacing w:line="240" w:lineRule="auto"/>
-        <w:rPr>
           <w:b/>
           <w:sz w:val="28"/>
         </w:rPr>
@@ -12557,22 +12836,7 @@
       <w:r>
         <w:rPr>
           <w:b/>
-          <w:sz w:val="28"/>
-        </w:rPr>
-        <w:t>OUTPUT:</w:t>
-      </w:r>
-    </w:p>
-    <w:p>
-      <w:pPr>
-        <w:spacing w:line="240" w:lineRule="auto"/>
-        <w:rPr>
-          <w:b/>
-          <w:sz w:val="28"/>
-        </w:rPr>
-      </w:pPr>
-      <w:r>
-        <w:rPr>
-          <w:b/>
+          <w:noProof/>
           <w:sz w:val="28"/>
         </w:rPr>
         <w:drawing>
@@ -12628,27 +12892,273 @@
         <w:t>ERROR:</w:t>
       </w:r>
     </w:p>
-    <w:p>
-      <w:pPr>
-        <w:rPr>
-          <w:sz w:val="28"/>
-        </w:rPr>
-      </w:pPr>
-    </w:p>
-    <w:p>
-      <w:pPr>
-        <w:rPr>
-          <w:sz w:val="28"/>
-        </w:rPr>
-      </w:pPr>
-    </w:p>
-    <w:p>
-      <w:pPr>
+    <w:tbl>
+      <w:tblPr>
+        <w:tblStyle w:val="TableGrid"/>
+        <w:tblW w:w="0" w:type="auto"/>
+        <w:tblLayout w:type="fixed"/>
+        <w:tblLook w:val="06A0" w:firstRow="1" w:lastRow="0" w:firstColumn="1" w:lastColumn="0" w:noHBand="1" w:noVBand="1"/>
+      </w:tblPr>
+      <w:tblGrid>
+        <w:gridCol w:w="4957"/>
+        <w:gridCol w:w="5103"/>
+      </w:tblGrid>
+      <w:tr>
+        <w:trPr>
+          <w:trHeight w:val="300"/>
+        </w:trPr>
+        <w:tc>
+          <w:tcPr>
+            <w:tcW w:w="4957" w:type="dxa"/>
+            <w:tcBorders>
+              <w:top w:val="single" w:sz="4" w:space="0" w:color="000000" w:themeColor="text1"/>
+              <w:left w:val="single" w:sz="4" w:space="0" w:color="000000" w:themeColor="text1"/>
+              <w:bottom w:val="single" w:sz="4" w:space="0" w:color="000000" w:themeColor="text1"/>
+              <w:right w:val="single" w:sz="4" w:space="0" w:color="000000" w:themeColor="text1"/>
+            </w:tcBorders>
+            <w:hideMark/>
+          </w:tcPr>
+          <w:p>
+            <w:pPr>
+              <w:spacing w:after="160" w:line="259" w:lineRule="auto"/>
+              <w:rPr>
+                <w:b/>
+                <w:bCs/>
+                <w:sz w:val="28"/>
+              </w:rPr>
+            </w:pPr>
+            <w:r>
+              <w:rPr>
+                <w:b/>
+                <w:bCs/>
+                <w:sz w:val="28"/>
+              </w:rPr>
+              <w:t>Code error</w:t>
+            </w:r>
+          </w:p>
+        </w:tc>
+        <w:tc>
+          <w:tcPr>
+            <w:tcW w:w="5103" w:type="dxa"/>
+            <w:tcBorders>
+              <w:top w:val="single" w:sz="4" w:space="0" w:color="000000" w:themeColor="text1"/>
+              <w:left w:val="single" w:sz="4" w:space="0" w:color="000000" w:themeColor="text1"/>
+              <w:bottom w:val="single" w:sz="4" w:space="0" w:color="000000" w:themeColor="text1"/>
+              <w:right w:val="single" w:sz="4" w:space="0" w:color="000000" w:themeColor="text1"/>
+            </w:tcBorders>
+            <w:hideMark/>
+          </w:tcPr>
+          <w:p>
+            <w:pPr>
+              <w:spacing w:after="160" w:line="259" w:lineRule="auto"/>
+              <w:rPr>
+                <w:b/>
+                <w:bCs/>
+                <w:sz w:val="28"/>
+              </w:rPr>
+            </w:pPr>
+            <w:r>
+              <w:rPr>
+                <w:b/>
+                <w:bCs/>
+                <w:sz w:val="28"/>
+              </w:rPr>
+              <w:t>Rectification</w:t>
+            </w:r>
+          </w:p>
+        </w:tc>
+      </w:tr>
+      <w:tr>
+        <w:trPr>
+          <w:trHeight w:val="300"/>
+        </w:trPr>
+        <w:tc>
+          <w:tcPr>
+            <w:tcW w:w="4957" w:type="dxa"/>
+            <w:tcBorders>
+              <w:top w:val="single" w:sz="4" w:space="0" w:color="000000" w:themeColor="text1"/>
+              <w:left w:val="single" w:sz="4" w:space="0" w:color="000000" w:themeColor="text1"/>
+              <w:bottom w:val="single" w:sz="4" w:space="0" w:color="000000" w:themeColor="text1"/>
+              <w:right w:val="single" w:sz="4" w:space="0" w:color="000000" w:themeColor="text1"/>
+            </w:tcBorders>
+            <w:hideMark/>
+          </w:tcPr>
+          <w:p>
+            <w:pPr>
+              <w:spacing w:after="160" w:line="259" w:lineRule="auto"/>
+              <w:rPr>
+                <w:sz w:val="28"/>
+              </w:rPr>
+            </w:pPr>
+            <w:r>
+              <w:rPr>
+                <w:sz w:val="28"/>
+              </w:rPr>
+              <w:t xml:space="preserve">Error: </w:t>
+            </w:r>
+            <w:proofErr w:type="spellStart"/>
+            <w:r>
+              <w:rPr>
+                <w:sz w:val="28"/>
+              </w:rPr>
+              <w:t>car_Color</w:t>
+            </w:r>
+            <w:proofErr w:type="spellEnd"/>
+            <w:r>
+              <w:rPr>
+                <w:sz w:val="28"/>
+              </w:rPr>
+              <w:t xml:space="preserve"> is undefined, should be </w:t>
+            </w:r>
+            <w:proofErr w:type="spellStart"/>
+            <w:r>
+              <w:rPr>
+                <w:sz w:val="28"/>
+              </w:rPr>
+              <w:t>car_color</w:t>
+            </w:r>
+            <w:proofErr w:type="spellEnd"/>
+          </w:p>
+        </w:tc>
+        <w:tc>
+          <w:tcPr>
+            <w:tcW w:w="5103" w:type="dxa"/>
+            <w:tcBorders>
+              <w:top w:val="single" w:sz="4" w:space="0" w:color="000000" w:themeColor="text1"/>
+              <w:left w:val="single" w:sz="4" w:space="0" w:color="000000" w:themeColor="text1"/>
+              <w:bottom w:val="single" w:sz="4" w:space="0" w:color="000000" w:themeColor="text1"/>
+              <w:right w:val="single" w:sz="4" w:space="0" w:color="000000" w:themeColor="text1"/>
+            </w:tcBorders>
+            <w:hideMark/>
+          </w:tcPr>
+          <w:p>
+            <w:pPr>
+              <w:spacing w:after="160" w:line="259" w:lineRule="auto"/>
+              <w:rPr>
+                <w:sz w:val="28"/>
+              </w:rPr>
+            </w:pPr>
+            <w:r>
+              <w:rPr>
+                <w:b/>
+                <w:bCs/>
+                <w:sz w:val="28"/>
+              </w:rPr>
+              <w:t>Replace:</w:t>
+            </w:r>
+            <w:r>
+              <w:rPr>
+                <w:sz w:val="28"/>
+              </w:rPr>
+              <w:t xml:space="preserve"> </w:t>
+            </w:r>
+            <w:proofErr w:type="spellStart"/>
+            <w:r>
+              <w:rPr>
+                <w:sz w:val="28"/>
+              </w:rPr>
+              <w:t>car_Color</w:t>
+            </w:r>
+            <w:proofErr w:type="spellEnd"/>
+            <w:r>
+              <w:rPr>
+                <w:sz w:val="28"/>
+              </w:rPr>
+              <w:t xml:space="preserve"> with </w:t>
+            </w:r>
+            <w:proofErr w:type="spellStart"/>
+            <w:r>
+              <w:rPr>
+                <w:sz w:val="28"/>
+              </w:rPr>
+              <w:t>car_color</w:t>
+            </w:r>
+            <w:proofErr w:type="spellEnd"/>
+          </w:p>
+        </w:tc>
+      </w:tr>
+      <w:tr>
+        <w:trPr>
+          <w:trHeight w:val="300"/>
+        </w:trPr>
+        <w:tc>
+          <w:tcPr>
+            <w:tcW w:w="4957" w:type="dxa"/>
+            <w:tcBorders>
+              <w:top w:val="single" w:sz="4" w:space="0" w:color="000000" w:themeColor="text1"/>
+              <w:left w:val="single" w:sz="4" w:space="0" w:color="000000" w:themeColor="text1"/>
+              <w:bottom w:val="single" w:sz="4" w:space="0" w:color="000000" w:themeColor="text1"/>
+              <w:right w:val="single" w:sz="4" w:space="0" w:color="000000" w:themeColor="text1"/>
+            </w:tcBorders>
+            <w:hideMark/>
+          </w:tcPr>
+          <w:p>
+            <w:pPr>
+              <w:spacing w:after="160" w:line="259" w:lineRule="auto"/>
+              <w:rPr>
+                <w:sz w:val="28"/>
+              </w:rPr>
+            </w:pPr>
+            <w:r>
+              <w:rPr>
+                <w:sz w:val="28"/>
+              </w:rPr>
+              <w:t>Missing semicolon after 'car2.start()' will cause an error</w:t>
+            </w:r>
+          </w:p>
+        </w:tc>
+        <w:tc>
+          <w:tcPr>
+            <w:tcW w:w="5103" w:type="dxa"/>
+            <w:tcBorders>
+              <w:top w:val="single" w:sz="4" w:space="0" w:color="000000" w:themeColor="text1"/>
+              <w:left w:val="single" w:sz="4" w:space="0" w:color="000000" w:themeColor="text1"/>
+              <w:bottom w:val="single" w:sz="4" w:space="0" w:color="000000" w:themeColor="text1"/>
+              <w:right w:val="single" w:sz="4" w:space="0" w:color="000000" w:themeColor="text1"/>
+            </w:tcBorders>
+            <w:hideMark/>
+          </w:tcPr>
+          <w:p>
+            <w:pPr>
+              <w:spacing w:after="160" w:line="259" w:lineRule="auto"/>
+              <w:rPr>
+                <w:b/>
+                <w:bCs/>
+                <w:sz w:val="28"/>
+              </w:rPr>
+            </w:pPr>
+            <w:r>
+              <w:rPr>
+                <w:b/>
+                <w:bCs/>
+                <w:sz w:val="28"/>
+              </w:rPr>
+              <w:t xml:space="preserve">Replace: </w:t>
+            </w:r>
+            <w:r>
+              <w:rPr>
+                <w:sz w:val="28"/>
+              </w:rPr>
+              <w:t>add semi colon at the end</w:t>
+            </w:r>
+          </w:p>
+        </w:tc>
+      </w:tr>
+    </w:tbl>
+    <w:p>
+      <w:pPr>
+        <w:rPr>
+          <w:sz w:val="28"/>
+        </w:rPr>
+      </w:pPr>
+      <w:r>
         <w:rPr>
           <w:b/>
-          <w:sz w:val="28"/>
-        </w:rPr>
-      </w:pPr>
+          <w:bCs/>
+          <w:sz w:val="28"/>
+        </w:rPr>
+        <w:t>IMPORTANT POINTS:</w:t>
+      </w:r>
     </w:p>
     <w:p>
       <w:pPr>
@@ -12658,96 +13168,217 @@
       </w:pPr>
       <w:r>
         <w:rPr>
+          <w:b/>
+          <w:bCs/>
           <w:szCs w:val="22"/>
         </w:rPr>
+        <w:t>1. Variable name mismatch</w:t>
+      </w:r>
+      <w:r>
+        <w:rPr>
+          <w:szCs w:val="22"/>
+        </w:rPr>
+        <w:t xml:space="preserve">: The variable </w:t>
+      </w:r>
+      <w:proofErr w:type="spellStart"/>
+      <w:r>
+        <w:rPr>
+          <w:szCs w:val="22"/>
+        </w:rPr>
+        <w:t>car_Color</w:t>
+      </w:r>
+      <w:proofErr w:type="spellEnd"/>
+      <w:r>
+        <w:rPr>
+          <w:szCs w:val="22"/>
+        </w:rPr>
+        <w:t xml:space="preserve"> in the code should be </w:t>
+      </w:r>
+      <w:proofErr w:type="spellStart"/>
+      <w:r>
+        <w:rPr>
+          <w:szCs w:val="22"/>
+        </w:rPr>
+        <w:t>car_color</w:t>
+      </w:r>
+      <w:proofErr w:type="spellEnd"/>
+    </w:p>
+    <w:p>
+      <w:pPr>
+        <w:rPr>
+          <w:szCs w:val="22"/>
+        </w:rPr>
+      </w:pPr>
+      <w:r>
+        <w:rPr>
+          <w:szCs w:val="22"/>
+        </w:rPr>
+        <w:t>2.</w:t>
+      </w:r>
+      <w:r>
+        <w:rPr>
+          <w:b/>
+          <w:bCs/>
+          <w:szCs w:val="22"/>
+        </w:rPr>
+        <w:t>Incorrect variable name</w:t>
+      </w:r>
+      <w:r>
+        <w:rPr>
+          <w:szCs w:val="22"/>
+        </w:rPr>
+        <w:t>: car1.car_color is used when the actual variable is car1.car_Color, which will cause an error due to case sensitivity.</w:t>
+      </w:r>
+    </w:p>
+    <w:p>
+      <w:pPr>
+        <w:rPr>
+          <w:szCs w:val="22"/>
+        </w:rPr>
+      </w:pPr>
+      <w:r>
+        <w:rPr>
+          <w:szCs w:val="22"/>
+        </w:rPr>
+        <w:t>3.</w:t>
+      </w:r>
+      <w:r>
+        <w:rPr>
+          <w:b/>
+          <w:bCs/>
+          <w:szCs w:val="22"/>
+        </w:rPr>
+        <w:t xml:space="preserve"> Missing Semicolon</w:t>
+      </w:r>
+      <w:r>
+        <w:rPr>
+          <w:szCs w:val="22"/>
+        </w:rPr>
+        <w:t>: Forgetting to add a semicolon at the end of a statement will cause a compilation error.</w:t>
+      </w:r>
+    </w:p>
+    <w:p>
+      <w:pPr>
+        <w:rPr>
+          <w:b/>
+          <w:sz w:val="28"/>
+        </w:rPr>
+      </w:pPr>
+    </w:p>
+    <w:p>
+      <w:pPr>
+        <w:rPr>
+          <w:szCs w:val="22"/>
+        </w:rPr>
+      </w:pPr>
+    </w:p>
+    <w:p>
+      <w:pPr>
+        <w:rPr>
+          <w:szCs w:val="22"/>
+        </w:rPr>
+      </w:pPr>
+    </w:p>
+    <w:p>
+      <w:pPr>
+        <w:rPr>
+          <w:szCs w:val="22"/>
+        </w:rPr>
+      </w:pPr>
+    </w:p>
+    <w:p>
+      <w:pPr>
+        <w:rPr>
+          <w:szCs w:val="22"/>
+        </w:rPr>
+      </w:pPr>
+    </w:p>
+    <w:p>
+      <w:pPr>
+        <w:rPr>
+          <w:szCs w:val="22"/>
+        </w:rPr>
+      </w:pPr>
+    </w:p>
+    <w:p>
+      <w:pPr>
+        <w:rPr>
+          <w:szCs w:val="22"/>
+        </w:rPr>
+      </w:pPr>
+    </w:p>
+    <w:p>
+      <w:pPr>
+        <w:rPr>
+          <w:szCs w:val="22"/>
+        </w:rPr>
+      </w:pPr>
+    </w:p>
+    <w:p>
+      <w:pPr>
+        <w:rPr>
+          <w:sz w:val="24"/>
+          <w:szCs w:val="24"/>
+        </w:rPr>
+      </w:pPr>
+      <w:r>
+        <w:rPr>
+          <w:sz w:val="24"/>
+          <w:szCs w:val="24"/>
+        </w:rPr>
         <w:lastRenderedPageBreak/>
-        <w:t xml:space="preserve">2) </w:t>
-      </w:r>
-      <w:r>
-        <w:rPr>
-          <w:szCs w:val="22"/>
-        </w:rPr>
-        <w:t xml:space="preserve">create a class named back account with methods deposit and withdraw where the deposit method should </w:t>
+        <w:t xml:space="preserve">2) create a class named back account with methods deposit and withdraw where the deposit method should </w:t>
       </w:r>
       <w:proofErr w:type="gramStart"/>
       <w:r>
         <w:rPr>
-          <w:szCs w:val="22"/>
+          <w:sz w:val="24"/>
+          <w:szCs w:val="24"/>
         </w:rPr>
         <w:t>accepts</w:t>
       </w:r>
       <w:proofErr w:type="gramEnd"/>
       <w:r>
         <w:rPr>
-          <w:szCs w:val="22"/>
-        </w:rPr>
-        <w:t xml:space="preserve"> a parameter and when this method is called the deposited amount shoul</w:t>
-      </w:r>
-      <w:r>
-        <w:rPr>
-          <w:szCs w:val="22"/>
-        </w:rPr>
-        <w:t>d</w:t>
-      </w:r>
-      <w:r>
-        <w:rPr>
-          <w:szCs w:val="22"/>
-        </w:rPr>
-        <w:t xml:space="preserve"> be added to the current balance in addition to that when a with draw method is called it has to verify whether the withdraw amount</w:t>
-      </w:r>
-      <w:r>
-        <w:rPr>
-          <w:szCs w:val="22"/>
+          <w:sz w:val="24"/>
+          <w:szCs w:val="24"/>
+        </w:rPr>
+        <w:t xml:space="preserve"> a parameter and when this method is called the deposited amount should be added to the current balance in addition to that when a with draw method is called it has to verify whether the withdraw amount</w:t>
+      </w:r>
+      <w:r>
+        <w:rPr>
+          <w:sz w:val="24"/>
+          <w:szCs w:val="24"/>
         </w:rPr>
         <w:t xml:space="preserve"> </w:t>
       </w:r>
       <w:r>
         <w:rPr>
-          <w:szCs w:val="22"/>
+          <w:sz w:val="24"/>
+          <w:szCs w:val="24"/>
         </w:rPr>
         <w:t>is less</w:t>
       </w:r>
       <w:r>
         <w:rPr>
-          <w:szCs w:val="22"/>
+          <w:sz w:val="24"/>
+          <w:szCs w:val="24"/>
         </w:rPr>
         <w:t>-</w:t>
       </w:r>
       <w:r>
         <w:rPr>
-          <w:szCs w:val="22"/>
-        </w:rPr>
-        <w:t>than the current balance if not displaying a message saying that there are insufficient funds. use the constructor to display the details of th</w:t>
-      </w:r>
-      <w:r>
-        <w:rPr>
-          <w:szCs w:val="22"/>
-        </w:rPr>
-        <w:t>e</w:t>
-      </w:r>
-      <w:r>
-        <w:rPr>
-          <w:szCs w:val="22"/>
-        </w:rPr>
-        <w:t xml:space="preserve"> costumer</w:t>
-      </w:r>
-      <w:r>
-        <w:rPr>
-          <w:szCs w:val="22"/>
-        </w:rPr>
-        <w:t xml:space="preserve"> </w:t>
-      </w:r>
-      <w:r>
-        <w:rPr>
-          <w:szCs w:val="22"/>
-        </w:rPr>
-        <w:t>(</w:t>
+          <w:sz w:val="24"/>
+          <w:szCs w:val="24"/>
+        </w:rPr>
+        <w:t>than the current balance if not displaying a message saying that there are insufficient funds. use the constructor to display the details of the costumer (</w:t>
       </w:r>
       <w:proofErr w:type="spellStart"/>
       <w:proofErr w:type="gramStart"/>
       <w:r>
         <w:rPr>
-          <w:szCs w:val="22"/>
+          <w:sz w:val="24"/>
+          <w:szCs w:val="24"/>
         </w:rPr>
         <w:t>name,account</w:t>
       </w:r>
@@ -12755,47 +13386,47 @@
       <w:proofErr w:type="gramEnd"/>
       <w:r>
         <w:rPr>
-          <w:szCs w:val="22"/>
+          <w:sz w:val="24"/>
+          <w:szCs w:val="24"/>
         </w:rPr>
         <w:t xml:space="preserve"> number, </w:t>
       </w:r>
       <w:proofErr w:type="spellStart"/>
       <w:r>
         <w:rPr>
-          <w:szCs w:val="22"/>
-        </w:rPr>
-        <w:t>IFSC</w:t>
-      </w:r>
-      <w:r>
-        <w:rPr>
-          <w:szCs w:val="22"/>
-        </w:rPr>
-        <w:t>,branch</w:t>
+          <w:sz w:val="24"/>
+          <w:szCs w:val="24"/>
+        </w:rPr>
+        <w:t>IFSC,branch</w:t>
       </w:r>
       <w:proofErr w:type="spellEnd"/>
       <w:r>
         <w:rPr>
-          <w:szCs w:val="22"/>
+          <w:sz w:val="24"/>
+          <w:szCs w:val="24"/>
         </w:rPr>
         <w:t xml:space="preserve">) </w:t>
       </w:r>
       <w:proofErr w:type="spellStart"/>
       <w:r>
         <w:rPr>
-          <w:szCs w:val="22"/>
+          <w:sz w:val="24"/>
+          <w:szCs w:val="24"/>
         </w:rPr>
         <w:t>atleast</w:t>
       </w:r>
       <w:proofErr w:type="spellEnd"/>
       <w:r>
         <w:rPr>
-          <w:szCs w:val="22"/>
+          <w:sz w:val="24"/>
+          <w:szCs w:val="24"/>
         </w:rPr>
         <w:t xml:space="preserve"> 2 costumers as objects c1, c2</w:t>
       </w:r>
       <w:r>
         <w:rPr>
-          <w:szCs w:val="22"/>
+          <w:sz w:val="24"/>
+          <w:szCs w:val="24"/>
         </w:rPr>
         <w:t>.</w:t>
       </w:r>
@@ -13748,6 +14379,7 @@
           <w:sz w:val="20"/>
           <w:szCs w:val="20"/>
         </w:rPr>
+        <w:lastRenderedPageBreak/>
         <w:t xml:space="preserve">        }</w:t>
       </w:r>
     </w:p>
@@ -13763,7 +14395,6 @@
           <w:sz w:val="20"/>
           <w:szCs w:val="20"/>
         </w:rPr>
-        <w:lastRenderedPageBreak/>
         <w:t xml:space="preserve">    }</w:t>
       </w:r>
     </w:p>
@@ -14702,6 +15333,7 @@
           <w:sz w:val="20"/>
           <w:szCs w:val="20"/>
         </w:rPr>
+        <w:lastRenderedPageBreak/>
         <w:t>}</w:t>
       </w:r>
     </w:p>
@@ -14719,7 +15351,6 @@
           <w:bCs/>
           <w:sz w:val="28"/>
         </w:rPr>
-        <w:lastRenderedPageBreak/>
         <w:t>OUTPUT:</w:t>
       </w:r>
     </w:p>
@@ -14732,6 +15363,7 @@
       </w:pPr>
       <w:r>
         <w:rPr>
+          <w:noProof/>
           <w:sz w:val="20"/>
           <w:szCs w:val="20"/>
         </w:rPr>
@@ -14772,6 +15404,3608 @@
         </w:drawing>
       </w:r>
     </w:p>
+    <w:p>
+      <w:pPr>
+        <w:rPr>
+          <w:b/>
+          <w:bCs/>
+          <w:sz w:val="28"/>
+        </w:rPr>
+      </w:pPr>
+      <w:r>
+        <w:rPr>
+          <w:b/>
+          <w:bCs/>
+          <w:sz w:val="28"/>
+        </w:rPr>
+        <w:t>ERROR:</w:t>
+      </w:r>
+    </w:p>
+    <w:tbl>
+      <w:tblPr>
+        <w:tblStyle w:val="TableGrid"/>
+        <w:tblW w:w="0" w:type="auto"/>
+        <w:tblLayout w:type="fixed"/>
+        <w:tblLook w:val="06A0" w:firstRow="1" w:lastRow="0" w:firstColumn="1" w:lastColumn="0" w:noHBand="1" w:noVBand="1"/>
+      </w:tblPr>
+      <w:tblGrid>
+        <w:gridCol w:w="5524"/>
+        <w:gridCol w:w="4394"/>
+      </w:tblGrid>
+      <w:tr>
+        <w:trPr>
+          <w:trHeight w:val="300"/>
+        </w:trPr>
+        <w:tc>
+          <w:tcPr>
+            <w:tcW w:w="5524" w:type="dxa"/>
+            <w:tcBorders>
+              <w:top w:val="single" w:sz="4" w:space="0" w:color="000000" w:themeColor="text1"/>
+              <w:left w:val="single" w:sz="4" w:space="0" w:color="000000" w:themeColor="text1"/>
+              <w:bottom w:val="single" w:sz="4" w:space="0" w:color="000000" w:themeColor="text1"/>
+              <w:right w:val="single" w:sz="4" w:space="0" w:color="000000" w:themeColor="text1"/>
+            </w:tcBorders>
+            <w:hideMark/>
+          </w:tcPr>
+          <w:p>
+            <w:pPr>
+              <w:spacing w:after="160" w:line="259" w:lineRule="auto"/>
+              <w:rPr>
+                <w:b/>
+                <w:bCs/>
+                <w:sz w:val="20"/>
+                <w:szCs w:val="20"/>
+              </w:rPr>
+            </w:pPr>
+            <w:r>
+              <w:rPr>
+                <w:b/>
+                <w:bCs/>
+                <w:sz w:val="20"/>
+                <w:szCs w:val="20"/>
+              </w:rPr>
+              <w:t>ERROR MESSAGE</w:t>
+            </w:r>
+          </w:p>
+        </w:tc>
+        <w:tc>
+          <w:tcPr>
+            <w:tcW w:w="4394" w:type="dxa"/>
+            <w:tcBorders>
+              <w:top w:val="single" w:sz="4" w:space="0" w:color="000000" w:themeColor="text1"/>
+              <w:left w:val="single" w:sz="4" w:space="0" w:color="000000" w:themeColor="text1"/>
+              <w:bottom w:val="single" w:sz="4" w:space="0" w:color="000000" w:themeColor="text1"/>
+              <w:right w:val="single" w:sz="4" w:space="0" w:color="000000" w:themeColor="text1"/>
+            </w:tcBorders>
+            <w:hideMark/>
+          </w:tcPr>
+          <w:p>
+            <w:pPr>
+              <w:spacing w:after="160" w:line="259" w:lineRule="auto"/>
+              <w:rPr>
+                <w:b/>
+                <w:bCs/>
+                <w:sz w:val="20"/>
+                <w:szCs w:val="20"/>
+              </w:rPr>
+            </w:pPr>
+            <w:r>
+              <w:rPr>
+                <w:b/>
+                <w:bCs/>
+                <w:sz w:val="20"/>
+                <w:szCs w:val="20"/>
+              </w:rPr>
+              <w:t>ERROR RECTIFICATION</w:t>
+            </w:r>
+          </w:p>
+        </w:tc>
+      </w:tr>
+      <w:tr>
+        <w:trPr>
+          <w:trHeight w:val="644"/>
+        </w:trPr>
+        <w:tc>
+          <w:tcPr>
+            <w:tcW w:w="5524" w:type="dxa"/>
+            <w:tcBorders>
+              <w:top w:val="single" w:sz="4" w:space="0" w:color="000000" w:themeColor="text1"/>
+              <w:left w:val="single" w:sz="4" w:space="0" w:color="000000" w:themeColor="text1"/>
+              <w:bottom w:val="single" w:sz="4" w:space="0" w:color="000000" w:themeColor="text1"/>
+              <w:right w:val="single" w:sz="4" w:space="0" w:color="000000" w:themeColor="text1"/>
+            </w:tcBorders>
+            <w:hideMark/>
+          </w:tcPr>
+          <w:p>
+            <w:pPr>
+              <w:spacing w:after="160" w:line="259" w:lineRule="auto"/>
+              <w:rPr>
+                <w:sz w:val="28"/>
+              </w:rPr>
+            </w:pPr>
+            <w:proofErr w:type="spellStart"/>
+            <w:proofErr w:type="gramStart"/>
+            <w:r>
+              <w:rPr>
+                <w:sz w:val="28"/>
+              </w:rPr>
+              <w:t>this.existing</w:t>
+            </w:r>
+            <w:proofErr w:type="spellEnd"/>
+            <w:proofErr w:type="gramEnd"/>
+            <w:r>
+              <w:rPr>
+                <w:sz w:val="28"/>
+              </w:rPr>
+              <w:t xml:space="preserve"> = </w:t>
+            </w:r>
+            <w:proofErr w:type="spellStart"/>
+            <w:r>
+              <w:rPr>
+                <w:sz w:val="28"/>
+              </w:rPr>
+              <w:t>int.nextFloat</w:t>
+            </w:r>
+            <w:proofErr w:type="spellEnd"/>
+            <w:r>
+              <w:rPr>
+                <w:sz w:val="28"/>
+              </w:rPr>
+              <w:t>();</w:t>
+            </w:r>
+          </w:p>
+        </w:tc>
+        <w:tc>
+          <w:tcPr>
+            <w:tcW w:w="4394" w:type="dxa"/>
+            <w:tcBorders>
+              <w:top w:val="single" w:sz="4" w:space="0" w:color="000000" w:themeColor="text1"/>
+              <w:left w:val="single" w:sz="4" w:space="0" w:color="000000" w:themeColor="text1"/>
+              <w:bottom w:val="single" w:sz="4" w:space="0" w:color="000000" w:themeColor="text1"/>
+              <w:right w:val="single" w:sz="4" w:space="0" w:color="000000" w:themeColor="text1"/>
+            </w:tcBorders>
+          </w:tcPr>
+          <w:p>
+            <w:pPr>
+              <w:spacing w:after="160" w:line="259" w:lineRule="auto"/>
+              <w:rPr>
+                <w:sz w:val="20"/>
+                <w:szCs w:val="20"/>
+              </w:rPr>
+            </w:pPr>
+            <w:proofErr w:type="spellStart"/>
+            <w:proofErr w:type="gramStart"/>
+            <w:r>
+              <w:rPr>
+                <w:sz w:val="28"/>
+              </w:rPr>
+              <w:t>thi</w:t>
+            </w:r>
+            <w:r>
+              <w:rPr>
+                <w:sz w:val="28"/>
+              </w:rPr>
+              <w:t>s.existing</w:t>
+            </w:r>
+            <w:proofErr w:type="spellEnd"/>
+            <w:proofErr w:type="gramEnd"/>
+            <w:r>
+              <w:rPr>
+                <w:sz w:val="28"/>
+              </w:rPr>
+              <w:t xml:space="preserve"> = </w:t>
+            </w:r>
+            <w:proofErr w:type="spellStart"/>
+            <w:r>
+              <w:rPr>
+                <w:sz w:val="28"/>
+              </w:rPr>
+              <w:t>input.nextFloat</w:t>
+            </w:r>
+            <w:proofErr w:type="spellEnd"/>
+            <w:r>
+              <w:rPr>
+                <w:sz w:val="28"/>
+              </w:rPr>
+              <w:t>();</w:t>
+            </w:r>
+          </w:p>
+        </w:tc>
+      </w:tr>
+      <w:tr>
+        <w:trPr>
+          <w:trHeight w:val="600"/>
+        </w:trPr>
+        <w:tc>
+          <w:tcPr>
+            <w:tcW w:w="5524" w:type="dxa"/>
+            <w:tcBorders>
+              <w:top w:val="single" w:sz="4" w:space="0" w:color="000000" w:themeColor="text1"/>
+              <w:left w:val="single" w:sz="4" w:space="0" w:color="000000" w:themeColor="text1"/>
+              <w:bottom w:val="single" w:sz="4" w:space="0" w:color="000000" w:themeColor="text1"/>
+              <w:right w:val="single" w:sz="4" w:space="0" w:color="000000" w:themeColor="text1"/>
+            </w:tcBorders>
+            <w:hideMark/>
+          </w:tcPr>
+          <w:p>
+            <w:pPr>
+              <w:spacing w:after="160" w:line="259" w:lineRule="auto"/>
+              <w:rPr>
+                <w:sz w:val="28"/>
+              </w:rPr>
+            </w:pPr>
+            <w:r>
+              <w:rPr>
+                <w:sz w:val="28"/>
+              </w:rPr>
+              <w:t xml:space="preserve">public int </w:t>
+            </w:r>
+            <w:proofErr w:type="gramStart"/>
+            <w:r>
+              <w:rPr>
+                <w:sz w:val="28"/>
+              </w:rPr>
+              <w:t>deposit(</w:t>
+            </w:r>
+            <w:proofErr w:type="gramEnd"/>
+            <w:r>
+              <w:rPr>
+                <w:sz w:val="28"/>
+              </w:rPr>
+              <w:t>) is incorrect return method</w:t>
+            </w:r>
+          </w:p>
+        </w:tc>
+        <w:tc>
+          <w:tcPr>
+            <w:tcW w:w="4394" w:type="dxa"/>
+            <w:tcBorders>
+              <w:top w:val="single" w:sz="4" w:space="0" w:color="000000" w:themeColor="text1"/>
+              <w:left w:val="single" w:sz="4" w:space="0" w:color="000000" w:themeColor="text1"/>
+              <w:bottom w:val="single" w:sz="4" w:space="0" w:color="000000" w:themeColor="text1"/>
+              <w:right w:val="single" w:sz="4" w:space="0" w:color="000000" w:themeColor="text1"/>
+            </w:tcBorders>
+          </w:tcPr>
+          <w:p>
+            <w:pPr>
+              <w:spacing w:after="160" w:line="259" w:lineRule="auto"/>
+              <w:rPr>
+                <w:sz w:val="28"/>
+              </w:rPr>
+            </w:pPr>
+            <w:proofErr w:type="spellStart"/>
+            <w:proofErr w:type="gramStart"/>
+            <w:r>
+              <w:rPr>
+                <w:sz w:val="28"/>
+              </w:rPr>
+              <w:t>REPLACE:public</w:t>
+            </w:r>
+            <w:proofErr w:type="spellEnd"/>
+            <w:proofErr w:type="gramEnd"/>
+            <w:r>
+              <w:rPr>
+                <w:sz w:val="28"/>
+              </w:rPr>
+              <w:t xml:space="preserve"> VOID deposit()</w:t>
+            </w:r>
+          </w:p>
+          <w:p>
+            <w:pPr>
+              <w:spacing w:after="160" w:line="259" w:lineRule="auto"/>
+              <w:rPr>
+                <w:b/>
+                <w:bCs/>
+                <w:sz w:val="20"/>
+                <w:szCs w:val="20"/>
+              </w:rPr>
+            </w:pPr>
+          </w:p>
+        </w:tc>
+      </w:tr>
+    </w:tbl>
+    <w:p>
+      <w:pPr>
+        <w:rPr>
+          <w:b/>
+          <w:bCs/>
+          <w:sz w:val="20"/>
+          <w:szCs w:val="20"/>
+        </w:rPr>
+      </w:pPr>
+      <w:r>
+        <w:rPr>
+          <w:b/>
+          <w:bCs/>
+          <w:sz w:val="20"/>
+          <w:szCs w:val="20"/>
+        </w:rPr>
+        <w:t>IMPORTANT POINTS:</w:t>
+      </w:r>
+    </w:p>
+    <w:p>
+      <w:pPr>
+        <w:rPr>
+          <w:sz w:val="24"/>
+          <w:szCs w:val="24"/>
+        </w:rPr>
+      </w:pPr>
+      <w:r>
+        <w:rPr>
+          <w:sz w:val="24"/>
+          <w:szCs w:val="24"/>
+        </w:rPr>
+        <w:t>1.The balance should be a float or double to handle decimal values correctly, but it's declared as an int.</w:t>
+      </w:r>
+    </w:p>
+    <w:p>
+      <w:pPr>
+        <w:rPr>
+          <w:sz w:val="24"/>
+          <w:szCs w:val="24"/>
+        </w:rPr>
+      </w:pPr>
+      <w:r>
+        <w:rPr>
+          <w:sz w:val="24"/>
+          <w:szCs w:val="24"/>
+        </w:rPr>
+        <w:t>2.</w:t>
+      </w:r>
+      <w:r>
+        <w:rPr>
+          <w:b/>
+          <w:bCs/>
+          <w:sz w:val="24"/>
+          <w:szCs w:val="24"/>
+        </w:rPr>
+        <w:t xml:space="preserve"> Incorrect deposit method signature</w:t>
+      </w:r>
+      <w:r>
+        <w:rPr>
+          <w:sz w:val="24"/>
+          <w:szCs w:val="24"/>
+        </w:rPr>
+        <w:t xml:space="preserve">: The method </w:t>
+      </w:r>
+      <w:proofErr w:type="gramStart"/>
+      <w:r>
+        <w:rPr>
+          <w:sz w:val="24"/>
+          <w:szCs w:val="24"/>
+        </w:rPr>
+        <w:t>DEPOSIT(</w:t>
+      </w:r>
+      <w:proofErr w:type="gramEnd"/>
+      <w:r>
+        <w:rPr>
+          <w:sz w:val="24"/>
+          <w:szCs w:val="24"/>
+        </w:rPr>
+        <w:t>)has an incorrect return type int(), while it should be void since it doesn't need to return any value.</w:t>
+      </w:r>
+    </w:p>
+    <w:p>
+      <w:pPr>
+        <w:rPr>
+          <w:sz w:val="24"/>
+          <w:szCs w:val="24"/>
+        </w:rPr>
+      </w:pPr>
+      <w:r>
+        <w:rPr>
+          <w:sz w:val="24"/>
+          <w:szCs w:val="24"/>
+        </w:rPr>
+        <w:t>3.</w:t>
+      </w:r>
+      <w:r>
+        <w:rPr>
+          <w:b/>
+          <w:bCs/>
+          <w:sz w:val="24"/>
+          <w:szCs w:val="24"/>
+        </w:rPr>
+        <w:t xml:space="preserve"> Fixed the return type of deposit</w:t>
+      </w:r>
+      <w:r>
+        <w:rPr>
+          <w:sz w:val="24"/>
+          <w:szCs w:val="24"/>
+        </w:rPr>
+        <w:t>: Changed from int to void, as the method does not need to return anything</w:t>
+      </w:r>
+    </w:p>
+    <w:p>
+      <w:pPr>
+        <w:rPr>
+          <w:sz w:val="20"/>
+          <w:szCs w:val="20"/>
+        </w:rPr>
+      </w:pPr>
+    </w:p>
+    <w:p>
+      <w:pPr>
+        <w:rPr>
+          <w:sz w:val="20"/>
+          <w:szCs w:val="20"/>
+        </w:rPr>
+      </w:pPr>
+    </w:p>
+    <w:p>
+      <w:pPr>
+        <w:rPr>
+          <w:sz w:val="20"/>
+          <w:szCs w:val="20"/>
+        </w:rPr>
+      </w:pPr>
+    </w:p>
+    <w:p>
+      <w:pPr>
+        <w:rPr>
+          <w:sz w:val="20"/>
+          <w:szCs w:val="20"/>
+        </w:rPr>
+      </w:pPr>
+    </w:p>
+    <w:p>
+      <w:pPr>
+        <w:rPr>
+          <w:sz w:val="20"/>
+          <w:szCs w:val="20"/>
+        </w:rPr>
+      </w:pPr>
+    </w:p>
+    <w:p>
+      <w:pPr>
+        <w:jc w:val="center"/>
+        <w:rPr>
+          <w:sz w:val="40"/>
+          <w:szCs w:val="40"/>
+        </w:rPr>
+      </w:pPr>
+    </w:p>
+    <w:p>
+      <w:pPr>
+        <w:jc w:val="center"/>
+        <w:rPr>
+          <w:sz w:val="40"/>
+          <w:szCs w:val="40"/>
+        </w:rPr>
+      </w:pPr>
+    </w:p>
+    <w:p>
+      <w:pPr>
+        <w:jc w:val="center"/>
+        <w:rPr>
+          <w:sz w:val="40"/>
+          <w:szCs w:val="40"/>
+        </w:rPr>
+      </w:pPr>
+    </w:p>
+    <w:p>
+      <w:pPr>
+        <w:jc w:val="center"/>
+        <w:rPr>
+          <w:sz w:val="40"/>
+          <w:szCs w:val="40"/>
+        </w:rPr>
+      </w:pPr>
+      <w:r>
+        <w:rPr>
+          <w:sz w:val="40"/>
+          <w:szCs w:val="40"/>
+        </w:rPr>
+        <w:lastRenderedPageBreak/>
+        <w:t>WEEK-4</w:t>
+      </w:r>
+    </w:p>
+    <w:p>
+      <w:pPr>
+        <w:rPr>
+          <w:sz w:val="24"/>
+          <w:szCs w:val="24"/>
+        </w:rPr>
+      </w:pPr>
+      <w:r>
+        <w:rPr>
+          <w:sz w:val="24"/>
+          <w:szCs w:val="24"/>
+        </w:rPr>
+        <w:t xml:space="preserve">1). </w:t>
+      </w:r>
+      <w:r>
+        <w:rPr>
+          <w:sz w:val="24"/>
+          <w:szCs w:val="24"/>
+        </w:rPr>
+        <w:t>Write a java program with class named Book</w:t>
+      </w:r>
+    </w:p>
+    <w:p>
+      <w:pPr>
+        <w:rPr>
+          <w:sz w:val="24"/>
+          <w:szCs w:val="24"/>
+        </w:rPr>
+      </w:pPr>
+      <w:r>
+        <w:rPr>
+          <w:sz w:val="24"/>
+          <w:szCs w:val="24"/>
+        </w:rPr>
+        <w:t>a)</w:t>
+      </w:r>
+      <w:r>
+        <w:rPr>
+          <w:sz w:val="24"/>
+          <w:szCs w:val="24"/>
+        </w:rPr>
+        <w:t xml:space="preserve"> </w:t>
+      </w:r>
+      <w:r>
+        <w:rPr>
+          <w:sz w:val="24"/>
+          <w:szCs w:val="24"/>
+        </w:rPr>
+        <w:t>a class should contain various attributes such as title,</w:t>
+      </w:r>
+      <w:r>
+        <w:rPr>
+          <w:sz w:val="24"/>
+          <w:szCs w:val="24"/>
+        </w:rPr>
+        <w:t xml:space="preserve"> </w:t>
+      </w:r>
+      <w:r>
+        <w:rPr>
+          <w:sz w:val="24"/>
+          <w:szCs w:val="24"/>
+        </w:rPr>
+        <w:t>author,</w:t>
+      </w:r>
+      <w:r>
+        <w:rPr>
+          <w:sz w:val="24"/>
+          <w:szCs w:val="24"/>
+        </w:rPr>
+        <w:t xml:space="preserve"> </w:t>
+      </w:r>
+      <w:r>
+        <w:rPr>
+          <w:sz w:val="24"/>
+          <w:szCs w:val="24"/>
+        </w:rPr>
+        <w:t>year of publication.</w:t>
+      </w:r>
+    </w:p>
+    <w:p>
+      <w:pPr>
+        <w:rPr>
+          <w:sz w:val="24"/>
+          <w:szCs w:val="24"/>
+        </w:rPr>
+      </w:pPr>
+      <w:r>
+        <w:rPr>
+          <w:sz w:val="24"/>
+          <w:szCs w:val="24"/>
+        </w:rPr>
+        <w:t>b)</w:t>
+      </w:r>
+      <w:r>
+        <w:rPr>
+          <w:sz w:val="24"/>
+          <w:szCs w:val="24"/>
+        </w:rPr>
+        <w:t xml:space="preserve"> </w:t>
+      </w:r>
+      <w:r>
+        <w:rPr>
+          <w:sz w:val="24"/>
+          <w:szCs w:val="24"/>
+        </w:rPr>
+        <w:t>it should also contain a constructor with parameters which initializes title,</w:t>
+      </w:r>
+      <w:r>
+        <w:rPr>
+          <w:sz w:val="24"/>
+          <w:szCs w:val="24"/>
+        </w:rPr>
+        <w:t xml:space="preserve"> </w:t>
+      </w:r>
+      <w:r>
+        <w:rPr>
+          <w:sz w:val="24"/>
+          <w:szCs w:val="24"/>
+        </w:rPr>
+        <w:t>author,</w:t>
+      </w:r>
+      <w:r>
+        <w:rPr>
+          <w:sz w:val="24"/>
+          <w:szCs w:val="24"/>
+        </w:rPr>
+        <w:t xml:space="preserve"> </w:t>
+      </w:r>
+      <w:r>
+        <w:rPr>
+          <w:sz w:val="24"/>
+          <w:szCs w:val="24"/>
+        </w:rPr>
+        <w:t>year of publication.</w:t>
+      </w:r>
+    </w:p>
+    <w:p>
+      <w:pPr>
+        <w:rPr>
+          <w:sz w:val="24"/>
+          <w:szCs w:val="24"/>
+        </w:rPr>
+      </w:pPr>
+      <w:r>
+        <w:rPr>
+          <w:sz w:val="24"/>
+          <w:szCs w:val="24"/>
+        </w:rPr>
+        <w:t>c)</w:t>
+      </w:r>
+      <w:r>
+        <w:rPr>
+          <w:sz w:val="24"/>
+          <w:szCs w:val="24"/>
+        </w:rPr>
+        <w:t xml:space="preserve"> </w:t>
+      </w:r>
+      <w:r>
+        <w:rPr>
+          <w:sz w:val="24"/>
+          <w:szCs w:val="24"/>
+        </w:rPr>
+        <w:t>create a method which displays the details of the book title</w:t>
+      </w:r>
+      <w:r>
+        <w:rPr>
+          <w:sz w:val="24"/>
+          <w:szCs w:val="24"/>
+        </w:rPr>
+        <w:t xml:space="preserve">, </w:t>
+      </w:r>
+      <w:r>
+        <w:rPr>
+          <w:sz w:val="24"/>
+          <w:szCs w:val="24"/>
+        </w:rPr>
+        <w:t>author</w:t>
+      </w:r>
+      <w:r>
+        <w:rPr>
+          <w:sz w:val="24"/>
+          <w:szCs w:val="24"/>
+        </w:rPr>
+        <w:t xml:space="preserve">, </w:t>
+      </w:r>
+      <w:r>
+        <w:rPr>
+          <w:sz w:val="24"/>
+          <w:szCs w:val="24"/>
+        </w:rPr>
+        <w:t>year of publication</w:t>
+      </w:r>
+    </w:p>
+    <w:p>
+      <w:pPr>
+        <w:rPr>
+          <w:sz w:val="24"/>
+          <w:szCs w:val="24"/>
+        </w:rPr>
+      </w:pPr>
+      <w:r>
+        <w:rPr>
+          <w:sz w:val="24"/>
+          <w:szCs w:val="24"/>
+        </w:rPr>
+        <w:t>Display the details of two books.</w:t>
+      </w:r>
+    </w:p>
+    <w:p>
+      <w:pPr>
+        <w:rPr>
+          <w:b/>
+          <w:bCs/>
+          <w:sz w:val="28"/>
+        </w:rPr>
+      </w:pPr>
+      <w:r>
+        <w:rPr>
+          <w:b/>
+          <w:bCs/>
+          <w:sz w:val="28"/>
+        </w:rPr>
+        <w:t>CODE:</w:t>
+      </w:r>
+    </w:p>
+    <w:p>
+      <w:pPr>
+        <w:rPr>
+          <w:sz w:val="20"/>
+          <w:szCs w:val="20"/>
+        </w:rPr>
+      </w:pPr>
+      <w:r>
+        <w:rPr>
+          <w:sz w:val="20"/>
+          <w:szCs w:val="20"/>
+        </w:rPr>
+        <w:t>public class book {</w:t>
+      </w:r>
+    </w:p>
+    <w:p>
+      <w:pPr>
+        <w:rPr>
+          <w:sz w:val="20"/>
+          <w:szCs w:val="20"/>
+        </w:rPr>
+      </w:pPr>
+      <w:r>
+        <w:rPr>
+          <w:sz w:val="20"/>
+          <w:szCs w:val="20"/>
+        </w:rPr>
+        <w:t xml:space="preserve">    // Attributes</w:t>
+      </w:r>
+    </w:p>
+    <w:p>
+      <w:pPr>
+        <w:rPr>
+          <w:sz w:val="20"/>
+          <w:szCs w:val="20"/>
+        </w:rPr>
+      </w:pPr>
+      <w:r>
+        <w:rPr>
+          <w:sz w:val="20"/>
+          <w:szCs w:val="20"/>
+        </w:rPr>
+        <w:t xml:space="preserve">    String title;</w:t>
+      </w:r>
+    </w:p>
+    <w:p>
+      <w:pPr>
+        <w:rPr>
+          <w:sz w:val="20"/>
+          <w:szCs w:val="20"/>
+        </w:rPr>
+      </w:pPr>
+      <w:r>
+        <w:rPr>
+          <w:sz w:val="20"/>
+          <w:szCs w:val="20"/>
+        </w:rPr>
+        <w:t xml:space="preserve">    String author;</w:t>
+      </w:r>
+    </w:p>
+    <w:p>
+      <w:pPr>
+        <w:rPr>
+          <w:sz w:val="20"/>
+          <w:szCs w:val="20"/>
+        </w:rPr>
+      </w:pPr>
+      <w:r>
+        <w:rPr>
+          <w:sz w:val="20"/>
+          <w:szCs w:val="20"/>
+        </w:rPr>
+        <w:t xml:space="preserve">    int </w:t>
+      </w:r>
+      <w:proofErr w:type="spellStart"/>
+      <w:r>
+        <w:rPr>
+          <w:sz w:val="20"/>
+          <w:szCs w:val="20"/>
+        </w:rPr>
+        <w:t>year_of_publication</w:t>
+      </w:r>
+      <w:proofErr w:type="spellEnd"/>
+      <w:r>
+        <w:rPr>
+          <w:sz w:val="20"/>
+          <w:szCs w:val="20"/>
+        </w:rPr>
+        <w:t>;</w:t>
+      </w:r>
+    </w:p>
+    <w:p>
+      <w:pPr>
+        <w:rPr>
+          <w:sz w:val="20"/>
+          <w:szCs w:val="20"/>
+        </w:rPr>
+      </w:pPr>
+      <w:r>
+        <w:rPr>
+          <w:sz w:val="20"/>
+          <w:szCs w:val="20"/>
+        </w:rPr>
+        <w:t xml:space="preserve">    // Constructor to initialize book details</w:t>
+      </w:r>
+    </w:p>
+    <w:p>
+      <w:pPr>
+        <w:rPr>
+          <w:sz w:val="20"/>
+          <w:szCs w:val="20"/>
+        </w:rPr>
+      </w:pPr>
+      <w:r>
+        <w:rPr>
+          <w:sz w:val="20"/>
+          <w:szCs w:val="20"/>
+        </w:rPr>
+        <w:t xml:space="preserve">    </w:t>
+      </w:r>
+      <w:proofErr w:type="gramStart"/>
+      <w:r>
+        <w:rPr>
+          <w:sz w:val="20"/>
+          <w:szCs w:val="20"/>
+        </w:rPr>
+        <w:t>book(</w:t>
+      </w:r>
+      <w:proofErr w:type="gramEnd"/>
+      <w:r>
+        <w:rPr>
+          <w:sz w:val="20"/>
+          <w:szCs w:val="20"/>
+        </w:rPr>
+        <w:t xml:space="preserve">String title, String author, int </w:t>
+      </w:r>
+      <w:proofErr w:type="spellStart"/>
+      <w:r>
+        <w:rPr>
+          <w:sz w:val="20"/>
+          <w:szCs w:val="20"/>
+        </w:rPr>
+        <w:t>year_of_publication</w:t>
+      </w:r>
+      <w:proofErr w:type="spellEnd"/>
+      <w:r>
+        <w:rPr>
+          <w:sz w:val="20"/>
+          <w:szCs w:val="20"/>
+        </w:rPr>
+        <w:t>) {</w:t>
+      </w:r>
+    </w:p>
+    <w:p>
+      <w:pPr>
+        <w:rPr>
+          <w:sz w:val="20"/>
+          <w:szCs w:val="20"/>
+        </w:rPr>
+      </w:pPr>
+      <w:r>
+        <w:rPr>
+          <w:sz w:val="20"/>
+          <w:szCs w:val="20"/>
+        </w:rPr>
+        <w:t xml:space="preserve">        </w:t>
+      </w:r>
+      <w:proofErr w:type="spellStart"/>
+      <w:proofErr w:type="gramStart"/>
+      <w:r>
+        <w:rPr>
+          <w:sz w:val="20"/>
+          <w:szCs w:val="20"/>
+        </w:rPr>
+        <w:t>this.title</w:t>
+      </w:r>
+      <w:proofErr w:type="spellEnd"/>
+      <w:proofErr w:type="gramEnd"/>
+      <w:r>
+        <w:rPr>
+          <w:sz w:val="20"/>
+          <w:szCs w:val="20"/>
+        </w:rPr>
+        <w:t xml:space="preserve"> = title;</w:t>
+      </w:r>
+    </w:p>
+    <w:p>
+      <w:pPr>
+        <w:rPr>
+          <w:sz w:val="20"/>
+          <w:szCs w:val="20"/>
+        </w:rPr>
+      </w:pPr>
+      <w:r>
+        <w:rPr>
+          <w:sz w:val="20"/>
+          <w:szCs w:val="20"/>
+        </w:rPr>
+        <w:t xml:space="preserve">        </w:t>
+      </w:r>
+      <w:proofErr w:type="spellStart"/>
+      <w:proofErr w:type="gramStart"/>
+      <w:r>
+        <w:rPr>
+          <w:sz w:val="20"/>
+          <w:szCs w:val="20"/>
+        </w:rPr>
+        <w:t>this.author</w:t>
+      </w:r>
+      <w:proofErr w:type="spellEnd"/>
+      <w:proofErr w:type="gramEnd"/>
+      <w:r>
+        <w:rPr>
+          <w:sz w:val="20"/>
+          <w:szCs w:val="20"/>
+        </w:rPr>
+        <w:t xml:space="preserve"> = author;</w:t>
+      </w:r>
+    </w:p>
+    <w:p>
+      <w:pPr>
+        <w:rPr>
+          <w:sz w:val="20"/>
+          <w:szCs w:val="20"/>
+        </w:rPr>
+      </w:pPr>
+      <w:r>
+        <w:rPr>
+          <w:sz w:val="20"/>
+          <w:szCs w:val="20"/>
+        </w:rPr>
+        <w:t xml:space="preserve">        </w:t>
+      </w:r>
+      <w:proofErr w:type="spellStart"/>
+      <w:proofErr w:type="gramStart"/>
+      <w:r>
+        <w:rPr>
+          <w:sz w:val="20"/>
+          <w:szCs w:val="20"/>
+        </w:rPr>
+        <w:t>this.year</w:t>
+      </w:r>
+      <w:proofErr w:type="gramEnd"/>
+      <w:r>
+        <w:rPr>
+          <w:sz w:val="20"/>
+          <w:szCs w:val="20"/>
+        </w:rPr>
+        <w:t>_of_publication</w:t>
+      </w:r>
+      <w:proofErr w:type="spellEnd"/>
+      <w:r>
+        <w:rPr>
+          <w:sz w:val="20"/>
+          <w:szCs w:val="20"/>
+        </w:rPr>
+        <w:t xml:space="preserve"> = </w:t>
+      </w:r>
+      <w:proofErr w:type="spellStart"/>
+      <w:r>
+        <w:rPr>
+          <w:sz w:val="20"/>
+          <w:szCs w:val="20"/>
+        </w:rPr>
+        <w:t>year_of_publication</w:t>
+      </w:r>
+      <w:proofErr w:type="spellEnd"/>
+      <w:r>
+        <w:rPr>
+          <w:sz w:val="20"/>
+          <w:szCs w:val="20"/>
+        </w:rPr>
+        <w:t>;</w:t>
+      </w:r>
+    </w:p>
+    <w:p>
+      <w:pPr>
+        <w:rPr>
+          <w:sz w:val="20"/>
+          <w:szCs w:val="20"/>
+        </w:rPr>
+      </w:pPr>
+      <w:r>
+        <w:rPr>
+          <w:sz w:val="20"/>
+          <w:szCs w:val="20"/>
+        </w:rPr>
+        <w:t xml:space="preserve">    }</w:t>
+      </w:r>
+    </w:p>
+    <w:p>
+      <w:pPr>
+        <w:rPr>
+          <w:sz w:val="20"/>
+          <w:szCs w:val="20"/>
+        </w:rPr>
+      </w:pPr>
+      <w:r>
+        <w:rPr>
+          <w:sz w:val="20"/>
+          <w:szCs w:val="20"/>
+        </w:rPr>
+        <w:t xml:space="preserve">    // Method to display book details</w:t>
+      </w:r>
+    </w:p>
+    <w:p>
+      <w:pPr>
+        <w:rPr>
+          <w:sz w:val="20"/>
+          <w:szCs w:val="20"/>
+        </w:rPr>
+      </w:pPr>
+      <w:r>
+        <w:rPr>
+          <w:sz w:val="20"/>
+          <w:szCs w:val="20"/>
+        </w:rPr>
+        <w:t xml:space="preserve">    void </w:t>
+      </w:r>
+      <w:proofErr w:type="gramStart"/>
+      <w:r>
+        <w:rPr>
+          <w:sz w:val="20"/>
+          <w:szCs w:val="20"/>
+        </w:rPr>
+        <w:t>display(</w:t>
+      </w:r>
+      <w:proofErr w:type="gramEnd"/>
+      <w:r>
+        <w:rPr>
+          <w:sz w:val="20"/>
+          <w:szCs w:val="20"/>
+        </w:rPr>
+        <w:t>) {</w:t>
+      </w:r>
+    </w:p>
+    <w:p>
+      <w:pPr>
+        <w:rPr>
+          <w:sz w:val="20"/>
+          <w:szCs w:val="20"/>
+        </w:rPr>
+      </w:pPr>
+      <w:r>
+        <w:rPr>
+          <w:sz w:val="20"/>
+          <w:szCs w:val="20"/>
+        </w:rPr>
+        <w:t xml:space="preserve">        </w:t>
+      </w:r>
+      <w:proofErr w:type="spellStart"/>
+      <w:r>
+        <w:rPr>
+          <w:sz w:val="20"/>
+          <w:szCs w:val="20"/>
+        </w:rPr>
+        <w:t>System.out.println</w:t>
+      </w:r>
+      <w:proofErr w:type="spellEnd"/>
+      <w:r>
+        <w:rPr>
+          <w:sz w:val="20"/>
+          <w:szCs w:val="20"/>
+        </w:rPr>
+        <w:t>("Title of the book: " + title);</w:t>
+      </w:r>
+    </w:p>
+    <w:p>
+      <w:pPr>
+        <w:rPr>
+          <w:sz w:val="20"/>
+          <w:szCs w:val="20"/>
+        </w:rPr>
+      </w:pPr>
+      <w:r>
+        <w:rPr>
+          <w:sz w:val="20"/>
+          <w:szCs w:val="20"/>
+        </w:rPr>
+        <w:t xml:space="preserve">        </w:t>
+      </w:r>
+      <w:proofErr w:type="spellStart"/>
+      <w:r>
+        <w:rPr>
+          <w:sz w:val="20"/>
+          <w:szCs w:val="20"/>
+        </w:rPr>
+        <w:t>System.out.println</w:t>
+      </w:r>
+      <w:proofErr w:type="spellEnd"/>
+      <w:r>
+        <w:rPr>
+          <w:sz w:val="20"/>
+          <w:szCs w:val="20"/>
+        </w:rPr>
+        <w:t>("Author name: " + author);</w:t>
+      </w:r>
+    </w:p>
+    <w:p>
+      <w:pPr>
+        <w:rPr>
+          <w:sz w:val="20"/>
+          <w:szCs w:val="20"/>
+        </w:rPr>
+      </w:pPr>
+      <w:r>
+        <w:rPr>
+          <w:sz w:val="20"/>
+          <w:szCs w:val="20"/>
+        </w:rPr>
+        <w:t xml:space="preserve">        </w:t>
+      </w:r>
+      <w:proofErr w:type="spellStart"/>
+      <w:r>
+        <w:rPr>
+          <w:sz w:val="20"/>
+          <w:szCs w:val="20"/>
+        </w:rPr>
+        <w:t>System.out.println</w:t>
+      </w:r>
+      <w:proofErr w:type="spellEnd"/>
+      <w:r>
+        <w:rPr>
+          <w:sz w:val="20"/>
+          <w:szCs w:val="20"/>
+        </w:rPr>
+        <w:t xml:space="preserve">("Year of publication: " + </w:t>
+      </w:r>
+      <w:proofErr w:type="spellStart"/>
+      <w:r>
+        <w:rPr>
+          <w:sz w:val="20"/>
+          <w:szCs w:val="20"/>
+        </w:rPr>
+        <w:t>year_of_publication</w:t>
+      </w:r>
+      <w:proofErr w:type="spellEnd"/>
+      <w:r>
+        <w:rPr>
+          <w:sz w:val="20"/>
+          <w:szCs w:val="20"/>
+        </w:rPr>
+        <w:t>);</w:t>
+      </w:r>
+    </w:p>
+    <w:p>
+      <w:pPr>
+        <w:rPr>
+          <w:sz w:val="20"/>
+          <w:szCs w:val="20"/>
+        </w:rPr>
+      </w:pPr>
+      <w:r>
+        <w:rPr>
+          <w:sz w:val="20"/>
+          <w:szCs w:val="20"/>
+        </w:rPr>
+        <w:t xml:space="preserve">    }</w:t>
+      </w:r>
+    </w:p>
+    <w:p>
+      <w:pPr>
+        <w:rPr>
+          <w:sz w:val="20"/>
+          <w:szCs w:val="20"/>
+        </w:rPr>
+      </w:pPr>
+    </w:p>
+    <w:p>
+      <w:pPr>
+        <w:rPr>
+          <w:sz w:val="20"/>
+          <w:szCs w:val="20"/>
+        </w:rPr>
+      </w:pPr>
+      <w:r>
+        <w:rPr>
+          <w:sz w:val="20"/>
+          <w:szCs w:val="20"/>
+        </w:rPr>
+        <w:t xml:space="preserve">    // Main method</w:t>
+      </w:r>
+    </w:p>
+    <w:p>
+      <w:pPr>
+        <w:rPr>
+          <w:sz w:val="20"/>
+          <w:szCs w:val="20"/>
+        </w:rPr>
+      </w:pPr>
+      <w:r>
+        <w:rPr>
+          <w:sz w:val="20"/>
+          <w:szCs w:val="20"/>
+        </w:rPr>
+        <w:t xml:space="preserve">    public static void </w:t>
+      </w:r>
+      <w:proofErr w:type="gramStart"/>
+      <w:r>
+        <w:rPr>
+          <w:sz w:val="20"/>
+          <w:szCs w:val="20"/>
+        </w:rPr>
+        <w:t>main(</w:t>
+      </w:r>
+      <w:proofErr w:type="gramEnd"/>
+      <w:r>
+        <w:rPr>
+          <w:sz w:val="20"/>
+          <w:szCs w:val="20"/>
+        </w:rPr>
+        <w:t xml:space="preserve">String[] </w:t>
+      </w:r>
+      <w:proofErr w:type="spellStart"/>
+      <w:r>
+        <w:rPr>
+          <w:sz w:val="20"/>
+          <w:szCs w:val="20"/>
+        </w:rPr>
+        <w:t>args</w:t>
+      </w:r>
+      <w:proofErr w:type="spellEnd"/>
+      <w:r>
+        <w:rPr>
+          <w:sz w:val="20"/>
+          <w:szCs w:val="20"/>
+        </w:rPr>
+        <w:t>) {</w:t>
+      </w:r>
+    </w:p>
+    <w:p>
+      <w:pPr>
+        <w:rPr>
+          <w:sz w:val="20"/>
+          <w:szCs w:val="20"/>
+        </w:rPr>
+      </w:pPr>
+      <w:r>
+        <w:rPr>
+          <w:sz w:val="20"/>
+          <w:szCs w:val="20"/>
+        </w:rPr>
+        <w:t xml:space="preserve">        // Creating c1</w:t>
+      </w:r>
+    </w:p>
+    <w:p>
+      <w:pPr>
+        <w:rPr>
+          <w:sz w:val="20"/>
+          <w:szCs w:val="20"/>
+        </w:rPr>
+      </w:pPr>
+      <w:r>
+        <w:rPr>
+          <w:sz w:val="20"/>
+          <w:szCs w:val="20"/>
+        </w:rPr>
+        <w:t xml:space="preserve">        book c1 = new </w:t>
+      </w:r>
+      <w:proofErr w:type="gramStart"/>
+      <w:r>
+        <w:rPr>
+          <w:sz w:val="20"/>
+          <w:szCs w:val="20"/>
+        </w:rPr>
+        <w:t>book(</w:t>
+      </w:r>
+      <w:proofErr w:type="gramEnd"/>
+      <w:r>
+        <w:rPr>
+          <w:sz w:val="20"/>
+          <w:szCs w:val="20"/>
+        </w:rPr>
+        <w:t>"Harry Potter 1", "J.K. Rowling", 2007);</w:t>
+      </w:r>
+    </w:p>
+    <w:p>
+      <w:pPr>
+        <w:rPr>
+          <w:sz w:val="20"/>
+          <w:szCs w:val="20"/>
+        </w:rPr>
+      </w:pPr>
+      <w:r>
+        <w:rPr>
+          <w:sz w:val="20"/>
+          <w:szCs w:val="20"/>
+        </w:rPr>
+        <w:t xml:space="preserve">        c</w:t>
+      </w:r>
+      <w:proofErr w:type="gramStart"/>
+      <w:r>
+        <w:rPr>
+          <w:sz w:val="20"/>
+          <w:szCs w:val="20"/>
+        </w:rPr>
+        <w:t>1.display</w:t>
+      </w:r>
+      <w:proofErr w:type="gramEnd"/>
+      <w:r>
+        <w:rPr>
+          <w:sz w:val="20"/>
+          <w:szCs w:val="20"/>
+        </w:rPr>
+        <w:t>();</w:t>
+      </w:r>
+    </w:p>
+    <w:p>
+      <w:pPr>
+        <w:rPr>
+          <w:sz w:val="20"/>
+          <w:szCs w:val="20"/>
+        </w:rPr>
+      </w:pPr>
+      <w:r>
+        <w:rPr>
+          <w:sz w:val="20"/>
+          <w:szCs w:val="20"/>
+        </w:rPr>
+        <w:t xml:space="preserve">        // Creating c2</w:t>
+      </w:r>
+    </w:p>
+    <w:p>
+      <w:pPr>
+        <w:rPr>
+          <w:sz w:val="20"/>
+          <w:szCs w:val="20"/>
+        </w:rPr>
+      </w:pPr>
+      <w:r>
+        <w:rPr>
+          <w:sz w:val="20"/>
+          <w:szCs w:val="20"/>
+        </w:rPr>
+        <w:t xml:space="preserve">        book c2 = new </w:t>
+      </w:r>
+      <w:proofErr w:type="gramStart"/>
+      <w:r>
+        <w:rPr>
+          <w:sz w:val="20"/>
+          <w:szCs w:val="20"/>
+        </w:rPr>
+        <w:t>book(</w:t>
+      </w:r>
+      <w:proofErr w:type="gramEnd"/>
+      <w:r>
+        <w:rPr>
+          <w:sz w:val="20"/>
+          <w:szCs w:val="20"/>
+        </w:rPr>
+        <w:t>"Harry Potter 2", "J.K. Rowling", 2008);</w:t>
+      </w:r>
+    </w:p>
+    <w:p>
+      <w:pPr>
+        <w:rPr>
+          <w:sz w:val="20"/>
+          <w:szCs w:val="20"/>
+        </w:rPr>
+      </w:pPr>
+      <w:r>
+        <w:rPr>
+          <w:sz w:val="20"/>
+          <w:szCs w:val="20"/>
+        </w:rPr>
+        <w:t xml:space="preserve">        c</w:t>
+      </w:r>
+      <w:proofErr w:type="gramStart"/>
+      <w:r>
+        <w:rPr>
+          <w:sz w:val="20"/>
+          <w:szCs w:val="20"/>
+        </w:rPr>
+        <w:t>2.display</w:t>
+      </w:r>
+      <w:proofErr w:type="gramEnd"/>
+      <w:r>
+        <w:rPr>
+          <w:sz w:val="20"/>
+          <w:szCs w:val="20"/>
+        </w:rPr>
+        <w:t>();</w:t>
+      </w:r>
+    </w:p>
+    <w:p>
+      <w:pPr>
+        <w:rPr>
+          <w:sz w:val="20"/>
+          <w:szCs w:val="20"/>
+        </w:rPr>
+      </w:pPr>
+      <w:r>
+        <w:rPr>
+          <w:sz w:val="20"/>
+          <w:szCs w:val="20"/>
+        </w:rPr>
+        <w:t xml:space="preserve">    }</w:t>
+      </w:r>
+    </w:p>
+    <w:p>
+      <w:pPr>
+        <w:rPr>
+          <w:sz w:val="20"/>
+          <w:szCs w:val="20"/>
+        </w:rPr>
+      </w:pPr>
+      <w:r>
+        <w:rPr>
+          <w:sz w:val="20"/>
+          <w:szCs w:val="20"/>
+        </w:rPr>
+        <w:t>}</w:t>
+      </w:r>
+    </w:p>
+    <w:p>
+      <w:pPr>
+        <w:rPr>
+          <w:b/>
+          <w:bCs/>
+          <w:sz w:val="28"/>
+        </w:rPr>
+      </w:pPr>
+      <w:r>
+        <w:rPr>
+          <w:b/>
+          <w:bCs/>
+          <w:sz w:val="28"/>
+        </w:rPr>
+        <w:lastRenderedPageBreak/>
+        <w:t>OUTPUT:</w:t>
+      </w:r>
+    </w:p>
+    <w:p>
+      <w:pPr>
+        <w:rPr>
+          <w:b/>
+          <w:bCs/>
+          <w:sz w:val="28"/>
+        </w:rPr>
+      </w:pPr>
+      <w:r>
+        <w:rPr>
+          <w:sz w:val="28"/>
+        </w:rPr>
+        <w:drawing>
+          <wp:inline distT="0" distB="0" distL="0" distR="0" wp14:anchorId="767DA60A" wp14:editId="3027CF59">
+            <wp:extent cx="6645910" cy="1539240"/>
+            <wp:effectExtent l="0" t="0" r="2540" b="3810"/>
+            <wp:docPr id="1114495379" name="Picture 1"/>
+            <wp:cNvGraphicFramePr>
+              <a:graphicFrameLocks xmlns:a="http://schemas.openxmlformats.org/drawingml/2006/main" noChangeAspect="1"/>
+            </wp:cNvGraphicFramePr>
+            <a:graphic xmlns:a="http://schemas.openxmlformats.org/drawingml/2006/main">
+              <a:graphicData uri="http://schemas.openxmlformats.org/drawingml/2006/picture">
+                <pic:pic xmlns:pic="http://schemas.openxmlformats.org/drawingml/2006/picture">
+                  <pic:nvPicPr>
+                    <pic:cNvPr id="1114495379" name=""/>
+                    <pic:cNvPicPr/>
+                  </pic:nvPicPr>
+                  <pic:blipFill>
+                    <a:blip r:embed="rId25"/>
+                    <a:stretch>
+                      <a:fillRect/>
+                    </a:stretch>
+                  </pic:blipFill>
+                  <pic:spPr>
+                    <a:xfrm>
+                      <a:off x="0" y="0"/>
+                      <a:ext cx="6645910" cy="1539240"/>
+                    </a:xfrm>
+                    <a:prstGeom prst="rect">
+                      <a:avLst/>
+                    </a:prstGeom>
+                  </pic:spPr>
+                </pic:pic>
+              </a:graphicData>
+            </a:graphic>
+          </wp:inline>
+        </w:drawing>
+      </w:r>
+      <w:r>
+        <w:rPr>
+          <w:b/>
+          <w:bCs/>
+          <w:sz w:val="28"/>
+        </w:rPr>
+        <w:t>ERRORS:</w:t>
+      </w:r>
+    </w:p>
+    <w:tbl>
+      <w:tblPr>
+        <w:tblStyle w:val="TableGrid"/>
+        <w:tblW w:w="0" w:type="auto"/>
+        <w:tblLayout w:type="fixed"/>
+        <w:tblLook w:val="06A0" w:firstRow="1" w:lastRow="0" w:firstColumn="1" w:lastColumn="0" w:noHBand="1" w:noVBand="1"/>
+      </w:tblPr>
+      <w:tblGrid>
+        <w:gridCol w:w="1380"/>
+        <w:gridCol w:w="3750"/>
+        <w:gridCol w:w="4230"/>
+      </w:tblGrid>
+      <w:tr>
+        <w:trPr>
+          <w:trHeight w:val="300"/>
+        </w:trPr>
+        <w:tc>
+          <w:tcPr>
+            <w:tcW w:w="1380" w:type="dxa"/>
+            <w:tcBorders>
+              <w:top w:val="single" w:sz="4" w:space="0" w:color="000000" w:themeColor="text1"/>
+              <w:left w:val="single" w:sz="4" w:space="0" w:color="000000" w:themeColor="text1"/>
+              <w:bottom w:val="single" w:sz="4" w:space="0" w:color="000000" w:themeColor="text1"/>
+              <w:right w:val="single" w:sz="4" w:space="0" w:color="000000" w:themeColor="text1"/>
+            </w:tcBorders>
+            <w:hideMark/>
+          </w:tcPr>
+          <w:p>
+            <w:pPr>
+              <w:spacing w:after="160" w:line="259" w:lineRule="auto"/>
+              <w:rPr>
+                <w:b/>
+                <w:bCs/>
+                <w:sz w:val="28"/>
+              </w:rPr>
+            </w:pPr>
+            <w:r>
+              <w:rPr>
+                <w:b/>
+                <w:bCs/>
+                <w:sz w:val="28"/>
+              </w:rPr>
+              <w:t>SI.NO</w:t>
+            </w:r>
+          </w:p>
+        </w:tc>
+        <w:tc>
+          <w:tcPr>
+            <w:tcW w:w="3750" w:type="dxa"/>
+            <w:tcBorders>
+              <w:top w:val="single" w:sz="4" w:space="0" w:color="000000" w:themeColor="text1"/>
+              <w:left w:val="single" w:sz="4" w:space="0" w:color="000000" w:themeColor="text1"/>
+              <w:bottom w:val="single" w:sz="4" w:space="0" w:color="000000" w:themeColor="text1"/>
+              <w:right w:val="single" w:sz="4" w:space="0" w:color="000000" w:themeColor="text1"/>
+            </w:tcBorders>
+            <w:hideMark/>
+          </w:tcPr>
+          <w:p>
+            <w:pPr>
+              <w:spacing w:after="160" w:line="259" w:lineRule="auto"/>
+              <w:rPr>
+                <w:b/>
+                <w:bCs/>
+                <w:sz w:val="28"/>
+              </w:rPr>
+            </w:pPr>
+            <w:r>
+              <w:rPr>
+                <w:b/>
+                <w:bCs/>
+                <w:sz w:val="28"/>
+              </w:rPr>
+              <w:t>ERROR MESSAGE</w:t>
+            </w:r>
+          </w:p>
+        </w:tc>
+        <w:tc>
+          <w:tcPr>
+            <w:tcW w:w="4230" w:type="dxa"/>
+            <w:tcBorders>
+              <w:top w:val="single" w:sz="4" w:space="0" w:color="000000" w:themeColor="text1"/>
+              <w:left w:val="single" w:sz="4" w:space="0" w:color="000000" w:themeColor="text1"/>
+              <w:bottom w:val="single" w:sz="4" w:space="0" w:color="000000" w:themeColor="text1"/>
+              <w:right w:val="single" w:sz="4" w:space="0" w:color="000000" w:themeColor="text1"/>
+            </w:tcBorders>
+            <w:hideMark/>
+          </w:tcPr>
+          <w:p>
+            <w:pPr>
+              <w:spacing w:after="160" w:line="259" w:lineRule="auto"/>
+              <w:rPr>
+                <w:b/>
+                <w:bCs/>
+                <w:sz w:val="28"/>
+              </w:rPr>
+            </w:pPr>
+            <w:r>
+              <w:rPr>
+                <w:b/>
+                <w:bCs/>
+                <w:sz w:val="28"/>
+              </w:rPr>
+              <w:t>ERROR RECTIFICATION</w:t>
+            </w:r>
+          </w:p>
+        </w:tc>
+      </w:tr>
+      <w:tr>
+        <w:trPr>
+          <w:trHeight w:val="891"/>
+        </w:trPr>
+        <w:tc>
+          <w:tcPr>
+            <w:tcW w:w="1380" w:type="dxa"/>
+            <w:tcBorders>
+              <w:top w:val="single" w:sz="4" w:space="0" w:color="000000" w:themeColor="text1"/>
+              <w:left w:val="single" w:sz="4" w:space="0" w:color="000000" w:themeColor="text1"/>
+              <w:bottom w:val="single" w:sz="4" w:space="0" w:color="000000" w:themeColor="text1"/>
+              <w:right w:val="single" w:sz="4" w:space="0" w:color="000000" w:themeColor="text1"/>
+            </w:tcBorders>
+            <w:hideMark/>
+          </w:tcPr>
+          <w:p>
+            <w:pPr>
+              <w:spacing w:after="160" w:line="259" w:lineRule="auto"/>
+              <w:rPr>
+                <w:b/>
+                <w:bCs/>
+                <w:sz w:val="28"/>
+              </w:rPr>
+            </w:pPr>
+            <w:r>
+              <w:rPr>
+                <w:b/>
+                <w:bCs/>
+                <w:sz w:val="28"/>
+              </w:rPr>
+              <w:t>1.</w:t>
+            </w:r>
+          </w:p>
+        </w:tc>
+        <w:tc>
+          <w:tcPr>
+            <w:tcW w:w="3750" w:type="dxa"/>
+            <w:tcBorders>
+              <w:top w:val="single" w:sz="4" w:space="0" w:color="000000" w:themeColor="text1"/>
+              <w:left w:val="single" w:sz="4" w:space="0" w:color="000000" w:themeColor="text1"/>
+              <w:bottom w:val="single" w:sz="4" w:space="0" w:color="000000" w:themeColor="text1"/>
+              <w:right w:val="single" w:sz="4" w:space="0" w:color="000000" w:themeColor="text1"/>
+            </w:tcBorders>
+          </w:tcPr>
+          <w:p>
+            <w:pPr>
+              <w:spacing w:after="160" w:line="259" w:lineRule="auto"/>
+              <w:rPr>
+                <w:sz w:val="28"/>
+                <w:lang w:val="en-IN"/>
+              </w:rPr>
+            </w:pPr>
+            <w:r>
+              <w:rPr>
+                <w:sz w:val="28"/>
+                <w:lang w:val="en-IN"/>
+              </w:rPr>
+              <w:t>Not defining the function in a file.</w:t>
+            </w:r>
+          </w:p>
+        </w:tc>
+        <w:tc>
+          <w:tcPr>
+            <w:tcW w:w="4230" w:type="dxa"/>
+            <w:tcBorders>
+              <w:top w:val="single" w:sz="4" w:space="0" w:color="000000" w:themeColor="text1"/>
+              <w:left w:val="single" w:sz="4" w:space="0" w:color="000000" w:themeColor="text1"/>
+              <w:bottom w:val="single" w:sz="4" w:space="0" w:color="000000" w:themeColor="text1"/>
+              <w:right w:val="single" w:sz="4" w:space="0" w:color="000000" w:themeColor="text1"/>
+            </w:tcBorders>
+          </w:tcPr>
+          <w:p>
+            <w:pPr>
+              <w:spacing w:after="160" w:line="259" w:lineRule="auto"/>
+              <w:rPr>
+                <w:sz w:val="28"/>
+                <w:lang w:val="en-IN"/>
+              </w:rPr>
+            </w:pPr>
+            <w:r>
+              <w:rPr>
+                <w:sz w:val="28"/>
+                <w:lang w:val="en-IN"/>
+              </w:rPr>
+              <w:t>To call the method we must define a function in a file.</w:t>
+            </w:r>
+          </w:p>
+        </w:tc>
+      </w:tr>
+      <w:tr>
+        <w:trPr>
+          <w:trHeight w:val="1117"/>
+        </w:trPr>
+        <w:tc>
+          <w:tcPr>
+            <w:tcW w:w="1380" w:type="dxa"/>
+            <w:tcBorders>
+              <w:top w:val="single" w:sz="4" w:space="0" w:color="000000" w:themeColor="text1"/>
+              <w:left w:val="single" w:sz="4" w:space="0" w:color="000000" w:themeColor="text1"/>
+              <w:bottom w:val="single" w:sz="4" w:space="0" w:color="000000" w:themeColor="text1"/>
+              <w:right w:val="single" w:sz="4" w:space="0" w:color="000000" w:themeColor="text1"/>
+            </w:tcBorders>
+            <w:hideMark/>
+          </w:tcPr>
+          <w:p>
+            <w:pPr>
+              <w:spacing w:after="160" w:line="259" w:lineRule="auto"/>
+              <w:rPr>
+                <w:b/>
+                <w:bCs/>
+                <w:sz w:val="28"/>
+              </w:rPr>
+            </w:pPr>
+            <w:r>
+              <w:rPr>
+                <w:b/>
+                <w:bCs/>
+                <w:sz w:val="28"/>
+              </w:rPr>
+              <w:t>2.</w:t>
+            </w:r>
+          </w:p>
+        </w:tc>
+        <w:tc>
+          <w:tcPr>
+            <w:tcW w:w="3750" w:type="dxa"/>
+            <w:tcBorders>
+              <w:top w:val="single" w:sz="4" w:space="0" w:color="000000" w:themeColor="text1"/>
+              <w:left w:val="single" w:sz="4" w:space="0" w:color="000000" w:themeColor="text1"/>
+              <w:bottom w:val="single" w:sz="4" w:space="0" w:color="000000" w:themeColor="text1"/>
+              <w:right w:val="single" w:sz="4" w:space="0" w:color="000000" w:themeColor="text1"/>
+            </w:tcBorders>
+          </w:tcPr>
+          <w:p>
+            <w:pPr>
+              <w:spacing w:after="160" w:line="259" w:lineRule="auto"/>
+              <w:rPr>
+                <w:sz w:val="28"/>
+                <w:lang w:val="en-IN"/>
+              </w:rPr>
+            </w:pPr>
+            <w:r>
+              <w:rPr>
+                <w:sz w:val="28"/>
+                <w:lang w:val="en-IN"/>
+              </w:rPr>
+              <w:t>Two public class files should not be saved in the same file.</w:t>
+            </w:r>
+          </w:p>
+        </w:tc>
+        <w:tc>
+          <w:tcPr>
+            <w:tcW w:w="4230" w:type="dxa"/>
+            <w:tcBorders>
+              <w:top w:val="single" w:sz="4" w:space="0" w:color="000000" w:themeColor="text1"/>
+              <w:left w:val="single" w:sz="4" w:space="0" w:color="000000" w:themeColor="text1"/>
+              <w:bottom w:val="single" w:sz="4" w:space="0" w:color="000000" w:themeColor="text1"/>
+              <w:right w:val="single" w:sz="4" w:space="0" w:color="000000" w:themeColor="text1"/>
+            </w:tcBorders>
+          </w:tcPr>
+          <w:p>
+            <w:pPr>
+              <w:spacing w:after="160" w:line="259" w:lineRule="auto"/>
+              <w:rPr>
+                <w:sz w:val="28"/>
+                <w:lang w:val="en-IN"/>
+              </w:rPr>
+            </w:pPr>
+            <w:r>
+              <w:rPr>
+                <w:sz w:val="28"/>
+                <w:lang w:val="en-IN"/>
+              </w:rPr>
+              <w:t>Two public class files should be saved in different files.</w:t>
+            </w:r>
+          </w:p>
+        </w:tc>
+      </w:tr>
+    </w:tbl>
+    <w:p>
+      <w:pPr>
+        <w:rPr>
+          <w:b/>
+          <w:bCs/>
+          <w:sz w:val="28"/>
+        </w:rPr>
+      </w:pPr>
+      <w:r>
+        <w:rPr>
+          <w:b/>
+          <w:bCs/>
+          <w:sz w:val="28"/>
+        </w:rPr>
+        <w:t>IMPORTANT POINTS:</w:t>
+      </w:r>
+    </w:p>
+    <w:p>
+      <w:pPr>
+        <w:numPr>
+          <w:ilvl w:val="0"/>
+          <w:numId w:val="19"/>
+        </w:numPr>
+        <w:rPr>
+          <w:sz w:val="24"/>
+          <w:szCs w:val="24"/>
+        </w:rPr>
+      </w:pPr>
+      <w:r>
+        <w:rPr>
+          <w:sz w:val="24"/>
+          <w:szCs w:val="24"/>
+        </w:rPr>
+        <w:t>While defining two classes for a code, we must be sure that we save both the classes in separate files.</w:t>
+      </w:r>
+    </w:p>
+    <w:p>
+      <w:pPr>
+        <w:numPr>
+          <w:ilvl w:val="0"/>
+          <w:numId w:val="19"/>
+        </w:numPr>
+        <w:rPr>
+          <w:sz w:val="24"/>
+          <w:szCs w:val="24"/>
+        </w:rPr>
+      </w:pPr>
+      <w:r>
+        <w:rPr>
+          <w:sz w:val="24"/>
+          <w:szCs w:val="24"/>
+        </w:rPr>
+        <w:t>While defining a method we should also define a function to call that method.</w:t>
+      </w:r>
+    </w:p>
+    <w:p>
+      <w:pPr>
+        <w:rPr>
+          <w:b/>
+          <w:bCs/>
+          <w:sz w:val="28"/>
+        </w:rPr>
+      </w:pPr>
+      <w:r>
+        <w:rPr>
+          <w:b/>
+          <w:bCs/>
+          <w:sz w:val="28"/>
+        </w:rPr>
+        <w:t>CLASS DIAGRAM:</w:t>
+      </w:r>
+    </w:p>
+    <w:tbl>
+      <w:tblPr>
+        <w:tblStyle w:val="TableGrid"/>
+        <w:tblW w:w="0" w:type="auto"/>
+        <w:tblInd w:w="720" w:type="dxa"/>
+        <w:tblLayout w:type="fixed"/>
+        <w:tblLook w:val="06A0" w:firstRow="1" w:lastRow="0" w:firstColumn="1" w:lastColumn="0" w:noHBand="1" w:noVBand="1"/>
+      </w:tblPr>
+      <w:tblGrid>
+        <w:gridCol w:w="4650"/>
+      </w:tblGrid>
+      <w:tr>
+        <w:trPr>
+          <w:trHeight w:val="300"/>
+        </w:trPr>
+        <w:tc>
+          <w:tcPr>
+            <w:tcW w:w="4650" w:type="dxa"/>
+            <w:tcBorders>
+              <w:top w:val="single" w:sz="4" w:space="0" w:color="000000" w:themeColor="text1"/>
+              <w:left w:val="single" w:sz="4" w:space="0" w:color="000000" w:themeColor="text1"/>
+              <w:bottom w:val="single" w:sz="4" w:space="0" w:color="000000" w:themeColor="text1"/>
+              <w:right w:val="single" w:sz="4" w:space="0" w:color="000000" w:themeColor="text1"/>
+            </w:tcBorders>
+            <w:hideMark/>
+          </w:tcPr>
+          <w:p>
+            <w:pPr>
+              <w:spacing w:after="160" w:line="259" w:lineRule="auto"/>
+              <w:rPr>
+                <w:b/>
+                <w:bCs/>
+                <w:sz w:val="28"/>
+              </w:rPr>
+            </w:pPr>
+            <w:r>
+              <w:rPr>
+                <w:b/>
+                <w:bCs/>
+                <w:sz w:val="28"/>
+              </w:rPr>
+              <w:t xml:space="preserve">                     Book</w:t>
+            </w:r>
+          </w:p>
+        </w:tc>
+      </w:tr>
+      <w:tr>
+        <w:trPr>
+          <w:trHeight w:val="300"/>
+        </w:trPr>
+        <w:tc>
+          <w:tcPr>
+            <w:tcW w:w="4650" w:type="dxa"/>
+            <w:tcBorders>
+              <w:top w:val="single" w:sz="4" w:space="0" w:color="000000" w:themeColor="text1"/>
+              <w:left w:val="single" w:sz="4" w:space="0" w:color="000000" w:themeColor="text1"/>
+              <w:bottom w:val="single" w:sz="4" w:space="0" w:color="000000" w:themeColor="text1"/>
+              <w:right w:val="single" w:sz="4" w:space="0" w:color="000000" w:themeColor="text1"/>
+            </w:tcBorders>
+            <w:hideMark/>
+          </w:tcPr>
+          <w:p>
+            <w:pPr>
+              <w:numPr>
+                <w:ilvl w:val="0"/>
+                <w:numId w:val="20"/>
+              </w:numPr>
+              <w:spacing w:after="160" w:line="259" w:lineRule="auto"/>
+              <w:rPr>
+                <w:sz w:val="28"/>
+              </w:rPr>
+            </w:pPr>
+            <w:r>
+              <w:rPr>
+                <w:sz w:val="28"/>
+              </w:rPr>
+              <w:t>Title: String</w:t>
+            </w:r>
+          </w:p>
+          <w:p>
+            <w:pPr>
+              <w:numPr>
+                <w:ilvl w:val="0"/>
+                <w:numId w:val="20"/>
+              </w:numPr>
+              <w:spacing w:after="160" w:line="259" w:lineRule="auto"/>
+              <w:rPr>
+                <w:sz w:val="28"/>
+              </w:rPr>
+            </w:pPr>
+            <w:r>
+              <w:rPr>
+                <w:sz w:val="28"/>
+              </w:rPr>
+              <w:t>Author: String</w:t>
+            </w:r>
+          </w:p>
+          <w:p>
+            <w:pPr>
+              <w:numPr>
+                <w:ilvl w:val="0"/>
+                <w:numId w:val="20"/>
+              </w:numPr>
+              <w:spacing w:after="160" w:line="259" w:lineRule="auto"/>
+              <w:rPr>
+                <w:sz w:val="28"/>
+              </w:rPr>
+            </w:pPr>
+            <w:r>
+              <w:rPr>
+                <w:sz w:val="28"/>
+              </w:rPr>
+              <w:t>Year of publication: int</w:t>
+            </w:r>
+          </w:p>
+        </w:tc>
+      </w:tr>
+      <w:tr>
+        <w:trPr>
+          <w:trHeight w:val="300"/>
+        </w:trPr>
+        <w:tc>
+          <w:tcPr>
+            <w:tcW w:w="4650" w:type="dxa"/>
+            <w:tcBorders>
+              <w:top w:val="single" w:sz="4" w:space="0" w:color="000000" w:themeColor="text1"/>
+              <w:left w:val="single" w:sz="4" w:space="0" w:color="000000" w:themeColor="text1"/>
+              <w:bottom w:val="single" w:sz="4" w:space="0" w:color="000000" w:themeColor="text1"/>
+              <w:right w:val="single" w:sz="4" w:space="0" w:color="000000" w:themeColor="text1"/>
+            </w:tcBorders>
+            <w:hideMark/>
+          </w:tcPr>
+          <w:p>
+            <w:pPr>
+              <w:spacing w:after="160" w:line="259" w:lineRule="auto"/>
+              <w:rPr>
+                <w:sz w:val="28"/>
+              </w:rPr>
+            </w:pPr>
+            <w:r>
+              <w:rPr>
+                <w:sz w:val="28"/>
+              </w:rPr>
+              <w:t xml:space="preserve">+ </w:t>
+            </w:r>
+            <w:proofErr w:type="gramStart"/>
+            <w:r>
+              <w:rPr>
+                <w:sz w:val="28"/>
+              </w:rPr>
+              <w:t>Book(</w:t>
+            </w:r>
+            <w:proofErr w:type="gramEnd"/>
+            <w:r>
+              <w:rPr>
+                <w:sz w:val="28"/>
+              </w:rPr>
+              <w:t>title: String,</w:t>
+            </w:r>
+          </w:p>
+          <w:p>
+            <w:pPr>
+              <w:spacing w:after="160" w:line="259" w:lineRule="auto"/>
+              <w:rPr>
+                <w:sz w:val="28"/>
+              </w:rPr>
+            </w:pPr>
+            <w:r>
+              <w:rPr>
+                <w:sz w:val="28"/>
+              </w:rPr>
+              <w:t xml:space="preserve">                  Author: String;</w:t>
+            </w:r>
+          </w:p>
+          <w:p>
+            <w:pPr>
+              <w:spacing w:after="160" w:line="259" w:lineRule="auto"/>
+              <w:rPr>
+                <w:sz w:val="28"/>
+              </w:rPr>
+            </w:pPr>
+            <w:r>
+              <w:rPr>
+                <w:sz w:val="28"/>
+              </w:rPr>
+              <w:t xml:space="preserve">                  Year of publication: int</w:t>
+            </w:r>
+          </w:p>
+          <w:p>
+            <w:pPr>
+              <w:spacing w:after="160" w:line="259" w:lineRule="auto"/>
+              <w:rPr>
+                <w:sz w:val="28"/>
+              </w:rPr>
+            </w:pPr>
+            <w:r>
+              <w:rPr>
+                <w:sz w:val="28"/>
+              </w:rPr>
+              <w:t xml:space="preserve">   + </w:t>
+            </w:r>
+            <w:proofErr w:type="spellStart"/>
+            <w:proofErr w:type="gramStart"/>
+            <w:r>
+              <w:rPr>
+                <w:sz w:val="28"/>
+              </w:rPr>
+              <w:t>displayDetails</w:t>
+            </w:r>
+            <w:proofErr w:type="spellEnd"/>
+            <w:r>
+              <w:rPr>
+                <w:sz w:val="28"/>
+              </w:rPr>
+              <w:t>( )</w:t>
+            </w:r>
+            <w:proofErr w:type="gramEnd"/>
+            <w:r>
+              <w:rPr>
+                <w:sz w:val="28"/>
+              </w:rPr>
+              <w:t>: void</w:t>
+            </w:r>
+          </w:p>
+        </w:tc>
+      </w:tr>
+    </w:tbl>
+    <w:p>
+      <w:pPr>
+        <w:rPr>
+          <w:sz w:val="28"/>
+        </w:rPr>
+      </w:pPr>
+    </w:p>
+    <w:p>
+      <w:pPr>
+        <w:rPr>
+          <w:sz w:val="24"/>
+          <w:szCs w:val="24"/>
+        </w:rPr>
+      </w:pPr>
+      <w:r>
+        <w:rPr>
+          <w:sz w:val="24"/>
+          <w:szCs w:val="24"/>
+        </w:rPr>
+        <w:t>2)</w:t>
+      </w:r>
+      <w:r>
+        <w:rPr>
+          <w:sz w:val="24"/>
+          <w:szCs w:val="24"/>
+        </w:rPr>
+        <w:t>Create a java program with class named ‘</w:t>
+      </w:r>
+      <w:proofErr w:type="spellStart"/>
+      <w:r>
+        <w:rPr>
+          <w:sz w:val="24"/>
+          <w:szCs w:val="24"/>
+        </w:rPr>
+        <w:t>MyClass</w:t>
+      </w:r>
+      <w:proofErr w:type="spellEnd"/>
+      <w:r>
+        <w:rPr>
+          <w:sz w:val="24"/>
+          <w:szCs w:val="24"/>
+        </w:rPr>
+        <w:t xml:space="preserve">’ with static variable count of int </w:t>
+      </w:r>
+      <w:proofErr w:type="spellStart"/>
+      <w:proofErr w:type="gramStart"/>
+      <w:r>
+        <w:rPr>
+          <w:sz w:val="24"/>
+          <w:szCs w:val="24"/>
+        </w:rPr>
+        <w:t>type,initaialized</w:t>
+      </w:r>
+      <w:proofErr w:type="spellEnd"/>
+      <w:proofErr w:type="gramEnd"/>
+      <w:r>
+        <w:rPr>
+          <w:sz w:val="24"/>
+          <w:szCs w:val="24"/>
+        </w:rPr>
+        <w:t xml:space="preserve"> to zero and a constant variable ‘pi’ or type double initialized to 3.14 as attributes of the class. Now define a constructor for “</w:t>
+      </w:r>
+      <w:proofErr w:type="spellStart"/>
+      <w:proofErr w:type="gramStart"/>
+      <w:r>
+        <w:rPr>
+          <w:sz w:val="24"/>
+          <w:szCs w:val="24"/>
+        </w:rPr>
+        <w:t>MyClass”that</w:t>
+      </w:r>
+      <w:proofErr w:type="spellEnd"/>
+      <w:proofErr w:type="gramEnd"/>
+      <w:r>
+        <w:rPr>
+          <w:sz w:val="24"/>
+          <w:szCs w:val="24"/>
+        </w:rPr>
+        <w:t xml:space="preserve"> increments the count variable </w:t>
+      </w:r>
+      <w:proofErr w:type="spellStart"/>
+      <w:r>
+        <w:rPr>
+          <w:sz w:val="24"/>
+          <w:szCs w:val="24"/>
+        </w:rPr>
+        <w:t>eachtime</w:t>
+      </w:r>
+      <w:proofErr w:type="spellEnd"/>
+      <w:r>
+        <w:rPr>
+          <w:sz w:val="24"/>
+          <w:szCs w:val="24"/>
+        </w:rPr>
+        <w:t xml:space="preserve"> an object of </w:t>
+      </w:r>
+      <w:proofErr w:type="spellStart"/>
+      <w:r>
+        <w:rPr>
+          <w:sz w:val="24"/>
+          <w:szCs w:val="24"/>
+        </w:rPr>
+        <w:t>MyClass</w:t>
+      </w:r>
+      <w:proofErr w:type="spellEnd"/>
+      <w:r>
+        <w:rPr>
+          <w:sz w:val="24"/>
+          <w:szCs w:val="24"/>
+        </w:rPr>
+        <w:t xml:space="preserve"> is </w:t>
+      </w:r>
+      <w:proofErr w:type="spellStart"/>
+      <w:r>
+        <w:rPr>
+          <w:sz w:val="24"/>
+          <w:szCs w:val="24"/>
+        </w:rPr>
+        <w:t>created.Finally</w:t>
+      </w:r>
+      <w:proofErr w:type="spellEnd"/>
+      <w:r>
+        <w:rPr>
+          <w:sz w:val="24"/>
+          <w:szCs w:val="24"/>
+        </w:rPr>
+        <w:t xml:space="preserve"> print the final values of count and pi variables.</w:t>
+      </w:r>
+      <w:r>
+        <w:rPr>
+          <w:sz w:val="24"/>
+          <w:szCs w:val="24"/>
+        </w:rPr>
+        <w:t xml:space="preserve"> </w:t>
+      </w:r>
+      <w:r>
+        <w:rPr>
+          <w:sz w:val="24"/>
+          <w:szCs w:val="24"/>
+        </w:rPr>
+        <w:t>Create three objects and a constructor.</w:t>
+      </w:r>
+    </w:p>
+    <w:p>
+      <w:pPr>
+        <w:rPr>
+          <w:b/>
+          <w:bCs/>
+          <w:sz w:val="28"/>
+        </w:rPr>
+      </w:pPr>
+    </w:p>
+    <w:p>
+      <w:pPr>
+        <w:rPr>
+          <w:b/>
+          <w:bCs/>
+          <w:sz w:val="28"/>
+        </w:rPr>
+      </w:pPr>
+      <w:r>
+        <w:rPr>
+          <w:b/>
+          <w:bCs/>
+          <w:sz w:val="28"/>
+        </w:rPr>
+        <w:lastRenderedPageBreak/>
+        <w:t>CODE:</w:t>
+      </w:r>
+    </w:p>
+    <w:p>
+      <w:pPr>
+        <w:rPr>
+          <w:sz w:val="20"/>
+          <w:szCs w:val="20"/>
+        </w:rPr>
+      </w:pPr>
+      <w:r>
+        <w:rPr>
+          <w:sz w:val="20"/>
+          <w:szCs w:val="20"/>
+        </w:rPr>
+        <w:t xml:space="preserve">class </w:t>
+      </w:r>
+      <w:proofErr w:type="spellStart"/>
+      <w:r>
+        <w:rPr>
+          <w:sz w:val="20"/>
+          <w:szCs w:val="20"/>
+        </w:rPr>
+        <w:t>Myclass</w:t>
+      </w:r>
+      <w:proofErr w:type="spellEnd"/>
+      <w:r>
+        <w:rPr>
+          <w:sz w:val="20"/>
+          <w:szCs w:val="20"/>
+        </w:rPr>
+        <w:t xml:space="preserve"> {</w:t>
+      </w:r>
+    </w:p>
+    <w:p>
+      <w:pPr>
+        <w:rPr>
+          <w:sz w:val="20"/>
+          <w:szCs w:val="20"/>
+        </w:rPr>
+      </w:pPr>
+      <w:r>
+        <w:rPr>
+          <w:sz w:val="20"/>
+          <w:szCs w:val="20"/>
+        </w:rPr>
+        <w:t xml:space="preserve">    // Static variable to hold count of objects created</w:t>
+      </w:r>
+    </w:p>
+    <w:p>
+      <w:pPr>
+        <w:rPr>
+          <w:sz w:val="20"/>
+          <w:szCs w:val="20"/>
+        </w:rPr>
+      </w:pPr>
+      <w:r>
+        <w:rPr>
+          <w:sz w:val="20"/>
+          <w:szCs w:val="20"/>
+        </w:rPr>
+        <w:t xml:space="preserve">    static int count = 0; </w:t>
+      </w:r>
+    </w:p>
+    <w:p>
+      <w:pPr>
+        <w:rPr>
+          <w:sz w:val="20"/>
+          <w:szCs w:val="20"/>
+        </w:rPr>
+      </w:pPr>
+    </w:p>
+    <w:p>
+      <w:pPr>
+        <w:rPr>
+          <w:sz w:val="20"/>
+          <w:szCs w:val="20"/>
+        </w:rPr>
+      </w:pPr>
+      <w:r>
+        <w:rPr>
+          <w:sz w:val="20"/>
+          <w:szCs w:val="20"/>
+        </w:rPr>
+        <w:t xml:space="preserve">    // Constant variable for pi, initialized to 3.14</w:t>
+      </w:r>
+    </w:p>
+    <w:p>
+      <w:pPr>
+        <w:rPr>
+          <w:sz w:val="20"/>
+          <w:szCs w:val="20"/>
+        </w:rPr>
+      </w:pPr>
+      <w:r>
+        <w:rPr>
+          <w:sz w:val="20"/>
+          <w:szCs w:val="20"/>
+        </w:rPr>
+        <w:t xml:space="preserve">    final double pi = 3.14;</w:t>
+      </w:r>
+    </w:p>
+    <w:p>
+      <w:pPr>
+        <w:rPr>
+          <w:sz w:val="20"/>
+          <w:szCs w:val="20"/>
+        </w:rPr>
+      </w:pPr>
+    </w:p>
+    <w:p>
+      <w:pPr>
+        <w:rPr>
+          <w:sz w:val="20"/>
+          <w:szCs w:val="20"/>
+        </w:rPr>
+      </w:pPr>
+      <w:r>
+        <w:rPr>
+          <w:sz w:val="20"/>
+          <w:szCs w:val="20"/>
+        </w:rPr>
+        <w:t xml:space="preserve">    // Constructor</w:t>
+      </w:r>
+    </w:p>
+    <w:p>
+      <w:pPr>
+        <w:rPr>
+          <w:sz w:val="20"/>
+          <w:szCs w:val="20"/>
+        </w:rPr>
+      </w:pPr>
+      <w:r>
+        <w:rPr>
+          <w:sz w:val="20"/>
+          <w:szCs w:val="20"/>
+        </w:rPr>
+        <w:t xml:space="preserve">    public </w:t>
+      </w:r>
+      <w:proofErr w:type="spellStart"/>
+      <w:proofErr w:type="gramStart"/>
+      <w:r>
+        <w:rPr>
+          <w:sz w:val="20"/>
+          <w:szCs w:val="20"/>
+        </w:rPr>
+        <w:t>Myclass</w:t>
+      </w:r>
+      <w:proofErr w:type="spellEnd"/>
+      <w:r>
+        <w:rPr>
+          <w:sz w:val="20"/>
+          <w:szCs w:val="20"/>
+        </w:rPr>
+        <w:t>(</w:t>
+      </w:r>
+      <w:proofErr w:type="gramEnd"/>
+      <w:r>
+        <w:rPr>
+          <w:sz w:val="20"/>
+          <w:szCs w:val="20"/>
+        </w:rPr>
+        <w:t>) {</w:t>
+      </w:r>
+    </w:p>
+    <w:p>
+      <w:pPr>
+        <w:rPr>
+          <w:sz w:val="20"/>
+          <w:szCs w:val="20"/>
+        </w:rPr>
+      </w:pPr>
+      <w:r>
+        <w:rPr>
+          <w:sz w:val="20"/>
+          <w:szCs w:val="20"/>
+        </w:rPr>
+        <w:t xml:space="preserve">        // Increment </w:t>
+      </w:r>
+      <w:proofErr w:type="gramStart"/>
+      <w:r>
+        <w:rPr>
+          <w:sz w:val="20"/>
+          <w:szCs w:val="20"/>
+        </w:rPr>
+        <w:t>count</w:t>
+      </w:r>
+      <w:proofErr w:type="gramEnd"/>
+      <w:r>
+        <w:rPr>
+          <w:sz w:val="20"/>
+          <w:szCs w:val="20"/>
+        </w:rPr>
+        <w:t xml:space="preserve"> every time an object is created</w:t>
+      </w:r>
+    </w:p>
+    <w:p>
+      <w:pPr>
+        <w:rPr>
+          <w:sz w:val="20"/>
+          <w:szCs w:val="20"/>
+        </w:rPr>
+      </w:pPr>
+      <w:r>
+        <w:rPr>
+          <w:sz w:val="20"/>
+          <w:szCs w:val="20"/>
+        </w:rPr>
+        <w:t xml:space="preserve">        count++;</w:t>
+      </w:r>
+    </w:p>
+    <w:p>
+      <w:pPr>
+        <w:rPr>
+          <w:sz w:val="20"/>
+          <w:szCs w:val="20"/>
+        </w:rPr>
+      </w:pPr>
+      <w:r>
+        <w:rPr>
+          <w:sz w:val="20"/>
+          <w:szCs w:val="20"/>
+        </w:rPr>
+        <w:t xml:space="preserve">    }</w:t>
+      </w:r>
+    </w:p>
+    <w:p>
+      <w:pPr>
+        <w:rPr>
+          <w:sz w:val="20"/>
+          <w:szCs w:val="20"/>
+        </w:rPr>
+      </w:pPr>
+    </w:p>
+    <w:p>
+      <w:pPr>
+        <w:rPr>
+          <w:sz w:val="20"/>
+          <w:szCs w:val="20"/>
+        </w:rPr>
+      </w:pPr>
+      <w:r>
+        <w:rPr>
+          <w:sz w:val="20"/>
+          <w:szCs w:val="20"/>
+        </w:rPr>
+        <w:t xml:space="preserve">    // Main method to create objects and print values</w:t>
+      </w:r>
+    </w:p>
+    <w:p>
+      <w:pPr>
+        <w:rPr>
+          <w:sz w:val="20"/>
+          <w:szCs w:val="20"/>
+        </w:rPr>
+      </w:pPr>
+      <w:r>
+        <w:rPr>
+          <w:sz w:val="20"/>
+          <w:szCs w:val="20"/>
+        </w:rPr>
+        <w:t xml:space="preserve">    public static void </w:t>
+      </w:r>
+      <w:proofErr w:type="gramStart"/>
+      <w:r>
+        <w:rPr>
+          <w:sz w:val="20"/>
+          <w:szCs w:val="20"/>
+        </w:rPr>
+        <w:t>main(</w:t>
+      </w:r>
+      <w:proofErr w:type="gramEnd"/>
+      <w:r>
+        <w:rPr>
+          <w:sz w:val="20"/>
+          <w:szCs w:val="20"/>
+        </w:rPr>
+        <w:t xml:space="preserve">String[] </w:t>
+      </w:r>
+      <w:proofErr w:type="spellStart"/>
+      <w:r>
+        <w:rPr>
+          <w:sz w:val="20"/>
+          <w:szCs w:val="20"/>
+        </w:rPr>
+        <w:t>args</w:t>
+      </w:r>
+      <w:proofErr w:type="spellEnd"/>
+      <w:r>
+        <w:rPr>
+          <w:sz w:val="20"/>
+          <w:szCs w:val="20"/>
+        </w:rPr>
+        <w:t>) {</w:t>
+      </w:r>
+    </w:p>
+    <w:p>
+      <w:pPr>
+        <w:rPr>
+          <w:sz w:val="20"/>
+          <w:szCs w:val="20"/>
+        </w:rPr>
+      </w:pPr>
+      <w:r>
+        <w:rPr>
+          <w:sz w:val="20"/>
+          <w:szCs w:val="20"/>
+        </w:rPr>
+        <w:t xml:space="preserve">        // Creating three objects of </w:t>
+      </w:r>
+      <w:proofErr w:type="spellStart"/>
+      <w:r>
+        <w:rPr>
+          <w:sz w:val="20"/>
+          <w:szCs w:val="20"/>
+        </w:rPr>
+        <w:t>MyClass</w:t>
+      </w:r>
+      <w:proofErr w:type="spellEnd"/>
+    </w:p>
+    <w:p>
+      <w:pPr>
+        <w:rPr>
+          <w:sz w:val="20"/>
+          <w:szCs w:val="20"/>
+        </w:rPr>
+      </w:pPr>
+      <w:r>
+        <w:rPr>
+          <w:sz w:val="20"/>
+          <w:szCs w:val="20"/>
+        </w:rPr>
+        <w:t xml:space="preserve">        </w:t>
+      </w:r>
+      <w:proofErr w:type="spellStart"/>
+      <w:r>
+        <w:rPr>
+          <w:sz w:val="20"/>
+          <w:szCs w:val="20"/>
+        </w:rPr>
+        <w:t>Myclass</w:t>
+      </w:r>
+      <w:proofErr w:type="spellEnd"/>
+      <w:r>
+        <w:rPr>
+          <w:sz w:val="20"/>
+          <w:szCs w:val="20"/>
+        </w:rPr>
+        <w:t xml:space="preserve"> object1 = new </w:t>
+      </w:r>
+      <w:proofErr w:type="spellStart"/>
+      <w:proofErr w:type="gramStart"/>
+      <w:r>
+        <w:rPr>
+          <w:sz w:val="20"/>
+          <w:szCs w:val="20"/>
+        </w:rPr>
+        <w:t>Myclass</w:t>
+      </w:r>
+      <w:proofErr w:type="spellEnd"/>
+      <w:r>
+        <w:rPr>
+          <w:sz w:val="20"/>
+          <w:szCs w:val="20"/>
+        </w:rPr>
+        <w:t>(</w:t>
+      </w:r>
+      <w:proofErr w:type="gramEnd"/>
+      <w:r>
+        <w:rPr>
+          <w:sz w:val="20"/>
+          <w:szCs w:val="20"/>
+        </w:rPr>
+        <w:t>);</w:t>
+      </w:r>
+    </w:p>
+    <w:p>
+      <w:pPr>
+        <w:rPr>
+          <w:sz w:val="20"/>
+          <w:szCs w:val="20"/>
+        </w:rPr>
+      </w:pPr>
+      <w:r>
+        <w:rPr>
+          <w:sz w:val="20"/>
+          <w:szCs w:val="20"/>
+        </w:rPr>
+        <w:t xml:space="preserve">        </w:t>
+      </w:r>
+      <w:proofErr w:type="spellStart"/>
+      <w:r>
+        <w:rPr>
+          <w:sz w:val="20"/>
+          <w:szCs w:val="20"/>
+        </w:rPr>
+        <w:t>Myclass</w:t>
+      </w:r>
+      <w:proofErr w:type="spellEnd"/>
+      <w:r>
+        <w:rPr>
+          <w:sz w:val="20"/>
+          <w:szCs w:val="20"/>
+        </w:rPr>
+        <w:t xml:space="preserve"> object2 = new </w:t>
+      </w:r>
+      <w:proofErr w:type="spellStart"/>
+      <w:proofErr w:type="gramStart"/>
+      <w:r>
+        <w:rPr>
+          <w:sz w:val="20"/>
+          <w:szCs w:val="20"/>
+        </w:rPr>
+        <w:t>Myclass</w:t>
+      </w:r>
+      <w:proofErr w:type="spellEnd"/>
+      <w:r>
+        <w:rPr>
+          <w:sz w:val="20"/>
+          <w:szCs w:val="20"/>
+        </w:rPr>
+        <w:t>(</w:t>
+      </w:r>
+      <w:proofErr w:type="gramEnd"/>
+      <w:r>
+        <w:rPr>
+          <w:sz w:val="20"/>
+          <w:szCs w:val="20"/>
+        </w:rPr>
+        <w:t>);</w:t>
+      </w:r>
+    </w:p>
+    <w:p>
+      <w:pPr>
+        <w:rPr>
+          <w:sz w:val="20"/>
+          <w:szCs w:val="20"/>
+        </w:rPr>
+      </w:pPr>
+      <w:r>
+        <w:rPr>
+          <w:sz w:val="20"/>
+          <w:szCs w:val="20"/>
+        </w:rPr>
+        <w:t xml:space="preserve">        </w:t>
+      </w:r>
+      <w:proofErr w:type="spellStart"/>
+      <w:r>
+        <w:rPr>
+          <w:sz w:val="20"/>
+          <w:szCs w:val="20"/>
+        </w:rPr>
+        <w:t>Myclass</w:t>
+      </w:r>
+      <w:proofErr w:type="spellEnd"/>
+      <w:r>
+        <w:rPr>
+          <w:sz w:val="20"/>
+          <w:szCs w:val="20"/>
+        </w:rPr>
+        <w:t xml:space="preserve"> object3 = new </w:t>
+      </w:r>
+      <w:proofErr w:type="spellStart"/>
+      <w:proofErr w:type="gramStart"/>
+      <w:r>
+        <w:rPr>
+          <w:sz w:val="20"/>
+          <w:szCs w:val="20"/>
+        </w:rPr>
+        <w:t>Myclass</w:t>
+      </w:r>
+      <w:proofErr w:type="spellEnd"/>
+      <w:r>
+        <w:rPr>
+          <w:sz w:val="20"/>
+          <w:szCs w:val="20"/>
+        </w:rPr>
+        <w:t>(</w:t>
+      </w:r>
+      <w:proofErr w:type="gramEnd"/>
+      <w:r>
+        <w:rPr>
+          <w:sz w:val="20"/>
+          <w:szCs w:val="20"/>
+        </w:rPr>
+        <w:t>);</w:t>
+      </w:r>
+    </w:p>
+    <w:p>
+      <w:pPr>
+        <w:rPr>
+          <w:sz w:val="20"/>
+          <w:szCs w:val="20"/>
+        </w:rPr>
+      </w:pPr>
+      <w:r>
+        <w:rPr>
+          <w:sz w:val="20"/>
+          <w:szCs w:val="20"/>
+        </w:rPr>
+        <w:t xml:space="preserve">        // Printing the final values of count and pi</w:t>
+      </w:r>
+    </w:p>
+    <w:p>
+      <w:pPr>
+        <w:rPr>
+          <w:sz w:val="20"/>
+          <w:szCs w:val="20"/>
+        </w:rPr>
+      </w:pPr>
+      <w:r>
+        <w:rPr>
+          <w:sz w:val="20"/>
+          <w:szCs w:val="20"/>
+        </w:rPr>
+        <w:t xml:space="preserve">        </w:t>
+      </w:r>
+      <w:proofErr w:type="spellStart"/>
+      <w:r>
+        <w:rPr>
+          <w:sz w:val="20"/>
+          <w:szCs w:val="20"/>
+        </w:rPr>
+        <w:t>System.out.println</w:t>
+      </w:r>
+      <w:proofErr w:type="spellEnd"/>
+      <w:r>
+        <w:rPr>
+          <w:sz w:val="20"/>
+          <w:szCs w:val="20"/>
+        </w:rPr>
+        <w:t>("Final count of objects created: " + count);</w:t>
+      </w:r>
+    </w:p>
+    <w:p>
+      <w:pPr>
+        <w:rPr>
+          <w:sz w:val="20"/>
+          <w:szCs w:val="20"/>
+        </w:rPr>
+      </w:pPr>
+      <w:r>
+        <w:rPr>
+          <w:sz w:val="20"/>
+          <w:szCs w:val="20"/>
+        </w:rPr>
+        <w:t xml:space="preserve">        </w:t>
+      </w:r>
+      <w:proofErr w:type="spellStart"/>
+      <w:r>
+        <w:rPr>
+          <w:sz w:val="20"/>
+          <w:szCs w:val="20"/>
+        </w:rPr>
+        <w:t>System.out.println</w:t>
+      </w:r>
+      <w:proofErr w:type="spellEnd"/>
+      <w:r>
+        <w:rPr>
+          <w:sz w:val="20"/>
+          <w:szCs w:val="20"/>
+        </w:rPr>
+        <w:t>("Value of pi: " + object1.pi</w:t>
+      </w:r>
+      <w:proofErr w:type="gramStart"/>
+      <w:r>
+        <w:rPr>
+          <w:sz w:val="20"/>
+          <w:szCs w:val="20"/>
+        </w:rPr>
+        <w:t>);  /</w:t>
+      </w:r>
+      <w:proofErr w:type="gramEnd"/>
+      <w:r>
+        <w:rPr>
+          <w:sz w:val="20"/>
+          <w:szCs w:val="20"/>
+        </w:rPr>
+        <w:t>/ Pi is constant, and we can access it via any object</w:t>
+      </w:r>
+    </w:p>
+    <w:p>
+      <w:pPr>
+        <w:rPr>
+          <w:sz w:val="20"/>
+          <w:szCs w:val="20"/>
+        </w:rPr>
+      </w:pPr>
+      <w:r>
+        <w:rPr>
+          <w:sz w:val="20"/>
+          <w:szCs w:val="20"/>
+        </w:rPr>
+        <w:t xml:space="preserve">    }</w:t>
+      </w:r>
+    </w:p>
+    <w:p>
+      <w:pPr>
+        <w:rPr>
+          <w:b/>
+          <w:bCs/>
+          <w:sz w:val="28"/>
+        </w:rPr>
+      </w:pPr>
+      <w:proofErr w:type="gramStart"/>
+      <w:r>
+        <w:rPr>
+          <w:sz w:val="20"/>
+          <w:szCs w:val="20"/>
+        </w:rPr>
+        <w:t>}</w:t>
+      </w:r>
+      <w:r>
+        <w:rPr>
+          <w:b/>
+          <w:bCs/>
+          <w:sz w:val="28"/>
+        </w:rPr>
+        <w:t>OUTPUT</w:t>
+      </w:r>
+      <w:proofErr w:type="gramEnd"/>
+      <w:r>
+        <w:rPr>
+          <w:b/>
+          <w:bCs/>
+          <w:sz w:val="28"/>
+        </w:rPr>
+        <w:t>:</w:t>
+      </w:r>
+    </w:p>
+    <w:p>
+      <w:pPr>
+        <w:rPr>
+          <w:sz w:val="28"/>
+        </w:rPr>
+      </w:pPr>
+      <w:r>
+        <w:rPr>
+          <w:b/>
+          <w:bCs/>
+          <w:sz w:val="28"/>
+        </w:rPr>
+        <w:drawing>
+          <wp:inline distT="0" distB="0" distL="0" distR="0" wp14:anchorId="0AC9D1A0" wp14:editId="46258564">
+            <wp:extent cx="6645910" cy="708660"/>
+            <wp:effectExtent l="0" t="0" r="2540" b="0"/>
+            <wp:docPr id="949350931" name="Picture 1"/>
+            <wp:cNvGraphicFramePr>
+              <a:graphicFrameLocks xmlns:a="http://schemas.openxmlformats.org/drawingml/2006/main" noChangeAspect="1"/>
+            </wp:cNvGraphicFramePr>
+            <a:graphic xmlns:a="http://schemas.openxmlformats.org/drawingml/2006/main">
+              <a:graphicData uri="http://schemas.openxmlformats.org/drawingml/2006/picture">
+                <pic:pic xmlns:pic="http://schemas.openxmlformats.org/drawingml/2006/picture">
+                  <pic:nvPicPr>
+                    <pic:cNvPr id="949350931" name=""/>
+                    <pic:cNvPicPr/>
+                  </pic:nvPicPr>
+                  <pic:blipFill>
+                    <a:blip r:embed="rId26"/>
+                    <a:stretch>
+                      <a:fillRect/>
+                    </a:stretch>
+                  </pic:blipFill>
+                  <pic:spPr>
+                    <a:xfrm>
+                      <a:off x="0" y="0"/>
+                      <a:ext cx="6645910" cy="708660"/>
+                    </a:xfrm>
+                    <a:prstGeom prst="rect">
+                      <a:avLst/>
+                    </a:prstGeom>
+                  </pic:spPr>
+                </pic:pic>
+              </a:graphicData>
+            </a:graphic>
+          </wp:inline>
+        </w:drawing>
+      </w:r>
+      <w:r>
+        <w:rPr>
+          <w:b/>
+          <w:bCs/>
+          <w:sz w:val="28"/>
+        </w:rPr>
+        <w:t>ERRORS:</w:t>
+      </w:r>
+    </w:p>
+    <w:tbl>
+      <w:tblPr>
+        <w:tblStyle w:val="TableGrid"/>
+        <w:tblW w:w="0" w:type="auto"/>
+        <w:tblLayout w:type="fixed"/>
+        <w:tblLook w:val="06A0" w:firstRow="1" w:lastRow="0" w:firstColumn="1" w:lastColumn="0" w:noHBand="1" w:noVBand="1"/>
+      </w:tblPr>
+      <w:tblGrid>
+        <w:gridCol w:w="1410"/>
+        <w:gridCol w:w="3585"/>
+        <w:gridCol w:w="4365"/>
+      </w:tblGrid>
+      <w:tr>
+        <w:trPr>
+          <w:trHeight w:val="300"/>
+        </w:trPr>
+        <w:tc>
+          <w:tcPr>
+            <w:tcW w:w="1410" w:type="dxa"/>
+            <w:tcBorders>
+              <w:top w:val="single" w:sz="4" w:space="0" w:color="000000" w:themeColor="text1"/>
+              <w:left w:val="single" w:sz="4" w:space="0" w:color="000000" w:themeColor="text1"/>
+              <w:bottom w:val="single" w:sz="4" w:space="0" w:color="000000" w:themeColor="text1"/>
+              <w:right w:val="single" w:sz="4" w:space="0" w:color="000000" w:themeColor="text1"/>
+            </w:tcBorders>
+            <w:hideMark/>
+          </w:tcPr>
+          <w:p>
+            <w:pPr>
+              <w:spacing w:after="160" w:line="259" w:lineRule="auto"/>
+              <w:rPr>
+                <w:b/>
+                <w:bCs/>
+                <w:sz w:val="28"/>
+              </w:rPr>
+            </w:pPr>
+            <w:r>
+              <w:rPr>
+                <w:b/>
+                <w:bCs/>
+                <w:sz w:val="28"/>
+              </w:rPr>
+              <w:t>SI.NO</w:t>
+            </w:r>
+          </w:p>
+        </w:tc>
+        <w:tc>
+          <w:tcPr>
+            <w:tcW w:w="3585" w:type="dxa"/>
+            <w:tcBorders>
+              <w:top w:val="single" w:sz="4" w:space="0" w:color="000000" w:themeColor="text1"/>
+              <w:left w:val="single" w:sz="4" w:space="0" w:color="000000" w:themeColor="text1"/>
+              <w:bottom w:val="single" w:sz="4" w:space="0" w:color="000000" w:themeColor="text1"/>
+              <w:right w:val="single" w:sz="4" w:space="0" w:color="000000" w:themeColor="text1"/>
+            </w:tcBorders>
+            <w:hideMark/>
+          </w:tcPr>
+          <w:p>
+            <w:pPr>
+              <w:spacing w:after="160" w:line="259" w:lineRule="auto"/>
+              <w:rPr>
+                <w:b/>
+                <w:bCs/>
+                <w:sz w:val="28"/>
+              </w:rPr>
+            </w:pPr>
+            <w:r>
+              <w:rPr>
+                <w:b/>
+                <w:bCs/>
+                <w:sz w:val="28"/>
+              </w:rPr>
+              <w:t>ERROR MESSAGE</w:t>
+            </w:r>
+          </w:p>
+        </w:tc>
+        <w:tc>
+          <w:tcPr>
+            <w:tcW w:w="4365" w:type="dxa"/>
+            <w:tcBorders>
+              <w:top w:val="single" w:sz="4" w:space="0" w:color="000000" w:themeColor="text1"/>
+              <w:left w:val="single" w:sz="4" w:space="0" w:color="000000" w:themeColor="text1"/>
+              <w:bottom w:val="single" w:sz="4" w:space="0" w:color="000000" w:themeColor="text1"/>
+              <w:right w:val="single" w:sz="4" w:space="0" w:color="000000" w:themeColor="text1"/>
+            </w:tcBorders>
+            <w:hideMark/>
+          </w:tcPr>
+          <w:p>
+            <w:pPr>
+              <w:spacing w:after="160" w:line="259" w:lineRule="auto"/>
+              <w:rPr>
+                <w:b/>
+                <w:bCs/>
+                <w:sz w:val="28"/>
+              </w:rPr>
+            </w:pPr>
+            <w:r>
+              <w:rPr>
+                <w:b/>
+                <w:bCs/>
+                <w:sz w:val="28"/>
+              </w:rPr>
+              <w:t>ERROR RECTIFICATION</w:t>
+            </w:r>
+          </w:p>
+        </w:tc>
+      </w:tr>
+      <w:tr>
+        <w:trPr>
+          <w:trHeight w:val="300"/>
+        </w:trPr>
+        <w:tc>
+          <w:tcPr>
+            <w:tcW w:w="1410" w:type="dxa"/>
+            <w:tcBorders>
+              <w:top w:val="single" w:sz="4" w:space="0" w:color="000000" w:themeColor="text1"/>
+              <w:left w:val="single" w:sz="4" w:space="0" w:color="000000" w:themeColor="text1"/>
+              <w:bottom w:val="single" w:sz="4" w:space="0" w:color="000000" w:themeColor="text1"/>
+              <w:right w:val="single" w:sz="4" w:space="0" w:color="000000" w:themeColor="text1"/>
+            </w:tcBorders>
+            <w:hideMark/>
+          </w:tcPr>
+          <w:p>
+            <w:pPr>
+              <w:spacing w:after="160" w:line="259" w:lineRule="auto"/>
+              <w:rPr>
+                <w:b/>
+                <w:bCs/>
+                <w:sz w:val="28"/>
+              </w:rPr>
+            </w:pPr>
+            <w:r>
+              <w:rPr>
+                <w:b/>
+                <w:bCs/>
+                <w:sz w:val="28"/>
+              </w:rPr>
+              <w:t>1.</w:t>
+            </w:r>
+          </w:p>
+        </w:tc>
+        <w:tc>
+          <w:tcPr>
+            <w:tcW w:w="3585" w:type="dxa"/>
+            <w:tcBorders>
+              <w:top w:val="single" w:sz="4" w:space="0" w:color="000000" w:themeColor="text1"/>
+              <w:left w:val="single" w:sz="4" w:space="0" w:color="000000" w:themeColor="text1"/>
+              <w:bottom w:val="single" w:sz="4" w:space="0" w:color="000000" w:themeColor="text1"/>
+              <w:right w:val="single" w:sz="4" w:space="0" w:color="000000" w:themeColor="text1"/>
+            </w:tcBorders>
+            <w:hideMark/>
+          </w:tcPr>
+          <w:p>
+            <w:pPr>
+              <w:spacing w:after="160" w:line="259" w:lineRule="auto"/>
+              <w:rPr>
+                <w:sz w:val="28"/>
+              </w:rPr>
+            </w:pPr>
+            <w:r>
+              <w:rPr>
+                <w:sz w:val="28"/>
+              </w:rPr>
+              <w:t>Not Putting the semi-colon after calling a function,</w:t>
+            </w:r>
+          </w:p>
+        </w:tc>
+        <w:tc>
+          <w:tcPr>
+            <w:tcW w:w="4365" w:type="dxa"/>
+            <w:tcBorders>
+              <w:top w:val="single" w:sz="4" w:space="0" w:color="000000" w:themeColor="text1"/>
+              <w:left w:val="single" w:sz="4" w:space="0" w:color="000000" w:themeColor="text1"/>
+              <w:bottom w:val="single" w:sz="4" w:space="0" w:color="000000" w:themeColor="text1"/>
+              <w:right w:val="single" w:sz="4" w:space="0" w:color="000000" w:themeColor="text1"/>
+            </w:tcBorders>
+            <w:hideMark/>
+          </w:tcPr>
+          <w:p>
+            <w:pPr>
+              <w:spacing w:after="160" w:line="259" w:lineRule="auto"/>
+              <w:rPr>
+                <w:sz w:val="28"/>
+                <w:lang w:val="en-IN"/>
+              </w:rPr>
+            </w:pPr>
+            <w:r>
+              <w:rPr>
+                <w:sz w:val="28"/>
+                <w:lang w:val="en-IN"/>
+              </w:rPr>
+              <w:t>Put the semi-colon after calling a function.</w:t>
+            </w:r>
+          </w:p>
+        </w:tc>
+      </w:tr>
+      <w:tr>
+        <w:trPr>
+          <w:trHeight w:val="300"/>
+        </w:trPr>
+        <w:tc>
+          <w:tcPr>
+            <w:tcW w:w="1410" w:type="dxa"/>
+            <w:tcBorders>
+              <w:top w:val="single" w:sz="4" w:space="0" w:color="000000" w:themeColor="text1"/>
+              <w:left w:val="single" w:sz="4" w:space="0" w:color="000000" w:themeColor="text1"/>
+              <w:bottom w:val="single" w:sz="4" w:space="0" w:color="000000" w:themeColor="text1"/>
+              <w:right w:val="single" w:sz="4" w:space="0" w:color="000000" w:themeColor="text1"/>
+            </w:tcBorders>
+            <w:hideMark/>
+          </w:tcPr>
+          <w:p>
+            <w:pPr>
+              <w:spacing w:after="160" w:line="259" w:lineRule="auto"/>
+              <w:rPr>
+                <w:b/>
+                <w:bCs/>
+                <w:sz w:val="28"/>
+              </w:rPr>
+            </w:pPr>
+            <w:r>
+              <w:rPr>
+                <w:b/>
+                <w:bCs/>
+                <w:sz w:val="28"/>
+              </w:rPr>
+              <w:t>2.</w:t>
+            </w:r>
+          </w:p>
+        </w:tc>
+        <w:tc>
+          <w:tcPr>
+            <w:tcW w:w="3585" w:type="dxa"/>
+            <w:tcBorders>
+              <w:top w:val="single" w:sz="4" w:space="0" w:color="000000" w:themeColor="text1"/>
+              <w:left w:val="single" w:sz="4" w:space="0" w:color="000000" w:themeColor="text1"/>
+              <w:bottom w:val="single" w:sz="4" w:space="0" w:color="000000" w:themeColor="text1"/>
+              <w:right w:val="single" w:sz="4" w:space="0" w:color="000000" w:themeColor="text1"/>
+            </w:tcBorders>
+            <w:hideMark/>
+          </w:tcPr>
+          <w:p>
+            <w:pPr>
+              <w:spacing w:after="160" w:line="259" w:lineRule="auto"/>
+              <w:rPr>
+                <w:sz w:val="28"/>
+              </w:rPr>
+            </w:pPr>
+            <w:r>
+              <w:rPr>
+                <w:sz w:val="28"/>
+              </w:rPr>
+              <w:t>Not giving the indentation properly.</w:t>
+            </w:r>
+          </w:p>
+        </w:tc>
+        <w:tc>
+          <w:tcPr>
+            <w:tcW w:w="4365" w:type="dxa"/>
+            <w:tcBorders>
+              <w:top w:val="single" w:sz="4" w:space="0" w:color="000000" w:themeColor="text1"/>
+              <w:left w:val="single" w:sz="4" w:space="0" w:color="000000" w:themeColor="text1"/>
+              <w:bottom w:val="single" w:sz="4" w:space="0" w:color="000000" w:themeColor="text1"/>
+              <w:right w:val="single" w:sz="4" w:space="0" w:color="000000" w:themeColor="text1"/>
+            </w:tcBorders>
+            <w:hideMark/>
+          </w:tcPr>
+          <w:p>
+            <w:pPr>
+              <w:spacing w:after="160" w:line="259" w:lineRule="auto"/>
+              <w:rPr>
+                <w:sz w:val="28"/>
+                <w:lang w:val="en-IN"/>
+              </w:rPr>
+            </w:pPr>
+            <w:r>
+              <w:rPr>
+                <w:sz w:val="28"/>
+                <w:lang w:val="en-IN"/>
+              </w:rPr>
+              <w:t>All the indentation must be correct to run the code correct</w:t>
+            </w:r>
+          </w:p>
+        </w:tc>
+      </w:tr>
+    </w:tbl>
+    <w:p>
+      <w:pPr>
+        <w:rPr>
+          <w:b/>
+          <w:bCs/>
+          <w:sz w:val="28"/>
+        </w:rPr>
+      </w:pPr>
+    </w:p>
+    <w:p>
+      <w:pPr>
+        <w:rPr>
+          <w:b/>
+          <w:bCs/>
+          <w:sz w:val="28"/>
+        </w:rPr>
+      </w:pPr>
+      <w:r>
+        <w:rPr>
+          <w:b/>
+          <w:bCs/>
+          <w:sz w:val="28"/>
+        </w:rPr>
+        <w:lastRenderedPageBreak/>
+        <w:t>IMPORTANT POINTS:</w:t>
+      </w:r>
+    </w:p>
+    <w:p>
+      <w:pPr>
+        <w:numPr>
+          <w:ilvl w:val="0"/>
+          <w:numId w:val="21"/>
+        </w:numPr>
+        <w:rPr>
+          <w:sz w:val="24"/>
+          <w:szCs w:val="24"/>
+          <w:lang w:val="en-IN"/>
+        </w:rPr>
+      </w:pPr>
+      <w:r>
+        <w:rPr>
+          <w:sz w:val="24"/>
+          <w:szCs w:val="24"/>
+          <w:lang w:val="en-IN"/>
+        </w:rPr>
+        <w:t>We must declare the initial value of the variable before declaring the final one.</w:t>
+      </w:r>
+    </w:p>
+    <w:p>
+      <w:pPr>
+        <w:numPr>
+          <w:ilvl w:val="0"/>
+          <w:numId w:val="21"/>
+        </w:numPr>
+        <w:rPr>
+          <w:sz w:val="24"/>
+          <w:szCs w:val="24"/>
+          <w:lang w:val="en-IN"/>
+        </w:rPr>
+      </w:pPr>
+      <w:r>
+        <w:rPr>
+          <w:sz w:val="24"/>
+          <w:szCs w:val="24"/>
+          <w:lang w:val="en-IN"/>
+        </w:rPr>
+        <w:t xml:space="preserve">Here the main objective is to increase the count according to the number of objects we make, </w:t>
+      </w:r>
+      <w:proofErr w:type="spellStart"/>
+      <w:proofErr w:type="gramStart"/>
+      <w:r>
+        <w:rPr>
+          <w:sz w:val="24"/>
+          <w:szCs w:val="24"/>
+          <w:lang w:val="en-IN"/>
+        </w:rPr>
+        <w:t>i.e</w:t>
+      </w:r>
+      <w:proofErr w:type="spellEnd"/>
+      <w:proofErr w:type="gramEnd"/>
+      <w:r>
+        <w:rPr>
+          <w:sz w:val="24"/>
+          <w:szCs w:val="24"/>
+          <w:lang w:val="en-IN"/>
+        </w:rPr>
+        <w:t xml:space="preserve"> the count increases when the </w:t>
+      </w:r>
+      <w:proofErr w:type="spellStart"/>
+      <w:r>
+        <w:rPr>
+          <w:sz w:val="24"/>
+          <w:szCs w:val="24"/>
+          <w:lang w:val="en-IN"/>
+        </w:rPr>
+        <w:t>no.of</w:t>
+      </w:r>
+      <w:proofErr w:type="spellEnd"/>
+      <w:r>
+        <w:rPr>
+          <w:sz w:val="24"/>
+          <w:szCs w:val="24"/>
+          <w:lang w:val="en-IN"/>
+        </w:rPr>
+        <w:t xml:space="preserve"> objects are increasing.</w:t>
+      </w:r>
+    </w:p>
+    <w:p>
+      <w:pPr>
+        <w:rPr>
+          <w:sz w:val="28"/>
+        </w:rPr>
+      </w:pPr>
+      <w:r>
+        <w:rPr>
+          <w:sz w:val="28"/>
+          <w:lang w:val="en-IN"/>
+        </w:rPr>
+        <w:t xml:space="preserve"> </w:t>
+      </w:r>
+    </w:p>
+    <w:p>
+      <w:pPr>
+        <w:rPr>
+          <w:b/>
+          <w:bCs/>
+          <w:sz w:val="28"/>
+          <w:lang w:val="en-IN"/>
+        </w:rPr>
+      </w:pPr>
+      <w:r>
+        <w:rPr>
+          <w:b/>
+          <w:bCs/>
+          <w:sz w:val="28"/>
+          <w:lang w:val="en-IN"/>
+        </w:rPr>
+        <w:t>CLASS DIAGRAM:</w:t>
+      </w:r>
+    </w:p>
+    <w:tbl>
+      <w:tblPr>
+        <w:tblStyle w:val="TableGrid"/>
+        <w:tblW w:w="0" w:type="auto"/>
+        <w:tblLayout w:type="fixed"/>
+        <w:tblLook w:val="06A0" w:firstRow="1" w:lastRow="0" w:firstColumn="1" w:lastColumn="0" w:noHBand="1" w:noVBand="1"/>
+      </w:tblPr>
+      <w:tblGrid>
+        <w:gridCol w:w="3660"/>
+      </w:tblGrid>
+      <w:tr>
+        <w:trPr>
+          <w:trHeight w:val="300"/>
+        </w:trPr>
+        <w:tc>
+          <w:tcPr>
+            <w:tcW w:w="3660" w:type="dxa"/>
+            <w:tcBorders>
+              <w:top w:val="single" w:sz="4" w:space="0" w:color="000000" w:themeColor="text1"/>
+              <w:left w:val="single" w:sz="4" w:space="0" w:color="000000" w:themeColor="text1"/>
+              <w:bottom w:val="single" w:sz="4" w:space="0" w:color="000000" w:themeColor="text1"/>
+              <w:right w:val="single" w:sz="4" w:space="0" w:color="000000" w:themeColor="text1"/>
+            </w:tcBorders>
+            <w:hideMark/>
+          </w:tcPr>
+          <w:p>
+            <w:pPr>
+              <w:spacing w:after="160" w:line="259" w:lineRule="auto"/>
+              <w:rPr>
+                <w:sz w:val="28"/>
+                <w:lang w:val="en-IN"/>
+              </w:rPr>
+            </w:pPr>
+            <w:r>
+              <w:rPr>
+                <w:sz w:val="28"/>
+                <w:lang w:val="en-IN"/>
+              </w:rPr>
+              <w:t xml:space="preserve">              </w:t>
+            </w:r>
+            <w:proofErr w:type="spellStart"/>
+            <w:r>
+              <w:rPr>
+                <w:sz w:val="28"/>
+                <w:lang w:val="en-IN"/>
+              </w:rPr>
+              <w:t>Myclass</w:t>
+            </w:r>
+            <w:proofErr w:type="spellEnd"/>
+          </w:p>
+        </w:tc>
+      </w:tr>
+      <w:tr>
+        <w:trPr>
+          <w:trHeight w:val="300"/>
+        </w:trPr>
+        <w:tc>
+          <w:tcPr>
+            <w:tcW w:w="3660" w:type="dxa"/>
+            <w:tcBorders>
+              <w:top w:val="single" w:sz="4" w:space="0" w:color="000000" w:themeColor="text1"/>
+              <w:left w:val="single" w:sz="4" w:space="0" w:color="000000" w:themeColor="text1"/>
+              <w:bottom w:val="single" w:sz="4" w:space="0" w:color="000000" w:themeColor="text1"/>
+              <w:right w:val="single" w:sz="4" w:space="0" w:color="000000" w:themeColor="text1"/>
+            </w:tcBorders>
+          </w:tcPr>
+          <w:p>
+            <w:pPr>
+              <w:numPr>
+                <w:ilvl w:val="0"/>
+                <w:numId w:val="22"/>
+              </w:numPr>
+              <w:spacing w:after="160" w:line="259" w:lineRule="auto"/>
+              <w:rPr>
+                <w:sz w:val="28"/>
+                <w:lang w:val="en-IN"/>
+              </w:rPr>
+            </w:pPr>
+            <w:r>
+              <w:rPr>
+                <w:sz w:val="28"/>
+                <w:lang w:val="en-IN"/>
+              </w:rPr>
+              <w:t>Count: int</w:t>
+            </w:r>
+          </w:p>
+          <w:p>
+            <w:pPr>
+              <w:numPr>
+                <w:ilvl w:val="0"/>
+                <w:numId w:val="22"/>
+              </w:numPr>
+              <w:spacing w:after="160" w:line="259" w:lineRule="auto"/>
+              <w:rPr>
+                <w:sz w:val="28"/>
+                <w:lang w:val="en-IN"/>
+              </w:rPr>
+            </w:pPr>
+            <w:r>
+              <w:rPr>
+                <w:sz w:val="28"/>
+                <w:lang w:val="en-IN"/>
+              </w:rPr>
+              <w:t>Pi: double</w:t>
+            </w:r>
+          </w:p>
+          <w:p>
+            <w:pPr>
+              <w:spacing w:after="160" w:line="259" w:lineRule="auto"/>
+              <w:rPr>
+                <w:b/>
+                <w:bCs/>
+                <w:sz w:val="28"/>
+                <w:lang w:val="en-IN"/>
+              </w:rPr>
+            </w:pPr>
+          </w:p>
+        </w:tc>
+      </w:tr>
+      <w:tr>
+        <w:trPr>
+          <w:trHeight w:val="300"/>
+        </w:trPr>
+        <w:tc>
+          <w:tcPr>
+            <w:tcW w:w="3660" w:type="dxa"/>
+            <w:tcBorders>
+              <w:top w:val="single" w:sz="4" w:space="0" w:color="000000" w:themeColor="text1"/>
+              <w:left w:val="single" w:sz="4" w:space="0" w:color="000000" w:themeColor="text1"/>
+              <w:bottom w:val="single" w:sz="4" w:space="0" w:color="000000" w:themeColor="text1"/>
+              <w:right w:val="single" w:sz="4" w:space="0" w:color="000000" w:themeColor="text1"/>
+            </w:tcBorders>
+          </w:tcPr>
+          <w:p>
+            <w:pPr>
+              <w:spacing w:after="160" w:line="259" w:lineRule="auto"/>
+              <w:rPr>
+                <w:sz w:val="28"/>
+              </w:rPr>
+            </w:pPr>
+            <w:r>
+              <w:rPr>
+                <w:sz w:val="28"/>
+                <w:lang w:val="en-IN"/>
+              </w:rPr>
+              <w:t xml:space="preserve">        + </w:t>
+            </w:r>
+            <w:proofErr w:type="spellStart"/>
+            <w:proofErr w:type="gramStart"/>
+            <w:r>
+              <w:rPr>
+                <w:sz w:val="28"/>
+                <w:lang w:val="en-IN"/>
+              </w:rPr>
+              <w:t>myclass</w:t>
+            </w:r>
+            <w:proofErr w:type="spellEnd"/>
+            <w:r>
+              <w:rPr>
+                <w:sz w:val="28"/>
+                <w:lang w:val="en-IN"/>
+              </w:rPr>
+              <w:t>( )</w:t>
+            </w:r>
+            <w:proofErr w:type="gramEnd"/>
+          </w:p>
+          <w:p>
+            <w:pPr>
+              <w:spacing w:after="160" w:line="259" w:lineRule="auto"/>
+              <w:rPr>
+                <w:sz w:val="28"/>
+              </w:rPr>
+            </w:pPr>
+            <w:r>
+              <w:rPr>
+                <w:sz w:val="28"/>
+                <w:lang w:val="en-IN"/>
+              </w:rPr>
+              <w:t xml:space="preserve">        + </w:t>
+            </w:r>
+            <w:proofErr w:type="gramStart"/>
+            <w:r>
+              <w:rPr>
+                <w:sz w:val="28"/>
+                <w:lang w:val="en-IN"/>
+              </w:rPr>
+              <w:t>main(</w:t>
+            </w:r>
+            <w:proofErr w:type="spellStart"/>
+            <w:proofErr w:type="gramEnd"/>
+            <w:r>
+              <w:rPr>
+                <w:sz w:val="28"/>
+                <w:lang w:val="en-IN"/>
+              </w:rPr>
+              <w:t>args</w:t>
+            </w:r>
+            <w:proofErr w:type="spellEnd"/>
+            <w:r>
+              <w:rPr>
+                <w:sz w:val="28"/>
+                <w:lang w:val="en-IN"/>
+              </w:rPr>
+              <w:t>: String[]):             void</w:t>
+            </w:r>
+          </w:p>
+          <w:p>
+            <w:pPr>
+              <w:spacing w:after="160" w:line="259" w:lineRule="auto"/>
+              <w:rPr>
+                <w:b/>
+                <w:bCs/>
+                <w:sz w:val="28"/>
+                <w:lang w:val="en-IN"/>
+              </w:rPr>
+            </w:pPr>
+          </w:p>
+        </w:tc>
+      </w:tr>
+    </w:tbl>
+    <w:p>
+      <w:pPr>
+        <w:rPr>
+          <w:sz w:val="28"/>
+        </w:rPr>
+      </w:pPr>
+    </w:p>
     <w:sectPr>
       <w:pgSz w:w="11906" w:h="16838" w:code="9"/>
       <w:pgMar w:top="720" w:right="720" w:bottom="720" w:left="720" w:header="708" w:footer="708" w:gutter="0"/>
@@ -14980,6 +19214,119 @@
     </w:lvl>
   </w:abstractNum>
   <w:abstractNum w:abstractNumId="3" w15:restartNumberingAfterBreak="0">
+    <w:nsid w:val="1347F518"/>
+    <w:multiLevelType w:val="hybridMultilevel"/>
+    <w:tmpl w:val="FB7ECBC4"/>
+    <w:lvl w:ilvl="0" w:tplc="A20ACDD2">
+      <w:start w:val="1"/>
+      <w:numFmt w:val="bullet"/>
+      <w:lvlText w:val="-"/>
+      <w:lvlJc w:val="left"/>
+      <w:pPr>
+        <w:ind w:left="720" w:hanging="360"/>
+      </w:pPr>
+      <w:rPr>
+        <w:rFonts w:ascii="Times New Roman" w:hAnsi="Times New Roman" w:cs="Times New Roman" w:hint="default"/>
+      </w:rPr>
+    </w:lvl>
+    <w:lvl w:ilvl="1" w:tplc="9F46C78E">
+      <w:start w:val="1"/>
+      <w:numFmt w:val="bullet"/>
+      <w:lvlText w:val="o"/>
+      <w:lvlJc w:val="left"/>
+      <w:pPr>
+        <w:ind w:left="1440" w:hanging="360"/>
+      </w:pPr>
+      <w:rPr>
+        <w:rFonts w:ascii="Courier New" w:hAnsi="Courier New" w:cs="Times New Roman" w:hint="default"/>
+      </w:rPr>
+    </w:lvl>
+    <w:lvl w:ilvl="2" w:tplc="204C70EA">
+      <w:start w:val="1"/>
+      <w:numFmt w:val="bullet"/>
+      <w:lvlText w:val=""/>
+      <w:lvlJc w:val="left"/>
+      <w:pPr>
+        <w:ind w:left="2160" w:hanging="360"/>
+      </w:pPr>
+      <w:rPr>
+        <w:rFonts w:ascii="Wingdings" w:hAnsi="Wingdings" w:hint="default"/>
+      </w:rPr>
+    </w:lvl>
+    <w:lvl w:ilvl="3" w:tplc="2208073C">
+      <w:start w:val="1"/>
+      <w:numFmt w:val="bullet"/>
+      <w:lvlText w:val=""/>
+      <w:lvlJc w:val="left"/>
+      <w:pPr>
+        <w:ind w:left="2880" w:hanging="360"/>
+      </w:pPr>
+      <w:rPr>
+        <w:rFonts w:ascii="Symbol" w:hAnsi="Symbol" w:hint="default"/>
+      </w:rPr>
+    </w:lvl>
+    <w:lvl w:ilvl="4" w:tplc="F558BEFA">
+      <w:start w:val="1"/>
+      <w:numFmt w:val="bullet"/>
+      <w:lvlText w:val="o"/>
+      <w:lvlJc w:val="left"/>
+      <w:pPr>
+        <w:ind w:left="3600" w:hanging="360"/>
+      </w:pPr>
+      <w:rPr>
+        <w:rFonts w:ascii="Courier New" w:hAnsi="Courier New" w:cs="Times New Roman" w:hint="default"/>
+      </w:rPr>
+    </w:lvl>
+    <w:lvl w:ilvl="5" w:tplc="0CFC6DAA">
+      <w:start w:val="1"/>
+      <w:numFmt w:val="bullet"/>
+      <w:lvlText w:val=""/>
+      <w:lvlJc w:val="left"/>
+      <w:pPr>
+        <w:ind w:left="4320" w:hanging="360"/>
+      </w:pPr>
+      <w:rPr>
+        <w:rFonts w:ascii="Wingdings" w:hAnsi="Wingdings" w:hint="default"/>
+      </w:rPr>
+    </w:lvl>
+    <w:lvl w:ilvl="6" w:tplc="AC7A36D2">
+      <w:start w:val="1"/>
+      <w:numFmt w:val="bullet"/>
+      <w:lvlText w:val=""/>
+      <w:lvlJc w:val="left"/>
+      <w:pPr>
+        <w:ind w:left="5040" w:hanging="360"/>
+      </w:pPr>
+      <w:rPr>
+        <w:rFonts w:ascii="Symbol" w:hAnsi="Symbol" w:hint="default"/>
+      </w:rPr>
+    </w:lvl>
+    <w:lvl w:ilvl="7" w:tplc="664E5330">
+      <w:start w:val="1"/>
+      <w:numFmt w:val="bullet"/>
+      <w:lvlText w:val="o"/>
+      <w:lvlJc w:val="left"/>
+      <w:pPr>
+        <w:ind w:left="5760" w:hanging="360"/>
+      </w:pPr>
+      <w:rPr>
+        <w:rFonts w:ascii="Courier New" w:hAnsi="Courier New" w:cs="Times New Roman" w:hint="default"/>
+      </w:rPr>
+    </w:lvl>
+    <w:lvl w:ilvl="8" w:tplc="A9C43428">
+      <w:start w:val="1"/>
+      <w:numFmt w:val="bullet"/>
+      <w:lvlText w:val=""/>
+      <w:lvlJc w:val="left"/>
+      <w:pPr>
+        <w:ind w:left="6480" w:hanging="360"/>
+      </w:pPr>
+      <w:rPr>
+        <w:rFonts w:ascii="Wingdings" w:hAnsi="Wingdings" w:hint="default"/>
+      </w:rPr>
+    </w:lvl>
+  </w:abstractNum>
+  <w:abstractNum w:abstractNumId="4" w15:restartNumberingAfterBreak="0">
     <w:nsid w:val="13543106"/>
     <w:multiLevelType w:val="multilevel"/>
     <w:tmpl w:val="1C3EE12C"/>
@@ -15096,7 +19443,7 @@
       </w:pPr>
     </w:lvl>
   </w:abstractNum>
-  <w:abstractNum w:abstractNumId="4" w15:restartNumberingAfterBreak="0">
+  <w:abstractNum w:abstractNumId="5" w15:restartNumberingAfterBreak="0">
     <w:nsid w:val="17070AF8"/>
     <w:multiLevelType w:val="multilevel"/>
     <w:tmpl w:val="984E8B8C"/>
@@ -15209,7 +19556,7 @@
       </w:pPr>
     </w:lvl>
   </w:abstractNum>
-  <w:abstractNum w:abstractNumId="5" w15:restartNumberingAfterBreak="0">
+  <w:abstractNum w:abstractNumId="6" w15:restartNumberingAfterBreak="0">
     <w:nsid w:val="1D1E4425"/>
     <w:multiLevelType w:val="multilevel"/>
     <w:tmpl w:val="E552254A"/>
@@ -15330,7 +19677,7 @@
       </w:pPr>
     </w:lvl>
   </w:abstractNum>
-  <w:abstractNum w:abstractNumId="6" w15:restartNumberingAfterBreak="0">
+  <w:abstractNum w:abstractNumId="7" w15:restartNumberingAfterBreak="0">
     <w:nsid w:val="27E419E1"/>
     <w:multiLevelType w:val="multilevel"/>
     <w:tmpl w:val="27E419E1"/>
@@ -15416,7 +19763,7 @@
       </w:pPr>
     </w:lvl>
   </w:abstractNum>
-  <w:abstractNum w:abstractNumId="7" w15:restartNumberingAfterBreak="0">
+  <w:abstractNum w:abstractNumId="8" w15:restartNumberingAfterBreak="0">
     <w:nsid w:val="29B25B5C"/>
     <w:multiLevelType w:val="multilevel"/>
     <w:tmpl w:val="3C8644D8"/>
@@ -15505,7 +19852,7 @@
       </w:pPr>
     </w:lvl>
   </w:abstractNum>
-  <w:abstractNum w:abstractNumId="8" w15:restartNumberingAfterBreak="0">
+  <w:abstractNum w:abstractNumId="9" w15:restartNumberingAfterBreak="0">
     <w:nsid w:val="2C3703DF"/>
     <w:multiLevelType w:val="hybridMultilevel"/>
     <w:tmpl w:val="6B86572C"/>
@@ -15618,7 +19965,120 @@
       </w:rPr>
     </w:lvl>
   </w:abstractNum>
-  <w:abstractNum w:abstractNumId="9" w15:restartNumberingAfterBreak="0">
+  <w:abstractNum w:abstractNumId="10" w15:restartNumberingAfterBreak="0">
+    <w:nsid w:val="302345F1"/>
+    <w:multiLevelType w:val="hybridMultilevel"/>
+    <w:tmpl w:val="BE763B86"/>
+    <w:lvl w:ilvl="0" w:tplc="ECB6BCE2">
+      <w:start w:val="1"/>
+      <w:numFmt w:val="bullet"/>
+      <w:lvlText w:val="-"/>
+      <w:lvlJc w:val="left"/>
+      <w:pPr>
+        <w:ind w:left="720" w:hanging="360"/>
+      </w:pPr>
+      <w:rPr>
+        <w:rFonts w:ascii="Times New Roman" w:hAnsi="Times New Roman" w:cs="Times New Roman" w:hint="default"/>
+      </w:rPr>
+    </w:lvl>
+    <w:lvl w:ilvl="1" w:tplc="D2802E5E">
+      <w:start w:val="1"/>
+      <w:numFmt w:val="bullet"/>
+      <w:lvlText w:val="o"/>
+      <w:lvlJc w:val="left"/>
+      <w:pPr>
+        <w:ind w:left="1440" w:hanging="360"/>
+      </w:pPr>
+      <w:rPr>
+        <w:rFonts w:ascii="Courier New" w:hAnsi="Courier New" w:cs="Times New Roman" w:hint="default"/>
+      </w:rPr>
+    </w:lvl>
+    <w:lvl w:ilvl="2" w:tplc="3634BD0A">
+      <w:start w:val="1"/>
+      <w:numFmt w:val="bullet"/>
+      <w:lvlText w:val=""/>
+      <w:lvlJc w:val="left"/>
+      <w:pPr>
+        <w:ind w:left="2160" w:hanging="360"/>
+      </w:pPr>
+      <w:rPr>
+        <w:rFonts w:ascii="Wingdings" w:hAnsi="Wingdings" w:hint="default"/>
+      </w:rPr>
+    </w:lvl>
+    <w:lvl w:ilvl="3" w:tplc="B0AAFD32">
+      <w:start w:val="1"/>
+      <w:numFmt w:val="bullet"/>
+      <w:lvlText w:val=""/>
+      <w:lvlJc w:val="left"/>
+      <w:pPr>
+        <w:ind w:left="2880" w:hanging="360"/>
+      </w:pPr>
+      <w:rPr>
+        <w:rFonts w:ascii="Symbol" w:hAnsi="Symbol" w:hint="default"/>
+      </w:rPr>
+    </w:lvl>
+    <w:lvl w:ilvl="4" w:tplc="238AC1AE">
+      <w:start w:val="1"/>
+      <w:numFmt w:val="bullet"/>
+      <w:lvlText w:val="o"/>
+      <w:lvlJc w:val="left"/>
+      <w:pPr>
+        <w:ind w:left="3600" w:hanging="360"/>
+      </w:pPr>
+      <w:rPr>
+        <w:rFonts w:ascii="Courier New" w:hAnsi="Courier New" w:cs="Times New Roman" w:hint="default"/>
+      </w:rPr>
+    </w:lvl>
+    <w:lvl w:ilvl="5" w:tplc="DE806D44">
+      <w:start w:val="1"/>
+      <w:numFmt w:val="bullet"/>
+      <w:lvlText w:val=""/>
+      <w:lvlJc w:val="left"/>
+      <w:pPr>
+        <w:ind w:left="4320" w:hanging="360"/>
+      </w:pPr>
+      <w:rPr>
+        <w:rFonts w:ascii="Wingdings" w:hAnsi="Wingdings" w:hint="default"/>
+      </w:rPr>
+    </w:lvl>
+    <w:lvl w:ilvl="6" w:tplc="640697B2">
+      <w:start w:val="1"/>
+      <w:numFmt w:val="bullet"/>
+      <w:lvlText w:val=""/>
+      <w:lvlJc w:val="left"/>
+      <w:pPr>
+        <w:ind w:left="5040" w:hanging="360"/>
+      </w:pPr>
+      <w:rPr>
+        <w:rFonts w:ascii="Symbol" w:hAnsi="Symbol" w:hint="default"/>
+      </w:rPr>
+    </w:lvl>
+    <w:lvl w:ilvl="7" w:tplc="03727788">
+      <w:start w:val="1"/>
+      <w:numFmt w:val="bullet"/>
+      <w:lvlText w:val="o"/>
+      <w:lvlJc w:val="left"/>
+      <w:pPr>
+        <w:ind w:left="5760" w:hanging="360"/>
+      </w:pPr>
+      <w:rPr>
+        <w:rFonts w:ascii="Courier New" w:hAnsi="Courier New" w:cs="Times New Roman" w:hint="default"/>
+      </w:rPr>
+    </w:lvl>
+    <w:lvl w:ilvl="8" w:tplc="1E4A6172">
+      <w:start w:val="1"/>
+      <w:numFmt w:val="bullet"/>
+      <w:lvlText w:val=""/>
+      <w:lvlJc w:val="left"/>
+      <w:pPr>
+        <w:ind w:left="6480" w:hanging="360"/>
+      </w:pPr>
+      <w:rPr>
+        <w:rFonts w:ascii="Wingdings" w:hAnsi="Wingdings" w:hint="default"/>
+      </w:rPr>
+    </w:lvl>
+  </w:abstractNum>
+  <w:abstractNum w:abstractNumId="11" w15:restartNumberingAfterBreak="0">
     <w:nsid w:val="366078EB"/>
     <w:multiLevelType w:val="singleLevel"/>
     <w:tmpl w:val="366078EB"/>
@@ -15635,7 +20095,7 @@
       </w:pPr>
     </w:lvl>
   </w:abstractNum>
-  <w:abstractNum w:abstractNumId="10" w15:restartNumberingAfterBreak="0">
+  <w:abstractNum w:abstractNumId="12" w15:restartNumberingAfterBreak="0">
     <w:nsid w:val="43CF181A"/>
     <w:multiLevelType w:val="hybridMultilevel"/>
     <w:tmpl w:val="80001F28"/>
@@ -15748,7 +20208,93 @@
       </w:rPr>
     </w:lvl>
   </w:abstractNum>
-  <w:abstractNum w:abstractNumId="11" w15:restartNumberingAfterBreak="0">
+  <w:abstractNum w:abstractNumId="13" w15:restartNumberingAfterBreak="0">
+    <w:nsid w:val="4D935394"/>
+    <w:multiLevelType w:val="hybridMultilevel"/>
+    <w:tmpl w:val="DDD858DA"/>
+    <w:lvl w:ilvl="0" w:tplc="4009000F">
+      <w:start w:val="1"/>
+      <w:numFmt w:val="decimal"/>
+      <w:lvlText w:val="%1."/>
+      <w:lvlJc w:val="left"/>
+      <w:pPr>
+        <w:ind w:left="720" w:hanging="360"/>
+      </w:pPr>
+    </w:lvl>
+    <w:lvl w:ilvl="1" w:tplc="40090019">
+      <w:start w:val="1"/>
+      <w:numFmt w:val="lowerLetter"/>
+      <w:lvlText w:val="%2."/>
+      <w:lvlJc w:val="left"/>
+      <w:pPr>
+        <w:ind w:left="1440" w:hanging="360"/>
+      </w:pPr>
+    </w:lvl>
+    <w:lvl w:ilvl="2" w:tplc="4009001B">
+      <w:start w:val="1"/>
+      <w:numFmt w:val="lowerRoman"/>
+      <w:lvlText w:val="%3."/>
+      <w:lvlJc w:val="right"/>
+      <w:pPr>
+        <w:ind w:left="2160" w:hanging="180"/>
+      </w:pPr>
+    </w:lvl>
+    <w:lvl w:ilvl="3" w:tplc="4009000F">
+      <w:start w:val="1"/>
+      <w:numFmt w:val="decimal"/>
+      <w:lvlText w:val="%4."/>
+      <w:lvlJc w:val="left"/>
+      <w:pPr>
+        <w:ind w:left="2880" w:hanging="360"/>
+      </w:pPr>
+    </w:lvl>
+    <w:lvl w:ilvl="4" w:tplc="40090019">
+      <w:start w:val="1"/>
+      <w:numFmt w:val="lowerLetter"/>
+      <w:lvlText w:val="%5."/>
+      <w:lvlJc w:val="left"/>
+      <w:pPr>
+        <w:ind w:left="3600" w:hanging="360"/>
+      </w:pPr>
+    </w:lvl>
+    <w:lvl w:ilvl="5" w:tplc="4009001B">
+      <w:start w:val="1"/>
+      <w:numFmt w:val="lowerRoman"/>
+      <w:lvlText w:val="%6."/>
+      <w:lvlJc w:val="right"/>
+      <w:pPr>
+        <w:ind w:left="4320" w:hanging="180"/>
+      </w:pPr>
+    </w:lvl>
+    <w:lvl w:ilvl="6" w:tplc="4009000F">
+      <w:start w:val="1"/>
+      <w:numFmt w:val="decimal"/>
+      <w:lvlText w:val="%7."/>
+      <w:lvlJc w:val="left"/>
+      <w:pPr>
+        <w:ind w:left="5040" w:hanging="360"/>
+      </w:pPr>
+    </w:lvl>
+    <w:lvl w:ilvl="7" w:tplc="40090019">
+      <w:start w:val="1"/>
+      <w:numFmt w:val="lowerLetter"/>
+      <w:lvlText w:val="%8."/>
+      <w:lvlJc w:val="left"/>
+      <w:pPr>
+        <w:ind w:left="5760" w:hanging="360"/>
+      </w:pPr>
+    </w:lvl>
+    <w:lvl w:ilvl="8" w:tplc="4009001B">
+      <w:start w:val="1"/>
+      <w:numFmt w:val="lowerRoman"/>
+      <w:lvlText w:val="%9."/>
+      <w:lvlJc w:val="right"/>
+      <w:pPr>
+        <w:ind w:left="6480" w:hanging="180"/>
+      </w:pPr>
+    </w:lvl>
+  </w:abstractNum>
+  <w:abstractNum w:abstractNumId="14" w15:restartNumberingAfterBreak="0">
     <w:nsid w:val="54D65965"/>
     <w:multiLevelType w:val="hybridMultilevel"/>
     <w:tmpl w:val="66985A2C"/>
@@ -15834,7 +20380,7 @@
       </w:pPr>
     </w:lvl>
   </w:abstractNum>
-  <w:abstractNum w:abstractNumId="12" w15:restartNumberingAfterBreak="0">
+  <w:abstractNum w:abstractNumId="15" w15:restartNumberingAfterBreak="0">
     <w:nsid w:val="6B223D26"/>
     <w:multiLevelType w:val="multilevel"/>
     <w:tmpl w:val="6B223D26"/>
@@ -15920,7 +20466,7 @@
       </w:pPr>
     </w:lvl>
   </w:abstractNum>
-  <w:abstractNum w:abstractNumId="13" w15:restartNumberingAfterBreak="0">
+  <w:abstractNum w:abstractNumId="16" w15:restartNumberingAfterBreak="0">
     <w:nsid w:val="6DCF7652"/>
     <w:multiLevelType w:val="multilevel"/>
     <w:tmpl w:val="18968CD4"/>
@@ -16037,7 +20583,7 @@
       </w:pPr>
     </w:lvl>
   </w:abstractNum>
-  <w:abstractNum w:abstractNumId="14" w15:restartNumberingAfterBreak="0">
+  <w:abstractNum w:abstractNumId="17" w15:restartNumberingAfterBreak="0">
     <w:nsid w:val="716A4F88"/>
     <w:multiLevelType w:val="multilevel"/>
     <w:tmpl w:val="716A4F88"/>
@@ -16123,7 +20669,7 @@
       </w:pPr>
     </w:lvl>
   </w:abstractNum>
-  <w:abstractNum w:abstractNumId="15" w15:restartNumberingAfterBreak="0">
+  <w:abstractNum w:abstractNumId="18" w15:restartNumberingAfterBreak="0">
     <w:nsid w:val="72DD55E4"/>
     <w:multiLevelType w:val="multilevel"/>
     <w:tmpl w:val="CE32E8E8"/>
@@ -16212,7 +20758,7 @@
       </w:pPr>
     </w:lvl>
   </w:abstractNum>
-  <w:abstractNum w:abstractNumId="16" w15:restartNumberingAfterBreak="0">
+  <w:abstractNum w:abstractNumId="19" w15:restartNumberingAfterBreak="0">
     <w:nsid w:val="751C095C"/>
     <w:multiLevelType w:val="multilevel"/>
     <w:tmpl w:val="CE32E8E8"/>
@@ -16301,7 +20847,7 @@
       </w:pPr>
     </w:lvl>
   </w:abstractNum>
-  <w:abstractNum w:abstractNumId="17" w15:restartNumberingAfterBreak="0">
+  <w:abstractNum w:abstractNumId="20" w15:restartNumberingAfterBreak="0">
     <w:nsid w:val="753B3CA0"/>
     <w:multiLevelType w:val="multilevel"/>
     <w:tmpl w:val="43E8940E"/>
@@ -16414,11 +20960,97 @@
       </w:pPr>
     </w:lvl>
   </w:abstractNum>
+  <w:abstractNum w:abstractNumId="21" w15:restartNumberingAfterBreak="0">
+    <w:nsid w:val="778A2E2D"/>
+    <w:multiLevelType w:val="hybridMultilevel"/>
+    <w:tmpl w:val="C028683C"/>
+    <w:lvl w:ilvl="0" w:tplc="433A5788">
+      <w:start w:val="1"/>
+      <w:numFmt w:val="decimal"/>
+      <w:lvlText w:val="%1."/>
+      <w:lvlJc w:val="left"/>
+      <w:pPr>
+        <w:ind w:left="720" w:hanging="360"/>
+      </w:pPr>
+    </w:lvl>
+    <w:lvl w:ilvl="1" w:tplc="689A33D0">
+      <w:start w:val="1"/>
+      <w:numFmt w:val="lowerLetter"/>
+      <w:lvlText w:val="%2."/>
+      <w:lvlJc w:val="left"/>
+      <w:pPr>
+        <w:ind w:left="1440" w:hanging="360"/>
+      </w:pPr>
+    </w:lvl>
+    <w:lvl w:ilvl="2" w:tplc="26EEEEA4">
+      <w:start w:val="1"/>
+      <w:numFmt w:val="lowerRoman"/>
+      <w:lvlText w:val="%3."/>
+      <w:lvlJc w:val="right"/>
+      <w:pPr>
+        <w:ind w:left="2160" w:hanging="180"/>
+      </w:pPr>
+    </w:lvl>
+    <w:lvl w:ilvl="3" w:tplc="B1E08BCA">
+      <w:start w:val="1"/>
+      <w:numFmt w:val="decimal"/>
+      <w:lvlText w:val="%4."/>
+      <w:lvlJc w:val="left"/>
+      <w:pPr>
+        <w:ind w:left="2880" w:hanging="360"/>
+      </w:pPr>
+    </w:lvl>
+    <w:lvl w:ilvl="4" w:tplc="5EA42618">
+      <w:start w:val="1"/>
+      <w:numFmt w:val="lowerLetter"/>
+      <w:lvlText w:val="%5."/>
+      <w:lvlJc w:val="left"/>
+      <w:pPr>
+        <w:ind w:left="3600" w:hanging="360"/>
+      </w:pPr>
+    </w:lvl>
+    <w:lvl w:ilvl="5" w:tplc="C3763D52">
+      <w:start w:val="1"/>
+      <w:numFmt w:val="lowerRoman"/>
+      <w:lvlText w:val="%6."/>
+      <w:lvlJc w:val="right"/>
+      <w:pPr>
+        <w:ind w:left="4320" w:hanging="180"/>
+      </w:pPr>
+    </w:lvl>
+    <w:lvl w:ilvl="6" w:tplc="F9D4F56A">
+      <w:start w:val="1"/>
+      <w:numFmt w:val="decimal"/>
+      <w:lvlText w:val="%7."/>
+      <w:lvlJc w:val="left"/>
+      <w:pPr>
+        <w:ind w:left="5040" w:hanging="360"/>
+      </w:pPr>
+    </w:lvl>
+    <w:lvl w:ilvl="7" w:tplc="73F60C38">
+      <w:start w:val="1"/>
+      <w:numFmt w:val="lowerLetter"/>
+      <w:lvlText w:val="%8."/>
+      <w:lvlJc w:val="left"/>
+      <w:pPr>
+        <w:ind w:left="5760" w:hanging="360"/>
+      </w:pPr>
+    </w:lvl>
+    <w:lvl w:ilvl="8" w:tplc="384657C4">
+      <w:start w:val="1"/>
+      <w:numFmt w:val="lowerRoman"/>
+      <w:lvlText w:val="%9."/>
+      <w:lvlJc w:val="right"/>
+      <w:pPr>
+        <w:ind w:left="6480" w:hanging="180"/>
+      </w:pPr>
+    </w:lvl>
+  </w:abstractNum>
   <w:num w:numId="1" w16cid:durableId="150610534">
-    <w:abstractNumId w:val="8"/>
+    <w:abstractNumId w:val="9"/>
   </w:num>
   <w:num w:numId="2" w16cid:durableId="934363838">
-    <w:abstractNumId w:val="5"/>
+    <w:abstractNumId w:val="6"/>
     <w:lvlOverride w:ilvl="0">
       <w:startOverride w:val="1"/>
     </w:lvlOverride>
@@ -16444,13 +21076,13 @@
     </w:lvlOverride>
   </w:num>
   <w:num w:numId="3" w16cid:durableId="1891108930">
-    <w:abstractNumId w:val="3"/>
+    <w:abstractNumId w:val="4"/>
   </w:num>
   <w:num w:numId="4" w16cid:durableId="2044592796">
-    <w:abstractNumId w:val="10"/>
+    <w:abstractNumId w:val="12"/>
   </w:num>
   <w:num w:numId="5" w16cid:durableId="80104752">
-    <w:abstractNumId w:val="13"/>
+    <w:abstractNumId w:val="16"/>
     <w:lvlOverride w:ilvl="0">
       <w:startOverride w:val="1"/>
     </w:lvlOverride>
@@ -16478,10 +21110,10 @@
     </w:lvlOverride>
   </w:num>
   <w:num w:numId="6" w16cid:durableId="1842967414">
-    <w:abstractNumId w:val="4"/>
+    <w:abstractNumId w:val="5"/>
   </w:num>
   <w:num w:numId="7" w16cid:durableId="13463913">
-    <w:abstractNumId w:val="17"/>
+    <w:abstractNumId w:val="20"/>
   </w:num>
   <w:num w:numId="8" w16cid:durableId="975648494">
     <w:abstractNumId w:val="0"/>
@@ -16490,13 +21122,13 @@
     </w:lvlOverride>
   </w:num>
   <w:num w:numId="9" w16cid:durableId="631447544">
-    <w:abstractNumId w:val="9"/>
+    <w:abstractNumId w:val="11"/>
     <w:lvlOverride w:ilvl="0">
       <w:startOverride w:val="1"/>
     </w:lvlOverride>
   </w:num>
   <w:num w:numId="10" w16cid:durableId="562982703">
-    <w:abstractNumId w:val="14"/>
+    <w:abstractNumId w:val="17"/>
     <w:lvlOverride w:ilvl="0">
       <w:startOverride w:val="1"/>
     </w:lvlOverride>
@@ -16526,7 +21158,7 @@
     </w:lvlOverride>
   </w:num>
   <w:num w:numId="11" w16cid:durableId="2086754421">
-    <w:abstractNumId w:val="16"/>
+    <w:abstractNumId w:val="19"/>
     <w:lvlOverride w:ilvl="0">
       <w:startOverride w:val="1"/>
     </w:lvlOverride>
@@ -16556,13 +21188,13 @@
     </w:lvlOverride>
   </w:num>
   <w:num w:numId="12" w16cid:durableId="722096579">
-    <w:abstractNumId w:val="7"/>
+    <w:abstractNumId w:val="8"/>
   </w:num>
   <w:num w:numId="13" w16cid:durableId="1710179820">
-    <w:abstractNumId w:val="15"/>
+    <w:abstractNumId w:val="18"/>
   </w:num>
   <w:num w:numId="14" w16cid:durableId="305401271">
-    <w:abstractNumId w:val="6"/>
+    <w:abstractNumId w:val="7"/>
     <w:lvlOverride w:ilvl="0">
       <w:startOverride w:val="1"/>
     </w:lvlOverride>
@@ -16652,7 +21284,7 @@
     </w:lvlOverride>
   </w:num>
   <w:num w:numId="17" w16cid:durableId="276719950">
-    <w:abstractNumId w:val="12"/>
+    <w:abstractNumId w:val="15"/>
     <w:lvlOverride w:ilvl="0">
       <w:startOverride w:val="1"/>
     </w:lvlOverride>
@@ -16682,7 +21314,91 @@
     </w:lvlOverride>
   </w:num>
   <w:num w:numId="18" w16cid:durableId="1127821787">
-    <w:abstractNumId w:val="11"/>
+    <w:abstractNumId w:val="14"/>
+  </w:num>
+  <w:num w:numId="19" w16cid:durableId="1657496467">
+    <w:abstractNumId w:val="13"/>
+    <w:lvlOverride w:ilvl="0">
+      <w:startOverride w:val="1"/>
+    </w:lvlOverride>
+    <w:lvlOverride w:ilvl="1">
+      <w:startOverride w:val="1"/>
+    </w:lvlOverride>
+    <w:lvlOverride w:ilvl="2">
+      <w:startOverride w:val="1"/>
+    </w:lvlOverride>
+    <w:lvlOverride w:ilvl="3">
+      <w:startOverride w:val="1"/>
+    </w:lvlOverride>
+    <w:lvlOverride w:ilvl="4">
+      <w:startOverride w:val="1"/>
+    </w:lvlOverride>
+    <w:lvlOverride w:ilvl="5">
+      <w:startOverride w:val="1"/>
+    </w:lvlOverride>
+    <w:lvlOverride w:ilvl="6">
+      <w:startOverride w:val="1"/>
+    </w:lvlOverride>
+    <w:lvlOverride w:ilvl="7">
+      <w:startOverride w:val="1"/>
+    </w:lvlOverride>
+    <w:lvlOverride w:ilvl="8">
+      <w:startOverride w:val="1"/>
+    </w:lvlOverride>
+  </w:num>
+  <w:num w:numId="20" w16cid:durableId="28189506">
+    <w:abstractNumId w:val="10"/>
+    <w:lvlOverride w:ilvl="0"/>
+    <w:lvlOverride w:ilvl="1"/>
+    <w:lvlOverride w:ilvl="2"/>
+    <w:lvlOverride w:ilvl="3"/>
+    <w:lvlOverride w:ilvl="4"/>
+    <w:lvlOverride w:ilvl="5"/>
+    <w:lvlOverride w:ilvl="6"/>
+    <w:lvlOverride w:ilvl="7"/>
+    <w:lvlOverride w:ilvl="8"/>
+  </w:num>
+  <w:num w:numId="21" w16cid:durableId="1279072132">
+    <w:abstractNumId w:val="21"/>
+    <w:lvlOverride w:ilvl="0">
+      <w:startOverride w:val="1"/>
+    </w:lvlOverride>
+    <w:lvlOverride w:ilvl="1">
+      <w:startOverride w:val="1"/>
+    </w:lvlOverride>
+    <w:lvlOverride w:ilvl="2">
+      <w:startOverride w:val="1"/>
+    </w:lvlOverride>
+    <w:lvlOverride w:ilvl="3">
+      <w:startOverride w:val="1"/>
+    </w:lvlOverride>
+    <w:lvlOverride w:ilvl="4">
+      <w:startOverride w:val="1"/>
+    </w:lvlOverride>
+    <w:lvlOverride w:ilvl="5">
+      <w:startOverride w:val="1"/>
+    </w:lvlOverride>
+    <w:lvlOverride w:ilvl="6">
+      <w:startOverride w:val="1"/>
+    </w:lvlOverride>
+    <w:lvlOverride w:ilvl="7">
+      <w:startOverride w:val="1"/>
+    </w:lvlOverride>
+    <w:lvlOverride w:ilvl="8">
+      <w:startOverride w:val="1"/>
+    </w:lvlOverride>
+  </w:num>
+  <w:num w:numId="22" w16cid:durableId="764031201">
+    <w:abstractNumId w:val="3"/>
+    <w:lvlOverride w:ilvl="0"/>
+    <w:lvlOverride w:ilvl="1"/>
+    <w:lvlOverride w:ilvl="2"/>
+    <w:lvlOverride w:ilvl="3"/>
+    <w:lvlOverride w:ilvl="4"/>
+    <w:lvlOverride w:ilvl="5"/>
+    <w:lvlOverride w:ilvl="6"/>
+    <w:lvlOverride w:ilvl="7"/>
+    <w:lvlOverride w:ilvl="8"/>
   </w:num>
 </w:numbering>
 </file>
